--- a/lessons/7-3/downloads/7-3-notes.docx
+++ b/lessons/7-3/downloads/7-3-notes.docx
@@ -311,6 +311,610 @@
         <w:rPr>
           <w:b/>
           <w:bCs/>
+          <w:color w:val="1FA6A2"/>
+          <w:sz w:val="26"/>
+          <w:szCs w:val="26"/>
+        </w:rPr>
+        <w:t xml:space="preserve">Turn &amp; Talk — Discussion Points  (Level 1 support · Level 2)</w:t>
+      </w:r>
+    </w:p>
+    <w:p>
+      <w:pPr>
+        <w:spacing w:after="60"/>
+      </w:pPr>
+      <w:r>
+        <w:rPr>
+          <w:i/>
+          <w:iCs/>
+          <w:color w:val="5F6F80"/>
+          <w:sz w:val="19"/>
+          <w:szCs w:val="19"/>
+        </w:rPr>
+        <w:t xml:space="preserve">Talk with a partner. Use the Level 1 stems if you need help getting started; try the Level 2 question when you are ready for more.</w:t>
+      </w:r>
+    </w:p>
+    <w:p>
+      <w:pPr>
+        <w:spacing w:after="60"/>
+      </w:pPr>
+      <w:r>
+        <w:rPr>
+          <w:b/>
+          <w:bCs/>
+          <w:color w:val="12355B"/>
+          <w:sz w:val="21"/>
+          <w:szCs w:val="21"/>
+        </w:rPr>
+        <w:t xml:space="preserve">1. [Launch] </w:t>
+      </w:r>
+      <w:r>
+        <w:rPr>
+          <w:b/>
+          <w:bCs/>
+          <w:sz w:val="21"/>
+          <w:szCs w:val="21"/>
+        </w:rPr>
+        <w:t xml:space="preserve">Detective Park has 3 identical boxes holding 21 pieces of evidence total, written as 3x = 21. What does each part of the equation mean, and how is solving this different from solving x + 3 = 21?</w:t>
+      </w:r>
+    </w:p>
+    <w:p>
+      <w:pPr>
+        <w:spacing w:after="60"/>
+      </w:pPr>
+      <w:r>
+        <w:rPr>
+          <w:b/>
+          <w:bCs/>
+          <w:color w:val="1FA6A2"/>
+          <w:sz w:val="20"/>
+          <w:szCs w:val="20"/>
+        </w:rPr>
+        <w:t xml:space="preserve">Level 1 — Start here: </w:t>
+      </w:r>
+      <w:r>
+        <w:rPr>
+          <w:sz w:val="20"/>
+          <w:szCs w:val="20"/>
+        </w:rPr>
+        <w:t xml:space="preserve">In 3x = 21 the variable is multiplied, so I undo it with division.</w:t>
+      </w:r>
+    </w:p>
+    <w:p>
+      <w:pPr>
+        <w:spacing w:after="60"/>
+      </w:pPr>
+      <w:r>
+        <w:rPr>
+          <w:sz w:val="21"/>
+          <w:szCs w:val="21"/>
+        </w:rPr>
+        <w:t xml:space="preserve">The 3 means ___ and x means ___.</w:t>
+      </w:r>
+      <w:r>
+        <w:rPr>
+          <w:i/>
+          <w:iCs/>
+          <w:color w:val="5F6F80"/>
+          <w:sz w:val="19"/>
+          <w:szCs w:val="19"/>
+        </w:rPr>
+        <w:br/>
+        <w:t xml:space="preserve">
+El 3 significa ___ y x significa ___.</w:t>
+      </w:r>
+    </w:p>
+    <w:p>
+      <w:pPr>
+        <w:spacing w:after="60"/>
+      </w:pPr>
+      <w:r>
+        <w:rPr>
+          <w:sz w:val="21"/>
+          <w:szCs w:val="21"/>
+        </w:rPr>
+        <w:t xml:space="preserve">Solving 3x = 21 is different from x + 3 = 21 because ___.</w:t>
+      </w:r>
+      <w:r>
+        <w:rPr>
+          <w:i/>
+          <w:iCs/>
+          <w:color w:val="5F6F80"/>
+          <w:sz w:val="19"/>
+          <w:szCs w:val="19"/>
+        </w:rPr>
+        <w:br/>
+        <w:t xml:space="preserve">
+Resolver 3x = 21 es diferente de x + 3 = 21 porque ___.</w:t>
+      </w:r>
+    </w:p>
+    <w:p>
+      <w:pPr>
+        <w:spacing w:after="60"/>
+      </w:pPr>
+      <w:r>
+        <w:rPr>
+          <w:b/>
+          <w:bCs/>
+          <w:color w:val="12355B"/>
+          <w:sz w:val="20"/>
+          <w:szCs w:val="20"/>
+        </w:rPr>
+        <w:t xml:space="preserve">Word bank: </w:t>
+      </w:r>
+      <w:r>
+        <w:rPr>
+          <w:color w:val="1FA6A2"/>
+          <w:sz w:val="20"/>
+          <w:szCs w:val="20"/>
+        </w:rPr>
+        <w:t xml:space="preserve">inverse operation, multiply, divide, isolate</w:t>
+      </w:r>
+    </w:p>
+    <w:p>
+      <w:pPr>
+        <w:spacing w:after="60"/>
+      </w:pPr>
+      <w:r>
+        <w:rPr>
+          <w:b/>
+          <w:bCs/>
+          <w:color w:val="12355B"/>
+          <w:sz w:val="19"/>
+          <w:szCs w:val="19"/>
+        </w:rPr>
+        <w:t xml:space="preserve">Listen for: </w:t>
+      </w:r>
+      <w:r>
+        <w:rPr>
+          <w:i/>
+          <w:iCs/>
+          <w:color w:val="5F6F80"/>
+          <w:sz w:val="19"/>
+          <w:szCs w:val="19"/>
+        </w:rPr>
+        <w:t xml:space="preserve">Students read 3x as 3 groups of x, recognize multiplication, and contrast it with addition, knowing they will divide (not subtract) to solve.</w:t>
+      </w:r>
+    </w:p>
+    <w:p>
+      <w:pPr>
+        <w:spacing w:after="60"/>
+      </w:pPr>
+      <w:r>
+        <w:rPr>
+          <w:b/>
+          <w:bCs/>
+          <w:color w:val="9A6B12"/>
+          <w:sz w:val="20"/>
+          <w:szCs w:val="20"/>
+        </w:rPr>
+        <w:t xml:space="preserve">Level 2: </w:t>
+      </w:r>
+      <w:r>
+        <w:rPr>
+          <w:sz w:val="20"/>
+          <w:szCs w:val="20"/>
+        </w:rPr>
+        <w:t xml:space="preserve">Predict: would x in 3x = 21 be larger or smaller than in 5x = 21? Justify before solving.</w:t>
+      </w:r>
+    </w:p>
+    <w:p>
+      <w:pPr>
+        <w:spacing w:after="60"/>
+        <w:ind w:left="360"/>
+      </w:pPr>
+      <w:r>
+        <w:rPr>
+          <w:sz w:val="20"/>
+          <w:szCs w:val="20"/>
+        </w:rPr>
+        <w:t xml:space="preserve">• x would be ___ in 5x = 21 because ___.</w:t>
+      </w:r>
+    </w:p>
+    <w:p>
+      <w:pPr>
+        <w:spacing w:after="60"/>
+        <w:ind w:left="360"/>
+      </w:pPr>
+      <w:r>
+        <w:rPr>
+          <w:sz w:val="20"/>
+          <w:szCs w:val="20"/>
+        </w:rPr>
+        <w:t xml:space="preserve">• More boxes means each box has ___.</w:t>
+      </w:r>
+    </w:p>
+    <w:p>
+      <w:pPr>
+        <w:spacing w:after="60"/>
+      </w:pPr>
+      <w:r>
+        <w:rPr>
+          <w:b/>
+          <w:bCs/>
+          <w:color w:val="12355B"/>
+          <w:sz w:val="21"/>
+          <w:szCs w:val="21"/>
+        </w:rPr>
+        <w:t xml:space="preserve">2. [Explore] </w:t>
+      </w:r>
+      <w:r>
+        <w:rPr>
+          <w:b/>
+          <w:bCs/>
+          <w:sz w:val="21"/>
+          <w:szCs w:val="21"/>
+        </w:rPr>
+        <w:t xml:space="preserve">How did you undo the multiplication in 3x = 21 (or the division in x / 4 = 9) to isolate the variable?</w:t>
+      </w:r>
+    </w:p>
+    <w:p>
+      <w:pPr>
+        <w:spacing w:after="60"/>
+      </w:pPr>
+      <w:r>
+        <w:rPr>
+          <w:b/>
+          <w:bCs/>
+          <w:color w:val="1FA6A2"/>
+          <w:sz w:val="20"/>
+          <w:szCs w:val="20"/>
+        </w:rPr>
+        <w:t xml:space="preserve">Level 1 — Start here: </w:t>
+      </w:r>
+      <w:r>
+        <w:rPr>
+          <w:sz w:val="20"/>
+          <w:szCs w:val="20"/>
+        </w:rPr>
+        <w:t xml:space="preserve">I use the inverse operation: division undoes multiplication.</w:t>
+      </w:r>
+    </w:p>
+    <w:p>
+      <w:pPr>
+        <w:spacing w:after="60"/>
+      </w:pPr>
+      <w:r>
+        <w:rPr>
+          <w:sz w:val="21"/>
+          <w:szCs w:val="21"/>
+        </w:rPr>
+        <w:t xml:space="preserve">I divided / multiplied both sides by ___, so the answer is ___.</w:t>
+      </w:r>
+      <w:r>
+        <w:rPr>
+          <w:i/>
+          <w:iCs/>
+          <w:color w:val="5F6F80"/>
+          <w:sz w:val="19"/>
+          <w:szCs w:val="19"/>
+        </w:rPr>
+        <w:br/>
+        <w:t xml:space="preserve">
+Dividí / multipliqué ambos lados por ___, así que la respuesta es ___.</w:t>
+      </w:r>
+    </w:p>
+    <w:p>
+      <w:pPr>
+        <w:spacing w:after="60"/>
+      </w:pPr>
+      <w:r>
+        <w:rPr>
+          <w:sz w:val="21"/>
+          <w:szCs w:val="21"/>
+        </w:rPr>
+        <w:t xml:space="preserve">The inverse of ___ is ___, so I ___.</w:t>
+      </w:r>
+      <w:r>
+        <w:rPr>
+          <w:i/>
+          <w:iCs/>
+          <w:color w:val="5F6F80"/>
+          <w:sz w:val="19"/>
+          <w:szCs w:val="19"/>
+        </w:rPr>
+        <w:br/>
+        <w:t xml:space="preserve">
+El inverso de ___ es ___, así que ___.</w:t>
+      </w:r>
+    </w:p>
+    <w:p>
+      <w:pPr>
+        <w:spacing w:after="60"/>
+      </w:pPr>
+      <w:r>
+        <w:rPr>
+          <w:b/>
+          <w:bCs/>
+          <w:color w:val="12355B"/>
+          <w:sz w:val="20"/>
+          <w:szCs w:val="20"/>
+        </w:rPr>
+        <w:t xml:space="preserve">Word bank: </w:t>
+      </w:r>
+      <w:r>
+        <w:rPr>
+          <w:color w:val="1FA6A2"/>
+          <w:sz w:val="20"/>
+          <w:szCs w:val="20"/>
+        </w:rPr>
+        <w:t xml:space="preserve">inverse operation, multiply, divide, isolate</w:t>
+      </w:r>
+    </w:p>
+    <w:p>
+      <w:pPr>
+        <w:spacing w:after="60"/>
+      </w:pPr>
+      <w:r>
+        <w:rPr>
+          <w:b/>
+          <w:bCs/>
+          <w:color w:val="12355B"/>
+          <w:sz w:val="19"/>
+          <w:szCs w:val="19"/>
+        </w:rPr>
+        <w:t xml:space="preserve">Listen for: </w:t>
+      </w:r>
+      <w:r>
+        <w:rPr>
+          <w:i/>
+          <w:iCs/>
+          <w:color w:val="5F6F80"/>
+          <w:sz w:val="19"/>
+          <w:szCs w:val="19"/>
+        </w:rPr>
+        <w:t xml:space="preserve">Students divide both sides by 3 to get x = 7 (or multiply by 4 to get x = 36) and name division/multiplication as inverse operations.</w:t>
+      </w:r>
+    </w:p>
+    <w:p>
+      <w:pPr>
+        <w:spacing w:after="60"/>
+      </w:pPr>
+      <w:r>
+        <w:rPr>
+          <w:b/>
+          <w:bCs/>
+          <w:color w:val="9A6B12"/>
+          <w:sz w:val="20"/>
+          <w:szCs w:val="20"/>
+        </w:rPr>
+        <w:t xml:space="preserve">Level 2: </w:t>
+      </w:r>
+      <w:r>
+        <w:rPr>
+          <w:sz w:val="20"/>
+          <w:szCs w:val="20"/>
+        </w:rPr>
+        <w:t xml:space="preserve">Why does dividing only one side of 3x = 21 give the wrong answer? Compare doing it to one side versus both sides.</w:t>
+      </w:r>
+    </w:p>
+    <w:p>
+      <w:pPr>
+        <w:spacing w:after="60"/>
+        <w:ind w:left="360"/>
+      </w:pPr>
+      <w:r>
+        <w:rPr>
+          <w:sz w:val="20"/>
+          <w:szCs w:val="20"/>
+        </w:rPr>
+        <w:t xml:space="preserve">• Dividing only one side is wrong because ___.</w:t>
+      </w:r>
+    </w:p>
+    <w:p>
+      <w:pPr>
+        <w:spacing w:after="60"/>
+        <w:ind w:left="360"/>
+      </w:pPr>
+      <w:r>
+        <w:rPr>
+          <w:sz w:val="20"/>
+          <w:szCs w:val="20"/>
+        </w:rPr>
+        <w:t xml:space="preserve">• To keep the equation true I must ___.</w:t>
+      </w:r>
+    </w:p>
+    <w:p>
+      <w:pPr>
+        <w:spacing w:after="60"/>
+      </w:pPr>
+      <w:r>
+        <w:rPr>
+          <w:b/>
+          <w:bCs/>
+          <w:color w:val="12355B"/>
+          <w:sz w:val="21"/>
+          <w:szCs w:val="21"/>
+        </w:rPr>
+        <w:t xml:space="preserve">3. [Connect] </w:t>
+      </w:r>
+      <w:r>
+        <w:rPr>
+          <w:b/>
+          <w:bCs/>
+          <w:sz w:val="21"/>
+          <w:szCs w:val="21"/>
+        </w:rPr>
+        <w:t xml:space="preserve">When would you solve a multiplication or division equation in real life?</w:t>
+      </w:r>
+    </w:p>
+    <w:p>
+      <w:pPr>
+        <w:spacing w:after="60"/>
+      </w:pPr>
+      <w:r>
+        <w:rPr>
+          <w:b/>
+          <w:bCs/>
+          <w:color w:val="1FA6A2"/>
+          <w:sz w:val="20"/>
+          <w:szCs w:val="20"/>
+        </w:rPr>
+        <w:t xml:space="preserve">Level 1 — Start here: </w:t>
+      </w:r>
+      <w:r>
+        <w:rPr>
+          <w:sz w:val="20"/>
+          <w:szCs w:val="20"/>
+        </w:rPr>
+        <w:t xml:space="preserve">These equations find an unknown when items are split into or made from equal groups.</w:t>
+      </w:r>
+    </w:p>
+    <w:p>
+      <w:pPr>
+        <w:spacing w:after="60"/>
+      </w:pPr>
+      <w:r>
+        <w:rPr>
+          <w:sz w:val="21"/>
+          <w:szCs w:val="21"/>
+        </w:rPr>
+        <w:t xml:space="preserve">I would use this kind of equation to find ___.</w:t>
+      </w:r>
+      <w:r>
+        <w:rPr>
+          <w:i/>
+          <w:iCs/>
+          <w:color w:val="5F6F80"/>
+          <w:sz w:val="19"/>
+          <w:szCs w:val="19"/>
+        </w:rPr>
+        <w:br/>
+        <w:t xml:space="preserve">
+Usaría este tipo de ecuación para hallar ___.</w:t>
+      </w:r>
+    </w:p>
+    <w:p>
+      <w:pPr>
+        <w:spacing w:after="60"/>
+      </w:pPr>
+      <w:r>
+        <w:rPr>
+          <w:sz w:val="21"/>
+          <w:szCs w:val="21"/>
+        </w:rPr>
+        <w:t xml:space="preserve">I would ___ both sides because ___.</w:t>
+      </w:r>
+      <w:r>
+        <w:rPr>
+          <w:i/>
+          <w:iCs/>
+          <w:color w:val="5F6F80"/>
+          <w:sz w:val="19"/>
+          <w:szCs w:val="19"/>
+        </w:rPr>
+        <w:br/>
+        <w:t xml:space="preserve">
+___ ambos lados porque ___.</w:t>
+      </w:r>
+    </w:p>
+    <w:p>
+      <w:pPr>
+        <w:spacing w:after="60"/>
+      </w:pPr>
+      <w:r>
+        <w:rPr>
+          <w:b/>
+          <w:bCs/>
+          <w:color w:val="12355B"/>
+          <w:sz w:val="20"/>
+          <w:szCs w:val="20"/>
+        </w:rPr>
+        <w:t xml:space="preserve">Word bank: </w:t>
+      </w:r>
+      <w:r>
+        <w:rPr>
+          <w:color w:val="1FA6A2"/>
+          <w:sz w:val="20"/>
+          <w:szCs w:val="20"/>
+        </w:rPr>
+        <w:t xml:space="preserve">inverse operation, multiply, divide, isolate</w:t>
+      </w:r>
+    </w:p>
+    <w:p>
+      <w:pPr>
+        <w:spacing w:after="60"/>
+      </w:pPr>
+      <w:r>
+        <w:rPr>
+          <w:b/>
+          <w:bCs/>
+          <w:color w:val="12355B"/>
+          <w:sz w:val="19"/>
+          <w:szCs w:val="19"/>
+        </w:rPr>
+        <w:t xml:space="preserve">Listen for: </w:t>
+      </w:r>
+      <w:r>
+        <w:rPr>
+          <w:i/>
+          <w:iCs/>
+          <w:color w:val="5F6F80"/>
+          <w:sz w:val="19"/>
+          <w:szCs w:val="19"/>
+        </w:rPr>
+        <w:t xml:space="preserve">Students name a real context (equal price per item, sharing equally, total from groups) and choose the correct inverse operation to isolate the variable.</w:t>
+      </w:r>
+    </w:p>
+    <w:p>
+      <w:pPr>
+        <w:spacing w:after="60"/>
+      </w:pPr>
+      <w:r>
+        <w:rPr>
+          <w:b/>
+          <w:bCs/>
+          <w:color w:val="9A6B12"/>
+          <w:sz w:val="20"/>
+          <w:szCs w:val="20"/>
+        </w:rPr>
+        <w:t xml:space="preserve">Level 2: </w:t>
+      </w:r>
+      <w:r>
+        <w:rPr>
+          <w:sz w:val="20"/>
+          <w:szCs w:val="20"/>
+        </w:rPr>
+        <w:t xml:space="preserve">Critique: 'To solve x / 5 = 12 you divide both sides by 5.' Explain the error and the correct inverse operation.</w:t>
+      </w:r>
+    </w:p>
+    <w:p>
+      <w:pPr>
+        <w:spacing w:after="60"/>
+        <w:ind w:left="360"/>
+      </w:pPr>
+      <w:r>
+        <w:rPr>
+          <w:sz w:val="20"/>
+          <w:szCs w:val="20"/>
+        </w:rPr>
+        <w:t xml:space="preserve">• This is wrong because the inverse of division is ___.</w:t>
+      </w:r>
+    </w:p>
+    <w:p>
+      <w:pPr>
+        <w:spacing w:after="60"/>
+        <w:ind w:left="360"/>
+      </w:pPr>
+      <w:r>
+        <w:rPr>
+          <w:sz w:val="20"/>
+          <w:szCs w:val="20"/>
+        </w:rPr>
+        <w:t xml:space="preserve">• I should ___ both sides by 5, which gives ___.</w:t>
+      </w:r>
+    </w:p>
+    <w:p>
+      <w:pPr>
+        <w:pStyle w:val="Heading2"/>
+        <w:pBdr>
+          <w:left w:val="single" w:color="1FA6A2" w:sz="18" w:space="8"/>
+        </w:pBdr>
+        <w:spacing w:after="100" w:before="200"/>
+      </w:pPr>
+      <w:r>
+        <w:rPr>
+          <w:b/>
+          <w:bCs/>
           <w:color w:val="9A6B12"/>
           <w:sz w:val="26"/>
           <w:szCs w:val="26"/>
@@ -883,7 +1487,7 @@
           <w:sz w:val="21"/>
           <w:szCs w:val="21"/>
         </w:rPr>
-        <w:t xml:space="preserve">I divided / multiplied both sides by ___.</w:t>
+        <w:t xml:space="preserve">The 3 means ___ and x means ___.</w:t>
       </w:r>
       <w:r>
         <w:rPr>
@@ -895,19 +1499,19 @@
         </w:rPr>
         <w:br/>
         <w:t xml:space="preserve">
-Dividí / multipliqué ambos lados por ___.</w:t>
-      </w:r>
-    </w:p>
-    <w:p>
-      <w:pPr>
-        <w:spacing w:after="60"/>
-      </w:pPr>
-      <w:r>
-        <w:rPr>
-          <w:sz w:val="21"/>
-          <w:szCs w:val="21"/>
-        </w:rPr>
-        <w:t xml:space="preserve">The answer is ___ because ___.</w:t>
+El 3 significa ___ y x significa ___.</w:t>
+      </w:r>
+    </w:p>
+    <w:p>
+      <w:pPr>
+        <w:spacing w:after="60"/>
+      </w:pPr>
+      <w:r>
+        <w:rPr>
+          <w:sz w:val="21"/>
+          <w:szCs w:val="21"/>
+        </w:rPr>
+        <w:t xml:space="preserve">Solving 3x = 21 is different from x + 3 = 21 because ___.</w:t>
       </w:r>
       <w:r>
         <w:rPr>
@@ -919,19 +1523,19 @@
         </w:rPr>
         <w:br/>
         <w:t xml:space="preserve">
-La respuesta es ___ porque ___.</w:t>
-      </w:r>
-    </w:p>
-    <w:p>
-      <w:pPr>
-        <w:spacing w:after="60"/>
-      </w:pPr>
-      <w:r>
-        <w:rPr>
-          <w:sz w:val="21"/>
-          <w:szCs w:val="21"/>
-        </w:rPr>
-        <w:t xml:space="preserve">I would use this to ___.</w:t>
+Resolver 3x = 21 es diferente de x + 3 = 21 porque ___.</w:t>
+      </w:r>
+    </w:p>
+    <w:p>
+      <w:pPr>
+        <w:spacing w:after="60"/>
+      </w:pPr>
+      <w:r>
+        <w:rPr>
+          <w:sz w:val="21"/>
+          <w:szCs w:val="21"/>
+        </w:rPr>
+        <w:t xml:space="preserve">I divided / multiplied both sides by ___, so the answer is ___.</w:t>
       </w:r>
       <w:r>
         <w:rPr>
@@ -943,7 +1547,7 @@
         </w:rPr>
         <w:br/>
         <w:t xml:space="preserve">
-Usaría esto para ___.</w:t>
+Dividí / multipliqué ambos lados por ___, así que la respuesta es ___.</w:t>
       </w:r>
     </w:p>
     <w:p>

--- a/lessons/7-3/downloads/7-3-notes.docx
+++ b/lessons/7-3/downloads/7-3-notes.docx
@@ -385,6 +385,43 @@
       </w:pPr>
       <w:r>
         <w:rPr>
+          <w:b/>
+          <w:bCs/>
+          <w:color w:val="1FA6A2"/>
+          <w:sz w:val="20"/>
+          <w:szCs w:val="20"/>
+        </w:rPr>
+        <w:t xml:space="preserve">Hint (optional): </w:t>
+      </w:r>
+      <w:r>
+        <w:rPr>
+          <w:sz w:val="20"/>
+          <w:szCs w:val="20"/>
+        </w:rPr>
+        <w:t xml:space="preserve">Try starting with the word "inverse operation" or "multiply". Re-read the question and underline what it is asking you to compare or find. Use one number or word from the problem as your evidence.</w:t>
+      </w:r>
+    </w:p>
+    <w:p>
+      <w:pPr>
+        <w:spacing w:after="60"/>
+      </w:pPr>
+      <w:r>
+        <w:rPr>
+          <w:b/>
+          <w:bCs/>
+          <w:color w:val="12355B"/>
+          <w:sz w:val="19"/>
+          <w:szCs w:val="19"/>
+        </w:rPr>
+        <w:t xml:space="preserve">Sentence starters (optional)</w:t>
+      </w:r>
+    </w:p>
+    <w:p>
+      <w:pPr>
+        <w:spacing w:after="60"/>
+      </w:pPr>
+      <w:r>
+        <w:rPr>
           <w:sz w:val="21"/>
           <w:szCs w:val="21"/>
         </w:rPr>
@@ -575,6 +612,43 @@
       </w:pPr>
       <w:r>
         <w:rPr>
+          <w:b/>
+          <w:bCs/>
+          <w:color w:val="1FA6A2"/>
+          <w:sz w:val="20"/>
+          <w:szCs w:val="20"/>
+        </w:rPr>
+        <w:t xml:space="preserve">Hint (optional): </w:t>
+      </w:r>
+      <w:r>
+        <w:rPr>
+          <w:sz w:val="20"/>
+          <w:szCs w:val="20"/>
+        </w:rPr>
+        <w:t xml:space="preserve">Try starting with the word "inverse operation" or "multiply". Re-read the question and underline what it is asking you to compare or find. Use one number or word from the problem as your evidence.</w:t>
+      </w:r>
+    </w:p>
+    <w:p>
+      <w:pPr>
+        <w:spacing w:after="60"/>
+      </w:pPr>
+      <w:r>
+        <w:rPr>
+          <w:b/>
+          <w:bCs/>
+          <w:color w:val="12355B"/>
+          <w:sz w:val="19"/>
+          <w:szCs w:val="19"/>
+        </w:rPr>
+        <w:t xml:space="preserve">Sentence starters (optional)</w:t>
+      </w:r>
+    </w:p>
+    <w:p>
+      <w:pPr>
+        <w:spacing w:after="60"/>
+      </w:pPr>
+      <w:r>
+        <w:rPr>
           <w:sz w:val="21"/>
           <w:szCs w:val="21"/>
         </w:rPr>
@@ -757,6 +831,43 @@
           <w:szCs w:val="20"/>
         </w:rPr>
         <w:t xml:space="preserve">These equations find an unknown when items are split into or made from equal groups.</w:t>
+      </w:r>
+    </w:p>
+    <w:p>
+      <w:pPr>
+        <w:spacing w:after="60"/>
+      </w:pPr>
+      <w:r>
+        <w:rPr>
+          <w:b/>
+          <w:bCs/>
+          <w:color w:val="1FA6A2"/>
+          <w:sz w:val="20"/>
+          <w:szCs w:val="20"/>
+        </w:rPr>
+        <w:t xml:space="preserve">Hint (optional): </w:t>
+      </w:r>
+      <w:r>
+        <w:rPr>
+          <w:sz w:val="20"/>
+          <w:szCs w:val="20"/>
+        </w:rPr>
+        <w:t xml:space="preserve">Try starting with the word "inverse operation" or "multiply". Re-read the question and underline what it is asking you to compare or find. Use one number or word from the problem as your evidence.</w:t>
+      </w:r>
+    </w:p>
+    <w:p>
+      <w:pPr>
+        <w:spacing w:after="60"/>
+      </w:pPr>
+      <w:r>
+        <w:rPr>
+          <w:b/>
+          <w:bCs/>
+          <w:color w:val="12355B"/>
+          <w:sz w:val="19"/>
+          <w:szCs w:val="19"/>
+        </w:rPr>
+        <w:t xml:space="preserve">Sentence starters (optional)</w:t>
       </w:r>
     </w:p>
     <w:p>

--- a/lessons/7-3/downloads/7-3-notes.docx
+++ b/lessons/7-3/downloads/7-3-notes.docx
@@ -97,6 +97,69 @@
       </w:pPr>
       <w:r>
         <w:rPr>
+          <w:i/>
+          <w:iCs/>
+          <w:color w:val="5F6F80"/>
+          <w:sz w:val="19"/>
+          <w:szCs w:val="19"/>
+        </w:rPr>
+        <w:t xml:space="preserve">Picture first, then the word, then a plain-language meaning.</w:t>
+      </w:r>
+    </w:p>
+    <w:p>
+      <w:pPr>
+        <w:keepNext/>
+        <w:spacing w:after="20" w:before="120"/>
+        <w:jc w:val="center"/>
+      </w:pPr>
+      <w:r>
+        <w:drawing>
+          <wp:inline distT="0" distB="0" distL="0" distR="0">
+            <wp:extent cx="1238250" cy="933450"/>
+            <wp:effectExtent t="0" r="0" b="0" l="0"/>
+            <wp:docPr id="1" name="" descr="" title=""/>
+            <wp:cNvGraphicFramePr>
+              <a:graphicFrameLocks xmlns:a="http://schemas.openxmlformats.org/drawingml/2006/main" noChangeAspect="1"/>
+            </wp:cNvGraphicFramePr>
+            <a:graphic xmlns:a="http://schemas.openxmlformats.org/drawingml/2006/main">
+              <a:graphicData uri="http://schemas.openxmlformats.org/drawingml/2006/picture">
+                <pic:pic xmlns:pic="http://schemas.openxmlformats.org/drawingml/2006/picture">
+                  <pic:nvPicPr>
+                    <pic:cNvPr id="0" name="" descr=""/>
+                    <pic:cNvPicPr>
+                      <a:picLocks noChangeAspect="1" noChangeArrowheads="1"/>
+                    </pic:cNvPicPr>
+                  </pic:nvPicPr>
+                  <pic:blipFill>
+                    <a:blip r:embed="rId9" cstate="none"/>
+                    <a:srcRect/>
+                    <a:stretch>
+                      <a:fillRect/>
+                    </a:stretch>
+                  </pic:blipFill>
+                  <pic:spPr bwMode="auto">
+                    <a:xfrm>
+                      <a:off x="0" y="0"/>
+                      <a:ext cx="1238250" cy="933450"/>
+                    </a:xfrm>
+                    <a:prstGeom prst="rect">
+                      <a:avLst/>
+                    </a:prstGeom>
+                  </pic:spPr>
+                </pic:pic>
+              </a:graphicData>
+            </a:graphic>
+          </wp:inline>
+        </w:drawing>
+      </w:r>
+    </w:p>
+    <w:p>
+      <w:pPr>
+        <w:keepNext/>
+        <w:spacing w:after="20"/>
+      </w:pPr>
+      <w:r>
+        <w:rPr>
           <w:b/>
           <w:bCs/>
           <w:color w:val="12355B"/>
@@ -118,7 +181,7 @@
     </w:p>
     <w:p>
       <w:pPr>
-        <w:spacing w:after="60"/>
+        <w:spacing w:after="160"/>
       </w:pPr>
       <w:r>
         <w:rPr>
@@ -130,22 +193,55 @@
     </w:p>
     <w:p>
       <w:pPr>
-        <w:spacing w:after="60"/>
-      </w:pPr>
-      <w:r>
-        <w:rPr>
-          <w:i/>
-          <w:iCs/>
-          <w:color w:val="5F6F80"/>
-          <w:sz w:val="19"/>
-          <w:szCs w:val="19"/>
-        </w:rPr>
-        <w:t xml:space="preserve">Multiplication and division are inverses: 3 × 7 = 21, so 21 ÷ 3 = 7</w:t>
-      </w:r>
-    </w:p>
-    <w:p>
-      <w:pPr>
-        <w:spacing w:after="60"/>
+        <w:keepNext/>
+        <w:spacing w:after="20" w:before="120"/>
+        <w:jc w:val="center"/>
+      </w:pPr>
+      <w:r>
+        <w:drawing>
+          <wp:inline distT="0" distB="0" distL="0" distR="0">
+            <wp:extent cx="1238250" cy="933450"/>
+            <wp:effectExtent t="0" r="0" b="0" l="0"/>
+            <wp:docPr id="1" name="" descr="" title=""/>
+            <wp:cNvGraphicFramePr>
+              <a:graphicFrameLocks xmlns:a="http://schemas.openxmlformats.org/drawingml/2006/main" noChangeAspect="1"/>
+            </wp:cNvGraphicFramePr>
+            <a:graphic xmlns:a="http://schemas.openxmlformats.org/drawingml/2006/main">
+              <a:graphicData uri="http://schemas.openxmlformats.org/drawingml/2006/picture">
+                <pic:pic xmlns:pic="http://schemas.openxmlformats.org/drawingml/2006/picture">
+                  <pic:nvPicPr>
+                    <pic:cNvPr id="0" name="" descr=""/>
+                    <pic:cNvPicPr>
+                      <a:picLocks noChangeAspect="1" noChangeArrowheads="1"/>
+                    </pic:cNvPicPr>
+                  </pic:nvPicPr>
+                  <pic:blipFill>
+                    <a:blip r:embed="rId10" cstate="none"/>
+                    <a:srcRect/>
+                    <a:stretch>
+                      <a:fillRect/>
+                    </a:stretch>
+                  </pic:blipFill>
+                  <pic:spPr bwMode="auto">
+                    <a:xfrm>
+                      <a:off x="0" y="0"/>
+                      <a:ext cx="1238250" cy="933450"/>
+                    </a:xfrm>
+                    <a:prstGeom prst="rect">
+                      <a:avLst/>
+                    </a:prstGeom>
+                  </pic:spPr>
+                </pic:pic>
+              </a:graphicData>
+            </a:graphic>
+          </wp:inline>
+        </w:drawing>
+      </w:r>
+    </w:p>
+    <w:p>
+      <w:pPr>
+        <w:keepNext/>
+        <w:spacing w:after="20"/>
       </w:pPr>
       <w:r>
         <w:rPr>
@@ -170,7 +266,7 @@
     </w:p>
     <w:p>
       <w:pPr>
-        <w:spacing w:after="60"/>
+        <w:spacing w:after="160"/>
       </w:pPr>
       <w:r>
         <w:rPr>
@@ -182,22 +278,55 @@
     </w:p>
     <w:p>
       <w:pPr>
-        <w:spacing w:after="60"/>
-      </w:pPr>
-      <w:r>
-        <w:rPr>
-          <w:i/>
-          <w:iCs/>
-          <w:color w:val="5F6F80"/>
-          <w:sz w:val="19"/>
-          <w:szCs w:val="19"/>
-        </w:rPr>
-        <w:t xml:space="preserve">3 × 7 = 21 means 3 groups of 7 equals 21</w:t>
-      </w:r>
-    </w:p>
-    <w:p>
-      <w:pPr>
-        <w:spacing w:after="60"/>
+        <w:keepNext/>
+        <w:spacing w:after="20" w:before="120"/>
+        <w:jc w:val="center"/>
+      </w:pPr>
+      <w:r>
+        <w:drawing>
+          <wp:inline distT="0" distB="0" distL="0" distR="0">
+            <wp:extent cx="1238250" cy="933450"/>
+            <wp:effectExtent t="0" r="0" b="0" l="0"/>
+            <wp:docPr id="1" name="" descr="" title=""/>
+            <wp:cNvGraphicFramePr>
+              <a:graphicFrameLocks xmlns:a="http://schemas.openxmlformats.org/drawingml/2006/main" noChangeAspect="1"/>
+            </wp:cNvGraphicFramePr>
+            <a:graphic xmlns:a="http://schemas.openxmlformats.org/drawingml/2006/main">
+              <a:graphicData uri="http://schemas.openxmlformats.org/drawingml/2006/picture">
+                <pic:pic xmlns:pic="http://schemas.openxmlformats.org/drawingml/2006/picture">
+                  <pic:nvPicPr>
+                    <pic:cNvPr id="0" name="" descr=""/>
+                    <pic:cNvPicPr>
+                      <a:picLocks noChangeAspect="1" noChangeArrowheads="1"/>
+                    </pic:cNvPicPr>
+                  </pic:nvPicPr>
+                  <pic:blipFill>
+                    <a:blip r:embed="rId11" cstate="none"/>
+                    <a:srcRect/>
+                    <a:stretch>
+                      <a:fillRect/>
+                    </a:stretch>
+                  </pic:blipFill>
+                  <pic:spPr bwMode="auto">
+                    <a:xfrm>
+                      <a:off x="0" y="0"/>
+                      <a:ext cx="1238250" cy="933450"/>
+                    </a:xfrm>
+                    <a:prstGeom prst="rect">
+                      <a:avLst/>
+                    </a:prstGeom>
+                  </pic:spPr>
+                </pic:pic>
+              </a:graphicData>
+            </a:graphic>
+          </wp:inline>
+        </w:drawing>
+      </w:r>
+    </w:p>
+    <w:p>
+      <w:pPr>
+        <w:keepNext/>
+        <w:spacing w:after="20"/>
       </w:pPr>
       <w:r>
         <w:rPr>
@@ -222,7 +351,7 @@
     </w:p>
     <w:p>
       <w:pPr>
-        <w:spacing w:after="60"/>
+        <w:spacing w:after="160"/>
       </w:pPr>
       <w:r>
         <w:rPr>
@@ -234,22 +363,55 @@
     </w:p>
     <w:p>
       <w:pPr>
-        <w:spacing w:after="60"/>
-      </w:pPr>
-      <w:r>
-        <w:rPr>
-          <w:i/>
-          <w:iCs/>
-          <w:color w:val="5F6F80"/>
-          <w:sz w:val="19"/>
-          <w:szCs w:val="19"/>
-        </w:rPr>
-        <w:t xml:space="preserve">36 ÷ 4 = 9 means 36 split into 4 equal groups gives 9 per group</w:t>
-      </w:r>
-    </w:p>
-    <w:p>
-      <w:pPr>
-        <w:spacing w:after="60"/>
+        <w:keepNext/>
+        <w:spacing w:after="20" w:before="120"/>
+        <w:jc w:val="center"/>
+      </w:pPr>
+      <w:r>
+        <w:drawing>
+          <wp:inline distT="0" distB="0" distL="0" distR="0">
+            <wp:extent cx="1238250" cy="933450"/>
+            <wp:effectExtent t="0" r="0" b="0" l="0"/>
+            <wp:docPr id="1" name="" descr="" title=""/>
+            <wp:cNvGraphicFramePr>
+              <a:graphicFrameLocks xmlns:a="http://schemas.openxmlformats.org/drawingml/2006/main" noChangeAspect="1"/>
+            </wp:cNvGraphicFramePr>
+            <a:graphic xmlns:a="http://schemas.openxmlformats.org/drawingml/2006/main">
+              <a:graphicData uri="http://schemas.openxmlformats.org/drawingml/2006/picture">
+                <pic:pic xmlns:pic="http://schemas.openxmlformats.org/drawingml/2006/picture">
+                  <pic:nvPicPr>
+                    <pic:cNvPr id="0" name="" descr=""/>
+                    <pic:cNvPicPr>
+                      <a:picLocks noChangeAspect="1" noChangeArrowheads="1"/>
+                    </pic:cNvPicPr>
+                  </pic:nvPicPr>
+                  <pic:blipFill>
+                    <a:blip r:embed="rId9" cstate="none"/>
+                    <a:srcRect/>
+                    <a:stretch>
+                      <a:fillRect/>
+                    </a:stretch>
+                  </pic:blipFill>
+                  <pic:spPr bwMode="auto">
+                    <a:xfrm>
+                      <a:off x="0" y="0"/>
+                      <a:ext cx="1238250" cy="933450"/>
+                    </a:xfrm>
+                    <a:prstGeom prst="rect">
+                      <a:avLst/>
+                    </a:prstGeom>
+                  </pic:spPr>
+                </pic:pic>
+              </a:graphicData>
+            </a:graphic>
+          </wp:inline>
+        </w:drawing>
+      </w:r>
+    </w:p>
+    <w:p>
+      <w:pPr>
+        <w:keepNext/>
+        <w:spacing w:after="20"/>
       </w:pPr>
       <w:r>
         <w:rPr>
@@ -274,7 +436,7 @@
     </w:p>
     <w:p>
       <w:pPr>
-        <w:spacing w:after="60"/>
+        <w:spacing w:after="160"/>
       </w:pPr>
       <w:r>
         <w:rPr>
@@ -282,21 +444,6 @@
           <w:szCs w:val="21"/>
         </w:rPr>
         <w:t xml:space="preserve">To get the letter by itself on one side.</w:t>
-      </w:r>
-    </w:p>
-    <w:p>
-      <w:pPr>
-        <w:spacing w:after="60"/>
-      </w:pPr>
-      <w:r>
-        <w:rPr>
-          <w:i/>
-          <w:iCs/>
-          <w:color w:val="5F6F80"/>
-          <w:sz w:val="19"/>
-          <w:szCs w:val="19"/>
-        </w:rPr>
-        <w:t xml:space="preserve">3x = 21 → divide both sides by 3 → x = 7 (x is alone)</w:t>
       </w:r>
     </w:p>
     <w:p>

--- a/lessons/7-3/downloads/7-3-notes.docx
+++ b/lessons/7-3/downloads/7-3-notes.docx
@@ -448,6 +448,176 @@
     </w:p>
     <w:p>
       <w:pPr>
+        <w:keepNext/>
+        <w:spacing w:after="20" w:before="120"/>
+        <w:jc w:val="center"/>
+      </w:pPr>
+      <w:r>
+        <w:drawing>
+          <wp:inline distT="0" distB="0" distL="0" distR="0">
+            <wp:extent cx="1238250" cy="933450"/>
+            <wp:effectExtent t="0" r="0" b="0" l="0"/>
+            <wp:docPr id="1" name="" descr="" title=""/>
+            <wp:cNvGraphicFramePr>
+              <a:graphicFrameLocks xmlns:a="http://schemas.openxmlformats.org/drawingml/2006/main" noChangeAspect="1"/>
+            </wp:cNvGraphicFramePr>
+            <a:graphic xmlns:a="http://schemas.openxmlformats.org/drawingml/2006/main">
+              <a:graphicData uri="http://schemas.openxmlformats.org/drawingml/2006/picture">
+                <pic:pic xmlns:pic="http://schemas.openxmlformats.org/drawingml/2006/picture">
+                  <pic:nvPicPr>
+                    <pic:cNvPr id="0" name="" descr=""/>
+                    <pic:cNvPicPr>
+                      <a:picLocks noChangeAspect="1" noChangeArrowheads="1"/>
+                    </pic:cNvPicPr>
+                  </pic:nvPicPr>
+                  <pic:blipFill>
+                    <a:blip r:embed="rId12" cstate="none"/>
+                    <a:srcRect/>
+                    <a:stretch>
+                      <a:fillRect/>
+                    </a:stretch>
+                  </pic:blipFill>
+                  <pic:spPr bwMode="auto">
+                    <a:xfrm>
+                      <a:off x="0" y="0"/>
+                      <a:ext cx="1238250" cy="933450"/>
+                    </a:xfrm>
+                    <a:prstGeom prst="rect">
+                      <a:avLst/>
+                    </a:prstGeom>
+                  </pic:spPr>
+                </pic:pic>
+              </a:graphicData>
+            </a:graphic>
+          </wp:inline>
+        </w:drawing>
+      </w:r>
+    </w:p>
+    <w:p>
+      <w:pPr>
+        <w:keepNext/>
+        <w:spacing w:after="20"/>
+      </w:pPr>
+      <w:r>
+        <w:rPr>
+          <w:b/>
+          <w:bCs/>
+          <w:color w:val="12355B"/>
+          <w:sz w:val="23"/>
+          <w:szCs w:val="23"/>
+        </w:rPr>
+        <w:t xml:space="preserve">Coefficient</w:t>
+      </w:r>
+      <w:r>
+        <w:rPr>
+          <w:i/>
+          <w:iCs/>
+          <w:color w:val="5F6F80"/>
+          <w:sz w:val="20"/>
+          <w:szCs w:val="20"/>
+        </w:rPr>
+        <w:t xml:space="preserve">  ·  Coeficiente</w:t>
+      </w:r>
+    </w:p>
+    <w:p>
+      <w:pPr>
+        <w:spacing w:after="160"/>
+      </w:pPr>
+      <w:r>
+        <w:rPr>
+          <w:sz w:val="21"/>
+          <w:szCs w:val="21"/>
+        </w:rPr>
+        <w:t xml:space="preserve">The number multiplied by a variable.</w:t>
+      </w:r>
+    </w:p>
+    <w:p>
+      <w:pPr>
+        <w:keepNext/>
+        <w:spacing w:after="20" w:before="120"/>
+        <w:jc w:val="center"/>
+      </w:pPr>
+      <w:r>
+        <w:drawing>
+          <wp:inline distT="0" distB="0" distL="0" distR="0">
+            <wp:extent cx="1238250" cy="933450"/>
+            <wp:effectExtent t="0" r="0" b="0" l="0"/>
+            <wp:docPr id="1" name="" descr="" title=""/>
+            <wp:cNvGraphicFramePr>
+              <a:graphicFrameLocks xmlns:a="http://schemas.openxmlformats.org/drawingml/2006/main" noChangeAspect="1"/>
+            </wp:cNvGraphicFramePr>
+            <a:graphic xmlns:a="http://schemas.openxmlformats.org/drawingml/2006/main">
+              <a:graphicData uri="http://schemas.openxmlformats.org/drawingml/2006/picture">
+                <pic:pic xmlns:pic="http://schemas.openxmlformats.org/drawingml/2006/picture">
+                  <pic:nvPicPr>
+                    <pic:cNvPr id="0" name="" descr=""/>
+                    <pic:cNvPicPr>
+                      <a:picLocks noChangeAspect="1" noChangeArrowheads="1"/>
+                    </pic:cNvPicPr>
+                  </pic:nvPicPr>
+                  <pic:blipFill>
+                    <a:blip r:embed="rId9" cstate="none"/>
+                    <a:srcRect/>
+                    <a:stretch>
+                      <a:fillRect/>
+                    </a:stretch>
+                  </pic:blipFill>
+                  <pic:spPr bwMode="auto">
+                    <a:xfrm>
+                      <a:off x="0" y="0"/>
+                      <a:ext cx="1238250" cy="933450"/>
+                    </a:xfrm>
+                    <a:prstGeom prst="rect">
+                      <a:avLst/>
+                    </a:prstGeom>
+                  </pic:spPr>
+                </pic:pic>
+              </a:graphicData>
+            </a:graphic>
+          </wp:inline>
+        </w:drawing>
+      </w:r>
+    </w:p>
+    <w:p>
+      <w:pPr>
+        <w:keepNext/>
+        <w:spacing w:after="20"/>
+      </w:pPr>
+      <w:r>
+        <w:rPr>
+          <w:b/>
+          <w:bCs/>
+          <w:color w:val="12355B"/>
+          <w:sz w:val="23"/>
+          <w:szCs w:val="23"/>
+        </w:rPr>
+        <w:t xml:space="preserve">Solution</w:t>
+      </w:r>
+      <w:r>
+        <w:rPr>
+          <w:i/>
+          <w:iCs/>
+          <w:color w:val="5F6F80"/>
+          <w:sz w:val="20"/>
+          <w:szCs w:val="20"/>
+        </w:rPr>
+        <w:t xml:space="preserve">  ·  Solución</w:t>
+      </w:r>
+    </w:p>
+    <w:p>
+      <w:pPr>
+        <w:spacing w:after="160"/>
+      </w:pPr>
+      <w:r>
+        <w:rPr>
+          <w:sz w:val="21"/>
+          <w:szCs w:val="21"/>
+        </w:rPr>
+        <w:t xml:space="preserve">The value of the variable that makes the equation true.</w:t>
+      </w:r>
+    </w:p>
+    <w:p>
+      <w:pPr>
         <w:pStyle w:val="Heading2"/>
         <w:pBdr>
           <w:left w:val="single" w:color="1FA6A2" w:sz="18" w:space="8"/>
@@ -1239,19 +1409,19 @@
           <w:sz w:val="21"/>
           <w:szCs w:val="21"/>
         </w:rPr>
-        <w:t xml:space="preserve">Inverse operation is two math actions that undo each other, like × and ÷.</w:t>
-      </w:r>
-    </w:p>
-    <w:p>
-      <w:pPr>
-        <w:spacing w:after="60"/>
-      </w:pPr>
-      <w:r>
-        <w:rPr>
-          <w:sz w:val="21"/>
-          <w:szCs w:val="21"/>
-        </w:rPr>
-        <w:t xml:space="preserve">Write a kernel sentence about inverse operation. Use a subject and a verb.</w:t>
+        <w:t xml:space="preserve">Solution is the value of the variable that makes the equation true.</w:t>
+      </w:r>
+    </w:p>
+    <w:p>
+      <w:pPr>
+        <w:spacing w:after="60"/>
+      </w:pPr>
+      <w:r>
+        <w:rPr>
+          <w:sz w:val="21"/>
+          <w:szCs w:val="21"/>
+        </w:rPr>
+        <w:t xml:space="preserve">Write a kernel sentence about solution. Use a subject and a verb.</w:t>
       </w:r>
       <w:r>
         <w:rPr>
@@ -1263,7 +1433,7 @@
         </w:rPr>
         <w:br/>
         <w:t xml:space="preserve">
-Escribe una oración base sobre operación inversa. Usa un sujeto y un verbo.</w:t>
+Escribe una oración base sobre solución. Usa un sujeto y un verbo.</w:t>
       </w:r>
     </w:p>
     <w:p>
@@ -1332,7 +1502,7 @@
           <w:sz w:val="21"/>
           <w:szCs w:val="21"/>
         </w:rPr>
-        <w:t xml:space="preserve">Inverse operation matters in math</w:t>
+        <w:t xml:space="preserve">Solution matters in math</w:t>
       </w:r>
     </w:p>
     <w:p>
@@ -1354,7 +1524,7 @@
           <w:sz w:val="21"/>
           <w:szCs w:val="21"/>
         </w:rPr>
-        <w:t xml:space="preserve">Inverse operation matters in math because ___.</w:t>
+        <w:t xml:space="preserve">Solution matters in math because ___.</w:t>
       </w:r>
       <w:r>
         <w:rPr>
@@ -1366,7 +1536,7 @@
         </w:rPr>
         <w:br/>
         <w:t xml:space="preserve">
-Operación inversa importa en matemáticas porque ___.</w:t>
+Solución importa en matemáticas porque ___.</w:t>
       </w:r>
     </w:p>
     <w:p>
@@ -1399,7 +1569,7 @@
           <w:sz w:val="21"/>
           <w:szCs w:val="21"/>
         </w:rPr>
-        <w:t xml:space="preserve">Inverse operation matters in math, but ___.</w:t>
+        <w:t xml:space="preserve">Solution matters in math, but ___.</w:t>
       </w:r>
       <w:r>
         <w:rPr>
@@ -1411,7 +1581,7 @@
         </w:rPr>
         <w:br/>
         <w:t xml:space="preserve">
-Operación inversa importa en matemáticas, pero ___.</w:t>
+Solución importa en matemáticas, pero ___.</w:t>
       </w:r>
     </w:p>
     <w:p>
@@ -1444,7 +1614,7 @@
           <w:sz w:val="21"/>
           <w:szCs w:val="21"/>
         </w:rPr>
-        <w:t xml:space="preserve">Inverse operation matters in math, so ___.</w:t>
+        <w:t xml:space="preserve">Solution matters in math, so ___.</w:t>
       </w:r>
       <w:r>
         <w:rPr>
@@ -1456,7 +1626,7 @@
         </w:rPr>
         <w:br/>
         <w:t xml:space="preserve">
-Operación inversa importa en matemáticas, entonces ___.</w:t>
+Solución importa en matemáticas, entonces ___.</w:t>
       </w:r>
     </w:p>
     <w:p>
@@ -1514,19 +1684,19 @@
           <w:sz w:val="21"/>
           <w:szCs w:val="21"/>
         </w:rPr>
-        <w:t xml:space="preserve">Tell one true fact about inverse operation.</w:t>
-      </w:r>
-    </w:p>
-    <w:p>
-      <w:pPr>
-        <w:spacing w:after="60"/>
-      </w:pPr>
-      <w:r>
-        <w:rPr>
-          <w:sz w:val="21"/>
-          <w:szCs w:val="21"/>
-        </w:rPr>
-        <w:t xml:space="preserve">Inverse operation ___.</w:t>
+        <w:t xml:space="preserve">Tell one true fact about solution.</w:t>
+      </w:r>
+    </w:p>
+    <w:p>
+      <w:pPr>
+        <w:spacing w:after="60"/>
+      </w:pPr>
+      <w:r>
+        <w:rPr>
+          <w:sz w:val="21"/>
+          <w:szCs w:val="21"/>
+        </w:rPr>
+        <w:t xml:space="preserve">Solution ___.</w:t>
       </w:r>
     </w:p>
     <w:p>
@@ -1559,7 +1729,7 @@
           <w:sz w:val="21"/>
           <w:szCs w:val="21"/>
         </w:rPr>
-        <w:t xml:space="preserve">Ask a question about inverse operation.</w:t>
+        <w:t xml:space="preserve">Ask a question about solution.</w:t>
       </w:r>
     </w:p>
     <w:p>
@@ -1616,7 +1786,7 @@
           <w:sz w:val="21"/>
           <w:szCs w:val="21"/>
         </w:rPr>
-        <w:t xml:space="preserve">Show excitement about inverse operation.</w:t>
+        <w:t xml:space="preserve">Show excitement about solution.</w:t>
       </w:r>
     </w:p>
     <w:p>
@@ -1673,7 +1843,7 @@
           <w:sz w:val="21"/>
           <w:szCs w:val="21"/>
         </w:rPr>
-        <w:t xml:space="preserve">Tell a partner what to do with inverse operation.</w:t>
+        <w:t xml:space="preserve">Tell a partner what to do with solution.</w:t>
       </w:r>
     </w:p>
     <w:p>
@@ -2335,7 +2505,7 @@
           <w:sz w:val="20"/>
           <w:szCs w:val="20"/>
         </w:rPr>
-        <w:t xml:space="preserve">Kernel sentence: a complete sentence needs a subject and a verb. Example: Inverse operation is two math actions that undo each other, like × and ÷.</w:t>
+        <w:t xml:space="preserve">Kernel sentence: a complete sentence needs a subject and a verb. Example: Solution is the value of the variable that makes the equation true.</w:t>
       </w:r>
     </w:p>
     <w:p>

--- a/lessons/7-3/downloads/7-3-notes.docx
+++ b/lessons/7-3/downloads/7-3-notes.docx
@@ -1377,7 +1377,7 @@
           <w:sz w:val="24"/>
           <w:szCs w:val="24"/>
         </w:rPr>
-        <w:t xml:space="preserve">Try the Model</w:t>
+        <w:t xml:space="preserve">Solved Example</w:t>
       </w:r>
       <w:r>
         <w:rPr>
@@ -1387,90 +1387,152 @@
           <w:sz w:val="19"/>
           <w:szCs w:val="19"/>
         </w:rPr>
-        <w:t xml:space="preserve">   step through it together</w:t>
-      </w:r>
-    </w:p>
-    <w:p>
-      <w:pPr>
-        <w:spacing w:after="80"/>
-      </w:pPr>
-      <w:r>
-        <w:rPr>
-          <w:sz w:val="21"/>
-          <w:szCs w:val="21"/>
-        </w:rPr>
-        <w:t xml:space="preserve">Solve each equation by showing your work. Use inverse operations to isolate the variable.</w:t>
-      </w:r>
-    </w:p>
-    <w:p>
-      <w:pPr>
+        <w:t xml:space="preserve">   I Do — watch each step</w:t>
+      </w:r>
+    </w:p>
+    <w:p>
+      <w:pPr>
+        <w:keepNext/>
         <w:spacing w:after="40"/>
       </w:pPr>
       <w:r>
-        <w:t xml:space="preserve"/>
-      </w:r>
-    </w:p>
-    <w:tbl>
-      <w:tblPr>
-        <w:tblW w:type="pct" w:w="100%"/>
-        <w:tblBorders>
-          <w:top w:val="single" w:color="C7D2DD" w:sz="6"/>
-          <w:left w:val="single" w:color="C7D2DD" w:sz="6"/>
-          <w:bottom w:val="single" w:color="C7D2DD" w:sz="6"/>
-          <w:right w:val="single" w:color="C7D2DD" w:sz="6"/>
-          <w:insideH w:val="single" w:color="auto" w:sz="4"/>
-          <w:insideV w:val="single" w:color="auto" w:sz="4"/>
-        </w:tblBorders>
-      </w:tblPr>
-      <w:tblGrid>
-        <w:gridCol w:w="100"/>
-      </w:tblGrid>
-      <w:tr>
-        <w:tc>
-          <w:tcPr>
-            <w:shd w:fill="E6F4F3" w:color="auto" w:val="clear"/>
-            <w:tcMar>
-              <w:top w:type="dxa" w:w="60"/>
-              <w:left w:type="dxa" w:w="120"/>
-              <w:bottom w:type="dxa" w:w="60"/>
-              <w:right w:type="dxa" w:w="120"/>
-            </w:tcMar>
-          </w:tcPr>
-          <w:p>
-            <w:pPr>
-              <w:spacing w:after="0" w:line="320"/>
-            </w:pPr>
-            <w:r>
-              <w:t xml:space="preserve"/>
-            </w:r>
-          </w:p>
-          <w:p>
-            <w:pPr>
-              <w:spacing w:after="0" w:line="320"/>
-            </w:pPr>
-            <w:r>
-              <w:t xml:space="preserve"/>
-            </w:r>
-          </w:p>
-          <w:p>
-            <w:pPr>
-              <w:spacing w:after="0" w:line="320"/>
-            </w:pPr>
-            <w:r>
-              <w:t xml:space="preserve"/>
-            </w:r>
-          </w:p>
-          <w:p>
-            <w:pPr>
-              <w:spacing w:after="0" w:line="320"/>
-            </w:pPr>
-            <w:r>
-              <w:t xml:space="preserve"/>
-            </w:r>
-          </w:p>
-        </w:tc>
-      </w:tr>
-    </w:tbl>
+        <w:rPr>
+          <w:b/>
+          <w:bCs/>
+          <w:color w:val="12355B"/>
+          <w:sz w:val="21"/>
+          <w:szCs w:val="21"/>
+        </w:rPr>
+        <w:t xml:space="preserve">Problem:  </w:t>
+      </w:r>
+      <w:r>
+        <w:rPr>
+          <w:sz w:val="21"/>
+          <w:szCs w:val="21"/>
+        </w:rPr>
+        <w:t xml:space="preserve">Solve: 6x = 42</w:t>
+      </w:r>
+    </w:p>
+    <w:p>
+      <w:pPr>
+        <w:spacing w:after="30"/>
+        <w:ind w:left="420"/>
+      </w:pPr>
+      <w:r>
+        <w:rPr>
+          <w:sz w:val="20"/>
+          <w:szCs w:val="20"/>
+        </w:rPr>
+        <w:t xml:space="preserve">A)  x = 7</w:t>
+      </w:r>
+    </w:p>
+    <w:p>
+      <w:pPr>
+        <w:spacing w:after="30"/>
+        <w:ind w:left="420"/>
+      </w:pPr>
+      <w:r>
+        <w:rPr>
+          <w:sz w:val="20"/>
+          <w:szCs w:val="20"/>
+        </w:rPr>
+        <w:t xml:space="preserve">B)  x = 48</w:t>
+      </w:r>
+    </w:p>
+    <w:p>
+      <w:pPr>
+        <w:spacing w:after="30"/>
+        <w:ind w:left="420"/>
+      </w:pPr>
+      <w:r>
+        <w:rPr>
+          <w:sz w:val="20"/>
+          <w:szCs w:val="20"/>
+        </w:rPr>
+        <w:t xml:space="preserve">C)  x = 36</w:t>
+      </w:r>
+    </w:p>
+    <w:p>
+      <w:pPr>
+        <w:spacing w:after="30"/>
+        <w:ind w:left="420"/>
+      </w:pPr>
+      <w:r>
+        <w:rPr>
+          <w:sz w:val="20"/>
+          <w:szCs w:val="20"/>
+        </w:rPr>
+        <w:t xml:space="preserve">D)  x = 252</w:t>
+      </w:r>
+    </w:p>
+    <w:p>
+      <w:pPr>
+        <w:spacing w:after="20" w:before="50"/>
+      </w:pPr>
+      <w:r>
+        <w:rPr>
+          <w:b/>
+          <w:bCs/>
+          <w:color w:val="1FA6A2"/>
+          <w:sz w:val="21"/>
+          <w:szCs w:val="21"/>
+        </w:rPr>
+        <w:t xml:space="preserve">Step 1:  </w:t>
+      </w:r>
+      <w:r>
+        <w:rPr>
+          <w:sz w:val="21"/>
+          <w:szCs w:val="21"/>
+        </w:rPr>
+        <w:t xml:space="preserve">Divide both sides by 6: x = 42 ÷ 6 = 7.</w:t>
+      </w:r>
+    </w:p>
+    <w:p>
+      <w:pPr>
+        <w:spacing w:after="20" w:before="50"/>
+      </w:pPr>
+      <w:r>
+        <w:rPr>
+          <w:b/>
+          <w:bCs/>
+          <w:color w:val="1FA6A2"/>
+          <w:sz w:val="21"/>
+          <w:szCs w:val="21"/>
+        </w:rPr>
+        <w:t xml:space="preserve">Step 2:  </w:t>
+      </w:r>
+      <w:r>
+        <w:rPr>
+          <w:sz w:val="21"/>
+          <w:szCs w:val="21"/>
+        </w:rPr>
+        <w:t xml:space="preserve">Check: 6 × 7 = 42 ✓</w:t>
+      </w:r>
+    </w:p>
+    <w:p>
+      <w:pPr>
+        <w:spacing w:after="40" w:before="60"/>
+      </w:pPr>
+      <w:r>
+        <w:rPr>
+          <w:b/>
+          <w:bCs/>
+          <w:color w:val="12355B"/>
+          <w:sz w:val="21"/>
+          <w:szCs w:val="21"/>
+        </w:rPr>
+        <w:t xml:space="preserve">Answer:  </w:t>
+      </w:r>
+      <w:r>
+        <w:rPr>
+          <w:b/>
+          <w:bCs/>
+          <w:sz w:val="21"/>
+          <w:szCs w:val="21"/>
+        </w:rPr>
+        <w:t xml:space="preserve">A. x = 7</w:t>
+      </w:r>
+    </w:p>
     <w:p>
       <w:pPr>
         <w:pStyle w:val="Heading1"/>
@@ -1515,6 +1577,170 @@
           <w:szCs w:val="19"/>
         </w:rPr>
         <w:t xml:space="preserve">   We Do — work with your class</w:t>
+      </w:r>
+    </w:p>
+    <w:p>
+      <w:pPr>
+        <w:keepNext/>
+        <w:spacing w:after="40" w:before="40"/>
+      </w:pPr>
+      <w:r>
+        <w:rPr>
+          <w:b/>
+          <w:bCs/>
+          <w:color w:val="12355B"/>
+          <w:sz w:val="21"/>
+          <w:szCs w:val="21"/>
+        </w:rPr>
+        <w:t xml:space="preserve">Problem:  </w:t>
+      </w:r>
+      <w:r>
+        <w:rPr>
+          <w:sz w:val="21"/>
+          <w:szCs w:val="21"/>
+        </w:rPr>
+        <w:t xml:space="preserve">Solve: n / 3 = 8</w:t>
+      </w:r>
+    </w:p>
+    <w:p>
+      <w:pPr>
+        <w:spacing w:after="30"/>
+        <w:ind w:left="420"/>
+      </w:pPr>
+      <w:r>
+        <w:rPr>
+          <w:sz w:val="20"/>
+          <w:szCs w:val="20"/>
+        </w:rPr>
+        <w:t xml:space="preserve">A)  n = 24</w:t>
+      </w:r>
+    </w:p>
+    <w:p>
+      <w:pPr>
+        <w:spacing w:after="30"/>
+        <w:ind w:left="420"/>
+      </w:pPr>
+      <w:r>
+        <w:rPr>
+          <w:sz w:val="20"/>
+          <w:szCs w:val="20"/>
+        </w:rPr>
+        <w:t xml:space="preserve">B)  n = 11</w:t>
+      </w:r>
+    </w:p>
+    <w:p>
+      <w:pPr>
+        <w:spacing w:after="30"/>
+        <w:ind w:left="420"/>
+      </w:pPr>
+      <w:r>
+        <w:rPr>
+          <w:sz w:val="20"/>
+          <w:szCs w:val="20"/>
+        </w:rPr>
+        <w:t xml:space="preserve">C)  n = 5</w:t>
+      </w:r>
+    </w:p>
+    <w:p>
+      <w:pPr>
+        <w:spacing w:after="30"/>
+        <w:ind w:left="420"/>
+      </w:pPr>
+      <w:r>
+        <w:rPr>
+          <w:sz w:val="20"/>
+          <w:szCs w:val="20"/>
+        </w:rPr>
+        <w:t xml:space="preserve">D)  n = 3</w:t>
+      </w:r>
+    </w:p>
+    <w:p>
+      <w:pPr>
+        <w:keepNext/>
+        <w:spacing w:after="0" w:before="50"/>
+      </w:pPr>
+      <w:r>
+        <w:rPr>
+          <w:b/>
+          <w:bCs/>
+          <w:color w:val="6B4FA0"/>
+          <w:sz w:val="21"/>
+          <w:szCs w:val="21"/>
+        </w:rPr>
+        <w:t xml:space="preserve">Step 1:</w:t>
+      </w:r>
+    </w:p>
+    <w:p>
+      <w:pPr>
+        <w:pBdr>
+          <w:bottom w:val="single" w:color="AFBECC" w:sz="6"/>
+        </w:pBdr>
+        <w:spacing w:after="30" w:before="150"/>
+      </w:pPr>
+      <w:r>
+        <w:t xml:space="preserve"/>
+      </w:r>
+    </w:p>
+    <w:p>
+      <w:pPr>
+        <w:keepNext/>
+        <w:spacing w:after="0" w:before="50"/>
+      </w:pPr>
+      <w:r>
+        <w:rPr>
+          <w:b/>
+          <w:bCs/>
+          <w:color w:val="6B4FA0"/>
+          <w:sz w:val="21"/>
+          <w:szCs w:val="21"/>
+        </w:rPr>
+        <w:t xml:space="preserve">Step 2:</w:t>
+      </w:r>
+    </w:p>
+    <w:p>
+      <w:pPr>
+        <w:pBdr>
+          <w:bottom w:val="single" w:color="AFBECC" w:sz="6"/>
+        </w:pBdr>
+        <w:spacing w:after="30" w:before="150"/>
+      </w:pPr>
+      <w:r>
+        <w:t xml:space="preserve"/>
+      </w:r>
+    </w:p>
+    <w:p>
+      <w:pPr>
+        <w:keepNext/>
+        <w:spacing w:after="0" w:before="60"/>
+      </w:pPr>
+      <w:r>
+        <w:rPr>
+          <w:b/>
+          <w:bCs/>
+          <w:color w:val="12355B"/>
+          <w:sz w:val="21"/>
+          <w:szCs w:val="21"/>
+        </w:rPr>
+        <w:t xml:space="preserve">Answer:</w:t>
+      </w:r>
+    </w:p>
+    <w:p>
+      <w:pPr>
+        <w:pBdr>
+          <w:bottom w:val="single" w:color="AFBECC" w:sz="6"/>
+        </w:pBdr>
+        <w:spacing w:after="30" w:before="150"/>
+      </w:pPr>
+      <w:r>
+        <w:t xml:space="preserve"/>
+      </w:r>
+    </w:p>
+    <w:p>
+      <w:pPr>
+        <w:spacing w:after="80"/>
+      </w:pPr>
+      <w:r>
+        <w:t xml:space="preserve"/>
       </w:r>
     </w:p>
     <w:tbl>
@@ -2034,7 +2260,7 @@
           <w:sz w:val="21"/>
           <w:szCs w:val="21"/>
         </w:rPr>
-        <w:t xml:space="preserve">Solve: 6x = 42</w:t>
+        <w:t xml:space="preserve">Solve: 9m = 63</w:t>
       </w:r>
     </w:p>
     <w:p>
@@ -2047,7 +2273,7 @@
           <w:sz w:val="20"/>
           <w:szCs w:val="20"/>
         </w:rPr>
-        <w:t xml:space="preserve">A)  x = 7</w:t>
+        <w:t xml:space="preserve">A)  m = 7</w:t>
       </w:r>
     </w:p>
     <w:p>
@@ -2060,7 +2286,7 @@
           <w:sz w:val="20"/>
           <w:szCs w:val="20"/>
         </w:rPr>
-        <w:t xml:space="preserve">B)  x = 48</w:t>
+        <w:t xml:space="preserve">B)  m = 54</w:t>
       </w:r>
     </w:p>
     <w:p>
@@ -2073,7 +2299,7 @@
           <w:sz w:val="20"/>
           <w:szCs w:val="20"/>
         </w:rPr>
-        <w:t xml:space="preserve">C)  x = 36</w:t>
+        <w:t xml:space="preserve">C)  m = 72</w:t>
       </w:r>
     </w:p>
     <w:p>
@@ -2086,7 +2312,7 @@
           <w:sz w:val="20"/>
           <w:szCs w:val="20"/>
         </w:rPr>
-        <w:t xml:space="preserve">D)  x = 252</w:t>
+        <w:t xml:space="preserve">D)  m = 567</w:t>
       </w:r>
     </w:p>
     <w:p>
@@ -2164,7 +2390,7 @@
           <w:sz w:val="21"/>
           <w:szCs w:val="21"/>
         </w:rPr>
-        <w:t xml:space="preserve">Solve: n / 3 = 8</w:t>
+        <w:t xml:space="preserve">Solve: y / 7 = 5</w:t>
       </w:r>
     </w:p>
     <w:p>
@@ -2177,7 +2403,7 @@
           <w:sz w:val="20"/>
           <w:szCs w:val="20"/>
         </w:rPr>
-        <w:t xml:space="preserve">A)  n = 24</w:t>
+        <w:t xml:space="preserve">A)  y = 35</w:t>
       </w:r>
     </w:p>
     <w:p>
@@ -2190,7 +2416,7 @@
           <w:sz w:val="20"/>
           <w:szCs w:val="20"/>
         </w:rPr>
-        <w:t xml:space="preserve">B)  n = 11</w:t>
+        <w:t xml:space="preserve">B)  y = 12</w:t>
       </w:r>
     </w:p>
     <w:p>
@@ -2203,7 +2429,7 @@
           <w:sz w:val="20"/>
           <w:szCs w:val="20"/>
         </w:rPr>
-        <w:t xml:space="preserve">C)  n = 5</w:t>
+        <w:t xml:space="preserve">C)  y = 2</w:t>
       </w:r>
     </w:p>
     <w:p>
@@ -2216,7 +2442,7 @@
           <w:sz w:val="20"/>
           <w:szCs w:val="20"/>
         </w:rPr>
-        <w:t xml:space="preserve">D)  n = 3</w:t>
+        <w:t xml:space="preserve">D)  y = 7</w:t>
       </w:r>
     </w:p>
     <w:p>
@@ -2294,7 +2520,7 @@
           <w:sz w:val="21"/>
           <w:szCs w:val="21"/>
         </w:rPr>
-        <w:t xml:space="preserve">Solve: 9m = 63</w:t>
+        <w:t xml:space="preserve">A detective splits 54 clues equally among 9 case files. The equation 9c = 54 represents this. What is c?</w:t>
       </w:r>
     </w:p>
     <w:p>
@@ -2307,7 +2533,7 @@
           <w:sz w:val="20"/>
           <w:szCs w:val="20"/>
         </w:rPr>
-        <w:t xml:space="preserve">A)  m = 7</w:t>
+        <w:t xml:space="preserve">A)  c = 6</w:t>
       </w:r>
     </w:p>
     <w:p>
@@ -2320,7 +2546,7 @@
           <w:sz w:val="20"/>
           <w:szCs w:val="20"/>
         </w:rPr>
-        <w:t xml:space="preserve">B)  m = 54</w:t>
+        <w:t xml:space="preserve">B)  c = 63</w:t>
       </w:r>
     </w:p>
     <w:p>
@@ -2333,7 +2559,7 @@
           <w:sz w:val="20"/>
           <w:szCs w:val="20"/>
         </w:rPr>
-        <w:t xml:space="preserve">C)  m = 72</w:t>
+        <w:t xml:space="preserve">C)  c = 45</w:t>
       </w:r>
     </w:p>
     <w:p>
@@ -2346,7 +2572,7 @@
           <w:sz w:val="20"/>
           <w:szCs w:val="20"/>
         </w:rPr>
-        <w:t xml:space="preserve">D)  m = 567</w:t>
+        <w:t xml:space="preserve">D)  c = 9</w:t>
       </w:r>
     </w:p>
     <w:p>
@@ -2424,7 +2650,7 @@
           <w:sz w:val="21"/>
           <w:szCs w:val="21"/>
         </w:rPr>
-        <w:t xml:space="preserve">Solve: y / 7 = 5</w:t>
+        <w:t xml:space="preserve">Solve: 6x = 54.</w:t>
       </w:r>
     </w:p>
     <w:p>
@@ -2437,7 +2663,7 @@
           <w:sz w:val="20"/>
           <w:szCs w:val="20"/>
         </w:rPr>
-        <w:t xml:space="preserve">A)  y = 35</w:t>
+        <w:t xml:space="preserve">A)  x = 9</w:t>
       </w:r>
     </w:p>
     <w:p>
@@ -2450,7 +2676,7 @@
           <w:sz w:val="20"/>
           <w:szCs w:val="20"/>
         </w:rPr>
-        <w:t xml:space="preserve">B)  y = 12</w:t>
+        <w:t xml:space="preserve">B)  x = 60</w:t>
       </w:r>
     </w:p>
     <w:p>
@@ -2463,7 +2689,7 @@
           <w:sz w:val="20"/>
           <w:szCs w:val="20"/>
         </w:rPr>
-        <w:t xml:space="preserve">C)  y = 2</w:t>
+        <w:t xml:space="preserve">C)  x = 48</w:t>
       </w:r>
     </w:p>
     <w:p>
@@ -2476,7 +2702,7 @@
           <w:sz w:val="20"/>
           <w:szCs w:val="20"/>
         </w:rPr>
-        <w:t xml:space="preserve">D)  y = 7</w:t>
+        <w:t xml:space="preserve">D)  x = 324</w:t>
       </w:r>
     </w:p>
     <w:p>
@@ -3189,6 +3415,64 @@
           <w:sz w:val="24"/>
           <w:szCs w:val="24"/>
         </w:rPr>
+        <w:t xml:space="preserve">Worked Notes (I Do / We Do)</w:t>
+      </w:r>
+    </w:p>
+    <w:p>
+      <w:pPr>
+        <w:spacing w:after="80"/>
+      </w:pPr>
+      <w:r>
+        <w:rPr>
+          <w:b/>
+          <w:bCs/>
+          <w:sz w:val="21"/>
+          <w:szCs w:val="21"/>
+        </w:rPr>
+        <w:t xml:space="preserve">I Do:  </w:t>
+      </w:r>
+      <w:r>
+        <w:rPr>
+          <w:sz w:val="21"/>
+          <w:szCs w:val="21"/>
+        </w:rPr>
+        <w:t xml:space="preserve">A. x = 7</w:t>
+      </w:r>
+    </w:p>
+    <w:p>
+      <w:pPr>
+        <w:spacing w:after="80"/>
+      </w:pPr>
+      <w:r>
+        <w:rPr>
+          <w:b/>
+          <w:bCs/>
+          <w:sz w:val="21"/>
+          <w:szCs w:val="21"/>
+        </w:rPr>
+        <w:t xml:space="preserve">We Do:  </w:t>
+      </w:r>
+      <w:r>
+        <w:rPr>
+          <w:sz w:val="21"/>
+          <w:szCs w:val="21"/>
+        </w:rPr>
+        <w:t xml:space="preserve">A. n = 24</w:t>
+      </w:r>
+    </w:p>
+    <w:p>
+      <w:pPr>
+        <w:pStyle w:val="Heading2"/>
+        <w:spacing w:after="80" w:before="180"/>
+      </w:pPr>
+      <w:r>
+        <w:rPr>
+          <w:b/>
+          <w:bCs/>
+          <w:color w:val="12355B"/>
+          <w:sz w:val="24"/>
+          <w:szCs w:val="24"/>
+        </w:rPr>
         <w:t xml:space="preserve">Independent Practice</w:t>
       </w:r>
     </w:p>
@@ -3210,7 +3494,7 @@
           <w:sz w:val="21"/>
           <w:szCs w:val="21"/>
         </w:rPr>
-        <w:t xml:space="preserve">A)  x = 7</w:t>
+        <w:t xml:space="preserve">A)  m = 7</w:t>
       </w:r>
       <w:r>
         <w:rPr>
@@ -3220,7 +3504,7 @@
           <w:sz w:val="19"/>
           <w:szCs w:val="19"/>
         </w:rPr>
-        <w:t xml:space="preserve">  — Divide both sides by 6: x = 42 ÷ 6 = 7. Check: 6 × 7 = 42 ✓</w:t>
+        <w:t xml:space="preserve">  — Divide both sides by 9: m = 63 ÷ 9 = 7. Check: 9 × 7 = 63 ✓</w:t>
       </w:r>
     </w:p>
     <w:p>
@@ -3241,7 +3525,7 @@
           <w:sz w:val="21"/>
           <w:szCs w:val="21"/>
         </w:rPr>
-        <w:t xml:space="preserve">A)  n = 24</w:t>
+        <w:t xml:space="preserve">A)  y = 35</w:t>
       </w:r>
       <w:r>
         <w:rPr>
@@ -3251,7 +3535,7 @@
           <w:sz w:val="19"/>
           <w:szCs w:val="19"/>
         </w:rPr>
-        <w:t xml:space="preserve">  — Multiply both sides by 3: n = 8 × 3 = 24. Check: 24 / 3 = 8 ✓</w:t>
+        <w:t xml:space="preserve">  — Multiply both sides by 7: y = 5 × 7 = 35. Check: 35 / 7 = 5 ✓</w:t>
       </w:r>
     </w:p>
     <w:p>
@@ -3272,7 +3556,7 @@
           <w:sz w:val="21"/>
           <w:szCs w:val="21"/>
         </w:rPr>
-        <w:t xml:space="preserve">A)  m = 7</w:t>
+        <w:t xml:space="preserve">A)  c = 6</w:t>
       </w:r>
       <w:r>
         <w:rPr>
@@ -3282,7 +3566,7 @@
           <w:sz w:val="19"/>
           <w:szCs w:val="19"/>
         </w:rPr>
-        <w:t xml:space="preserve">  — Divide both sides by 9: m = 63 ÷ 9 = 7. Check: 9 × 7 = 63 ✓</w:t>
+        <w:t xml:space="preserve">  — Divide both sides by 9: c = 54 ÷ 9 = 6 clues per file.</w:t>
       </w:r>
     </w:p>
     <w:p>
@@ -3303,7 +3587,7 @@
           <w:sz w:val="21"/>
           <w:szCs w:val="21"/>
         </w:rPr>
-        <w:t xml:space="preserve">A)  y = 35</w:t>
+        <w:t xml:space="preserve">A)  x = 9</w:t>
       </w:r>
       <w:r>
         <w:rPr>
@@ -3313,7 +3597,7 @@
           <w:sz w:val="19"/>
           <w:szCs w:val="19"/>
         </w:rPr>
-        <w:t xml:space="preserve">  — Multiply both sides by 7: y = 5 × 7 = 35. Check: 35 / 7 = 5 ✓</w:t>
+        <w:t xml:space="preserve">  — Divide both sides by 6: x = 54 ÷ 6 = 9.</w:t>
       </w:r>
     </w:p>
     <w:p>

--- a/lessons/7-3/downloads/7-3-notes.docx
+++ b/lessons/7-3/downloads/7-3-notes.docx
@@ -1177,6 +1177,238 @@
     <w:p>
       <w:pPr>
         <w:pStyle w:val="Heading1"/>
+        <w:pBdr>
+          <w:bottom w:val="single" w:color="1FA6A2" w:sz="14" w:space="6"/>
+        </w:pBdr>
+        <w:spacing w:after="140" w:before="260"/>
+      </w:pPr>
+      <w:r>
+        <w:rPr>
+          <w:b/>
+          <w:bCs/>
+          <w:color w:val="12355B"/>
+          <w:sz w:val="30"/>
+          <w:szCs w:val="30"/>
+        </w:rPr>
+        <w:t xml:space="preserve">Guided Notes</w:t>
+      </w:r>
+    </w:p>
+    <w:p>
+      <w:pPr>
+        <w:spacing w:after="100"/>
+      </w:pPr>
+      <w:r>
+        <w:rPr>
+          <w:i/>
+          <w:iCs/>
+          <w:color w:val="5F6F80"/>
+          <w:sz w:val="19"/>
+          <w:szCs w:val="19"/>
+        </w:rPr>
+        <w:t xml:space="preserve">Fill in each blank as we go. Use the Word Bank to help you.</w:t>
+      </w:r>
+    </w:p>
+    <w:tbl>
+      <w:tblPr>
+        <w:tblW w:type="pct" w:w="100%"/>
+        <w:tblBorders>
+          <w:top w:val="single" w:color="BBD0DE" w:sz="8"/>
+          <w:left w:val="single" w:color="BBD0DE" w:sz="8"/>
+          <w:bottom w:val="single" w:color="BBD0DE" w:sz="8"/>
+          <w:right w:val="single" w:color="BBD0DE" w:sz="8"/>
+          <w:insideH w:val="single" w:color="auto" w:sz="4"/>
+          <w:insideV w:val="single" w:color="auto" w:sz="4"/>
+        </w:tblBorders>
+      </w:tblPr>
+      <w:tblGrid>
+        <w:gridCol w:w="100"/>
+      </w:tblGrid>
+      <w:tr>
+        <w:tc>
+          <w:tcPr>
+            <w:shd w:fill="EEF4F8" w:color="auto" w:val="clear"/>
+            <w:tcMar>
+              <w:top w:type="dxa" w:w="120"/>
+              <w:left w:type="dxa" w:w="180"/>
+              <w:bottom w:type="dxa" w:w="120"/>
+              <w:right w:type="dxa" w:w="180"/>
+            </w:tcMar>
+          </w:tcPr>
+          <w:p>
+            <w:pPr>
+              <w:spacing w:after="40"/>
+            </w:pPr>
+            <w:r>
+              <w:rPr>
+                <w:b/>
+                <w:bCs/>
+                <w:color w:val="1FA6A2"/>
+                <w:sz w:val="18"/>
+                <w:szCs w:val="18"/>
+              </w:rPr>
+              <w:t xml:space="preserve">WORD BANK</w:t>
+            </w:r>
+          </w:p>
+          <w:p>
+            <w:pPr>
+              <w:spacing w:after="80"/>
+            </w:pPr>
+            <w:r>
+              <w:rPr>
+                <w:b/>
+                <w:bCs/>
+                <w:sz w:val="21"/>
+                <w:szCs w:val="21"/>
+              </w:rPr>
+              <w:t xml:space="preserve">Inverse operation      •      Multiply      •      Divide      •      Isolate      •      Coefficient      •      Solution</w:t>
+            </w:r>
+          </w:p>
+        </w:tc>
+      </w:tr>
+    </w:tbl>
+    <w:p>
+      <w:pPr>
+        <w:spacing w:after="80"/>
+      </w:pPr>
+      <w:r>
+        <w:t xml:space="preserve"/>
+      </w:r>
+    </w:p>
+    <w:p>
+      <w:pPr>
+        <w:spacing w:after="120" w:before="80"/>
+      </w:pPr>
+      <w:r>
+        <w:rPr>
+          <w:b/>
+          <w:bCs/>
+          <w:color w:val="12355B"/>
+          <w:sz w:val="22"/>
+          <w:szCs w:val="22"/>
+        </w:rPr>
+        <w:t xml:space="preserve">1.  </w:t>
+      </w:r>
+      <w:r>
+        <w:rPr>
+          <w:sz w:val="22"/>
+          <w:szCs w:val="22"/>
+        </w:rPr>
+        <w:t xml:space="preserve">An operation that undoes another, like division undoing multiplication, is an ___.</w:t>
+      </w:r>
+    </w:p>
+    <w:p>
+      <w:pPr>
+        <w:spacing w:after="120" w:before="80"/>
+      </w:pPr>
+      <w:r>
+        <w:rPr>
+          <w:b/>
+          <w:bCs/>
+          <w:color w:val="12355B"/>
+          <w:sz w:val="22"/>
+          <w:szCs w:val="22"/>
+        </w:rPr>
+        <w:t xml:space="preserve">2.  </w:t>
+      </w:r>
+      <w:r>
+        <w:rPr>
+          <w:sz w:val="22"/>
+          <w:szCs w:val="22"/>
+        </w:rPr>
+        <w:t xml:space="preserve">To undo dividing by a number, I ___ both sides by that number.</w:t>
+      </w:r>
+    </w:p>
+    <w:p>
+      <w:pPr>
+        <w:spacing w:after="120" w:before="80"/>
+      </w:pPr>
+      <w:r>
+        <w:rPr>
+          <w:b/>
+          <w:bCs/>
+          <w:color w:val="12355B"/>
+          <w:sz w:val="22"/>
+          <w:szCs w:val="22"/>
+        </w:rPr>
+        <w:t xml:space="preserve">3.  </w:t>
+      </w:r>
+      <w:r>
+        <w:rPr>
+          <w:sz w:val="22"/>
+          <w:szCs w:val="22"/>
+        </w:rPr>
+        <w:t xml:space="preserve">To undo multiplying by a number, I ___ both sides by that number.</w:t>
+      </w:r>
+    </w:p>
+    <w:p>
+      <w:pPr>
+        <w:spacing w:after="120" w:before="80"/>
+      </w:pPr>
+      <w:r>
+        <w:rPr>
+          <w:b/>
+          <w:bCs/>
+          <w:color w:val="12355B"/>
+          <w:sz w:val="22"/>
+          <w:szCs w:val="22"/>
+        </w:rPr>
+        <w:t xml:space="preserve">4.  </w:t>
+      </w:r>
+      <w:r>
+        <w:rPr>
+          <w:sz w:val="22"/>
+          <w:szCs w:val="22"/>
+        </w:rPr>
+        <w:t xml:space="preserve">To get the variable alone on one side is to ___ it.</w:t>
+      </w:r>
+    </w:p>
+    <w:p>
+      <w:pPr>
+        <w:spacing w:after="120" w:before="80"/>
+      </w:pPr>
+      <w:r>
+        <w:rPr>
+          <w:b/>
+          <w:bCs/>
+          <w:color w:val="12355B"/>
+          <w:sz w:val="22"/>
+          <w:szCs w:val="22"/>
+        </w:rPr>
+        <w:t xml:space="preserve">5.  </w:t>
+      </w:r>
+      <w:r>
+        <w:rPr>
+          <w:sz w:val="22"/>
+          <w:szCs w:val="22"/>
+        </w:rPr>
+        <w:t xml:space="preserve">The number multiplied by a variable is the ___.</w:t>
+      </w:r>
+    </w:p>
+    <w:p>
+      <w:pPr>
+        <w:spacing w:after="120" w:before="80"/>
+      </w:pPr>
+      <w:r>
+        <w:rPr>
+          <w:b/>
+          <w:bCs/>
+          <w:color w:val="12355B"/>
+          <w:sz w:val="22"/>
+          <w:szCs w:val="22"/>
+        </w:rPr>
+        <w:t xml:space="preserve">6.  </w:t>
+      </w:r>
+      <w:r>
+        <w:rPr>
+          <w:sz w:val="22"/>
+          <w:szCs w:val="22"/>
+        </w:rPr>
+        <w:t xml:space="preserve">The value of the variable that makes an equation true is the ___.</w:t>
+      </w:r>
+    </w:p>
+    <w:p>
+      <w:pPr>
+        <w:pStyle w:val="Heading1"/>
         <w:pageBreakBefore/>
         <w:pBdr>
           <w:bottom w:val="single" w:color="1FA6A2" w:sz="14" w:space="6"/>
@@ -2179,6 +2411,87 @@
     </w:p>
     <w:p>
       <w:pPr>
+        <w:spacing w:after="40" w:before="80"/>
+      </w:pPr>
+      <w:r>
+        <w:rPr>
+          <w:b/>
+          <w:bCs/>
+          <w:color w:val="12355B"/>
+          <w:sz w:val="21"/>
+          <w:szCs w:val="21"/>
+        </w:rPr>
+        <w:t xml:space="preserve">4. </w:t>
+      </w:r>
+      <w:r>
+        <w:rPr>
+          <w:b/>
+          <w:bCs/>
+          <w:color w:val="6B4FA0"/>
+          <w:sz w:val="19"/>
+          <w:szCs w:val="19"/>
+        </w:rPr>
+        <w:t xml:space="preserve">[Practice] </w:t>
+      </w:r>
+      <w:r>
+        <w:rPr>
+          <w:b/>
+          <w:bCs/>
+          <w:sz w:val="21"/>
+          <w:szCs w:val="21"/>
+        </w:rPr>
+        <w:t xml:space="preserve">During practice on Solve Multiplication and Division Equations, what strategy did you use when a problem felt tricky?</w:t>
+      </w:r>
+    </w:p>
+    <w:p>
+      <w:pPr>
+        <w:spacing w:after="60"/>
+      </w:pPr>
+      <w:r>
+        <w:rPr>
+          <w:color w:val="1A2733"/>
+          <w:sz w:val="21"/>
+          <w:szCs w:val="21"/>
+        </w:rPr>
+        <w:t xml:space="preserve">Start with:  I divided / multiplied both sides by ___, so the answer is ___.</w:t>
+      </w:r>
+      <w:r>
+        <w:rPr>
+          <w:i/>
+          <w:iCs/>
+          <w:color w:val="5F6F80"/>
+          <w:sz w:val="19"/>
+          <w:szCs w:val="19"/>
+        </w:rPr>
+        <w:br/>
+        <w:t xml:space="preserve">Dividí / multipliqué ambos lados por ___, así que la respuesta es ___.</w:t>
+      </w:r>
+    </w:p>
+    <w:p>
+      <w:pPr>
+        <w:spacing w:after="80"/>
+      </w:pPr>
+      <w:r>
+        <w:rPr>
+          <w:b/>
+          <w:bCs/>
+          <w:color w:val="12355B"/>
+          <w:sz w:val="19"/>
+          <w:szCs w:val="19"/>
+        </w:rPr>
+        <w:t xml:space="preserve">Word bank:  </w:t>
+      </w:r>
+      <w:r>
+        <w:rPr>
+          <w:color w:val="1FA6A2"/>
+          <w:sz w:val="19"/>
+          <w:szCs w:val="19"/>
+        </w:rPr>
+        <w:t xml:space="preserve">Inverse operation,  Multiply,  Divide,  Isolate</w:t>
+      </w:r>
+    </w:p>
+    <w:p>
+      <w:pPr>
         <w:pStyle w:val="Heading1"/>
         <w:pageBreakBefore/>
         <w:pBdr>
@@ -2650,7 +2963,7 @@
           <w:sz w:val="21"/>
           <w:szCs w:val="21"/>
         </w:rPr>
-        <w:t xml:space="preserve">Solve: 6x = 54.</w:t>
+        <w:t xml:space="preserve">Vault A is sealed with 4x = 32. Crack the lock: what is x?</w:t>
       </w:r>
     </w:p>
     <w:p>
@@ -2663,7 +2976,7 @@
           <w:sz w:val="20"/>
           <w:szCs w:val="20"/>
         </w:rPr>
-        <w:t xml:space="preserve">A)  x = 9</w:t>
+        <w:t xml:space="preserve">A)  x = 8</w:t>
       </w:r>
     </w:p>
     <w:p>
@@ -2676,7 +2989,7 @@
           <w:sz w:val="20"/>
           <w:szCs w:val="20"/>
         </w:rPr>
-        <w:t xml:space="preserve">B)  x = 60</w:t>
+        <w:t xml:space="preserve">B)  x = 128</w:t>
       </w:r>
     </w:p>
     <w:p>
@@ -2689,7 +3002,7 @@
           <w:sz w:val="20"/>
           <w:szCs w:val="20"/>
         </w:rPr>
-        <w:t xml:space="preserve">C)  x = 48</w:t>
+        <w:t xml:space="preserve">C)  x = 28</w:t>
       </w:r>
     </w:p>
     <w:p>
@@ -2702,7 +3015,7 @@
           <w:sz w:val="20"/>
           <w:szCs w:val="20"/>
         </w:rPr>
-        <w:t xml:space="preserve">D)  x = 324</w:t>
+        <w:t xml:space="preserve">D)  x = 36</w:t>
       </w:r>
     </w:p>
     <w:p>
@@ -2775,33 +3088,7 @@
           <w:sz w:val="30"/>
           <w:szCs w:val="30"/>
         </w:rPr>
-        <w:t xml:space="preserve">Write About the Math</w:t>
-      </w:r>
-    </w:p>
-    <w:p>
-      <w:pPr>
-        <w:pStyle w:val="Heading2"/>
-        <w:spacing w:after="80" w:before="180"/>
-      </w:pPr>
-      <w:r>
-        <w:rPr>
-          <w:b/>
-          <w:bCs/>
-          <w:color w:val="12355B"/>
-          <w:sz w:val="24"/>
-          <w:szCs w:val="24"/>
-        </w:rPr>
-        <w:t xml:space="preserve">Build Strong Sentences</w:t>
-      </w:r>
-      <w:r>
-        <w:rPr>
-          <w:i/>
-          <w:iCs/>
-          <w:color w:val="B97A12"/>
-          <w:sz w:val="19"/>
-          <w:szCs w:val="19"/>
-        </w:rPr>
-        <w:t xml:space="preserve">   The Writing Revolution</w:t>
+        <w:t xml:space="preserve">Exit Ticket</w:t>
       </w:r>
     </w:p>
     <w:p>
@@ -2816,435 +3103,86 @@
           <w:sz w:val="19"/>
           <w:szCs w:val="19"/>
         </w:rPr>
-        <w:t xml:space="preserve">I can explain my steps using the words inverse operation, multiply, divide, and isolate.</w:t>
-      </w:r>
-    </w:p>
-    <w:p>
-      <w:pPr>
-        <w:pStyle w:val="Heading2"/>
-        <w:spacing w:after="80" w:before="180"/>
-      </w:pPr>
-      <w:r>
-        <w:rPr>
-          <w:b/>
-          <w:bCs/>
-          <w:color w:val="12355B"/>
-          <w:sz w:val="24"/>
-          <w:szCs w:val="24"/>
-        </w:rPr>
-        <w:t xml:space="preserve">1. Kernel Sentence</w:t>
-      </w:r>
-      <w:r>
-        <w:rPr>
-          <w:i/>
-          <w:iCs/>
-          <w:color w:val="1FA6A2"/>
-          <w:sz w:val="19"/>
-          <w:szCs w:val="19"/>
-        </w:rPr>
-        <w:t xml:space="preserve">   subject + verb</w:t>
-      </w:r>
-    </w:p>
-    <w:tbl>
-      <w:tblPr>
-        <w:tblW w:type="pct" w:w="100%"/>
-        <w:tblBorders>
-          <w:top w:val="single" w:color="B97A12" w:sz="8"/>
-          <w:left w:val="single" w:color="B97A12" w:sz="8"/>
-          <w:bottom w:val="single" w:color="B97A12" w:sz="8"/>
-          <w:right w:val="single" w:color="B97A12" w:sz="8"/>
-          <w:insideH w:val="single" w:color="auto" w:sz="4"/>
-          <w:insideV w:val="single" w:color="auto" w:sz="4"/>
-        </w:tblBorders>
-      </w:tblPr>
-      <w:tblGrid>
-        <w:gridCol w:w="100"/>
-      </w:tblGrid>
-      <w:tr>
-        <w:tc>
-          <w:tcPr>
-            <w:shd w:fill="FBF3E2" w:color="auto" w:val="clear"/>
-            <w:tcMar>
-              <w:top w:type="dxa" w:w="120"/>
-              <w:left w:type="dxa" w:w="180"/>
-              <w:bottom w:type="dxa" w:w="120"/>
-              <w:right w:type="dxa" w:w="180"/>
-            </w:tcMar>
-          </w:tcPr>
-          <w:p>
-            <w:pPr>
-              <w:spacing w:after="0"/>
-            </w:pPr>
-            <w:r>
-              <w:rPr>
-                <w:b/>
-                <w:bCs/>
-                <w:color w:val="1FA6A2"/>
-                <w:sz w:val="20"/>
-                <w:szCs w:val="20"/>
-              </w:rPr>
-              <w:t xml:space="preserve">Model:  </w:t>
-            </w:r>
-            <w:r>
-              <w:rPr>
-                <w:sz w:val="20"/>
-                <w:szCs w:val="20"/>
-              </w:rPr>
-              <w:t xml:space="preserve">Solution is the value of the variable that makes the equation true.</w:t>
-            </w:r>
-          </w:p>
-        </w:tc>
-      </w:tr>
-    </w:tbl>
+        <w:t xml:space="preserve">Answer on your own. This shows what you learned today.</w:t>
+      </w:r>
+    </w:p>
+    <w:p>
+      <w:pPr>
+        <w:spacing w:after="80" w:before="80"/>
+      </w:pPr>
+      <w:r>
+        <w:rPr>
+          <w:color w:val="B97A12"/>
+          <w:sz w:val="22"/>
+          <w:szCs w:val="22"/>
+        </w:rPr>
+        <w:t xml:space="preserve">★  </w:t>
+      </w:r>
+      <w:r>
+        <w:rPr>
+          <w:b/>
+          <w:bCs/>
+          <w:sz w:val="22"/>
+          <w:szCs w:val="22"/>
+        </w:rPr>
+        <w:t xml:space="preserve">Solve: w / 8 = 6</w:t>
+      </w:r>
+    </w:p>
+    <w:p>
+      <w:pPr>
+        <w:spacing w:after="60"/>
+        <w:ind w:left="420"/>
+      </w:pPr>
+      <w:r>
+        <w:rPr>
+          <w:sz w:val="21"/>
+          <w:szCs w:val="21"/>
+        </w:rPr>
+        <w:t xml:space="preserve">A)  w = 48</w:t>
+      </w:r>
+    </w:p>
+    <w:p>
+      <w:pPr>
+        <w:spacing w:after="60"/>
+        <w:ind w:left="420"/>
+      </w:pPr>
+      <w:r>
+        <w:rPr>
+          <w:sz w:val="21"/>
+          <w:szCs w:val="21"/>
+        </w:rPr>
+        <w:t xml:space="preserve">B)  w = 14</w:t>
+      </w:r>
+    </w:p>
+    <w:p>
+      <w:pPr>
+        <w:spacing w:after="60"/>
+        <w:ind w:left="420"/>
+      </w:pPr>
+      <w:r>
+        <w:rPr>
+          <w:sz w:val="21"/>
+          <w:szCs w:val="21"/>
+        </w:rPr>
+        <w:t xml:space="preserve">C)  w = 0.75</w:t>
+      </w:r>
+    </w:p>
+    <w:p>
+      <w:pPr>
+        <w:spacing w:after="60"/>
+        <w:ind w:left="420"/>
+      </w:pPr>
+      <w:r>
+        <w:rPr>
+          <w:sz w:val="21"/>
+          <w:szCs w:val="21"/>
+        </w:rPr>
+        <w:t xml:space="preserve">D)  w = 2</w:t>
+      </w:r>
+    </w:p>
     <w:p>
       <w:pPr>
         <w:spacing w:after="40"/>
-      </w:pPr>
-      <w:r>
-        <w:t xml:space="preserve"/>
-      </w:r>
-    </w:p>
-    <w:p>
-      <w:pPr>
-        <w:spacing w:after="60"/>
-      </w:pPr>
-      <w:r>
-        <w:rPr>
-          <w:color w:val="1A2733"/>
-          <w:sz w:val="21"/>
-          <w:szCs w:val="21"/>
-        </w:rPr>
-        <w:t xml:space="preserve">Write a kernel sentence about solution. Use a subject and a verb.</w:t>
-      </w:r>
-      <w:r>
-        <w:rPr>
-          <w:i/>
-          <w:iCs/>
-          <w:color w:val="5F6F80"/>
-          <w:sz w:val="19"/>
-          <w:szCs w:val="19"/>
-        </w:rPr>
-        <w:br/>
-        <w:t xml:space="preserve">Escribe una oración base sobre solución. Usa un sujeto y un verbo.</w:t>
-      </w:r>
-    </w:p>
-    <w:p>
-      <w:pPr>
-        <w:pBdr>
-          <w:bottom w:val="single" w:color="AFBECC" w:sz="6"/>
-        </w:pBdr>
-        <w:spacing w:after="30" w:before="150"/>
-      </w:pPr>
-      <w:r>
-        <w:t xml:space="preserve"/>
-      </w:r>
-    </w:p>
-    <w:p>
-      <w:pPr>
-        <w:pBdr>
-          <w:bottom w:val="single" w:color="AFBECC" w:sz="6"/>
-        </w:pBdr>
-        <w:spacing w:after="30" w:before="150"/>
-      </w:pPr>
-      <w:r>
-        <w:t xml:space="preserve"/>
-      </w:r>
-    </w:p>
-    <w:p>
-      <w:pPr>
-        <w:pStyle w:val="Heading2"/>
-        <w:spacing w:after="80" w:before="180"/>
-      </w:pPr>
-      <w:r>
-        <w:rPr>
-          <w:b/>
-          <w:bCs/>
-          <w:color w:val="12355B"/>
-          <w:sz w:val="24"/>
-          <w:szCs w:val="24"/>
-        </w:rPr>
-        <w:t xml:space="preserve">2. Sentence Expansion</w:t>
-      </w:r>
-      <w:r>
-        <w:rPr>
-          <w:i/>
-          <w:iCs/>
-          <w:color w:val="1FA6A2"/>
-          <w:sz w:val="19"/>
-          <w:szCs w:val="19"/>
-        </w:rPr>
-        <w:t xml:space="preserve">   because · but · so</w:t>
-      </w:r>
-    </w:p>
-    <w:p>
-      <w:pPr>
-        <w:spacing w:after="80"/>
-      </w:pPr>
-      <w:r>
-        <w:rPr>
-          <w:b/>
-          <w:bCs/>
-          <w:color w:val="1FA6A2"/>
-          <w:sz w:val="20"/>
-          <w:szCs w:val="20"/>
-        </w:rPr>
-        <w:t xml:space="preserve">Kernel:  </w:t>
-      </w:r>
-      <w:r>
-        <w:rPr>
-          <w:sz w:val="20"/>
-          <w:szCs w:val="20"/>
-        </w:rPr>
-        <w:t xml:space="preserve">Solution matters in math</w:t>
-      </w:r>
-    </w:p>
-    <w:p>
-      <w:pPr>
-        <w:spacing w:after="80"/>
-      </w:pPr>
-      <w:r>
-        <w:rPr>
-          <w:b/>
-          <w:bCs/>
-          <w:color w:val="12355B"/>
-          <w:sz w:val="21"/>
-          <w:szCs w:val="21"/>
-        </w:rPr>
-        <w:t xml:space="preserve">because  </w:t>
-      </w:r>
-      <w:r>
-        <w:rPr>
-          <w:sz w:val="21"/>
-          <w:szCs w:val="21"/>
-        </w:rPr>
-        <w:t xml:space="preserve">Solution matters in math because ___.</w:t>
-      </w:r>
-      <w:r>
-        <w:rPr>
-          <w:i/>
-          <w:iCs/>
-          <w:color w:val="5F6F80"/>
-          <w:sz w:val="19"/>
-          <w:szCs w:val="19"/>
-        </w:rPr>
-        <w:br/>
-        <w:t xml:space="preserve">Solución importa en matemáticas porque ___.</w:t>
-      </w:r>
-    </w:p>
-    <w:p>
-      <w:pPr>
-        <w:pBdr>
-          <w:bottom w:val="single" w:color="AFBECC" w:sz="6"/>
-        </w:pBdr>
-        <w:spacing w:after="30" w:before="150"/>
-      </w:pPr>
-      <w:r>
-        <w:t xml:space="preserve"/>
-      </w:r>
-    </w:p>
-    <w:p>
-      <w:pPr>
-        <w:spacing w:after="80"/>
-      </w:pPr>
-      <w:r>
-        <w:rPr>
-          <w:b/>
-          <w:bCs/>
-          <w:color w:val="12355B"/>
-          <w:sz w:val="21"/>
-          <w:szCs w:val="21"/>
-        </w:rPr>
-        <w:t xml:space="preserve">but  </w:t>
-      </w:r>
-      <w:r>
-        <w:rPr>
-          <w:sz w:val="21"/>
-          <w:szCs w:val="21"/>
-        </w:rPr>
-        <w:t xml:space="preserve">Solution matters in math, but ___.</w:t>
-      </w:r>
-      <w:r>
-        <w:rPr>
-          <w:i/>
-          <w:iCs/>
-          <w:color w:val="5F6F80"/>
-          <w:sz w:val="19"/>
-          <w:szCs w:val="19"/>
-        </w:rPr>
-        <w:br/>
-        <w:t xml:space="preserve">Solución importa en matemáticas, pero ___.</w:t>
-      </w:r>
-    </w:p>
-    <w:p>
-      <w:pPr>
-        <w:pBdr>
-          <w:bottom w:val="single" w:color="AFBECC" w:sz="6"/>
-        </w:pBdr>
-        <w:spacing w:after="30" w:before="150"/>
-      </w:pPr>
-      <w:r>
-        <w:t xml:space="preserve"/>
-      </w:r>
-    </w:p>
-    <w:p>
-      <w:pPr>
-        <w:spacing w:after="80"/>
-      </w:pPr>
-      <w:r>
-        <w:rPr>
-          <w:b/>
-          <w:bCs/>
-          <w:color w:val="12355B"/>
-          <w:sz w:val="21"/>
-          <w:szCs w:val="21"/>
-        </w:rPr>
-        <w:t xml:space="preserve">so  </w:t>
-      </w:r>
-      <w:r>
-        <w:rPr>
-          <w:sz w:val="21"/>
-          <w:szCs w:val="21"/>
-        </w:rPr>
-        <w:t xml:space="preserve">Solution matters in math, so ___.</w:t>
-      </w:r>
-      <w:r>
-        <w:rPr>
-          <w:i/>
-          <w:iCs/>
-          <w:color w:val="5F6F80"/>
-          <w:sz w:val="19"/>
-          <w:szCs w:val="19"/>
-        </w:rPr>
-        <w:br/>
-        <w:t xml:space="preserve">Solución importa en matemáticas, entonces ___.</w:t>
-      </w:r>
-    </w:p>
-    <w:p>
-      <w:pPr>
-        <w:pBdr>
-          <w:bottom w:val="single" w:color="AFBECC" w:sz="6"/>
-        </w:pBdr>
-        <w:spacing w:after="30" w:before="150"/>
-      </w:pPr>
-      <w:r>
-        <w:t xml:space="preserve"/>
-      </w:r>
-    </w:p>
-    <w:p>
-      <w:pPr>
-        <w:pStyle w:val="Heading2"/>
-        <w:spacing w:after="80" w:before="180"/>
-      </w:pPr>
-      <w:r>
-        <w:rPr>
-          <w:b/>
-          <w:bCs/>
-          <w:color w:val="12355B"/>
-          <w:sz w:val="24"/>
-          <w:szCs w:val="24"/>
-        </w:rPr>
-        <w:t xml:space="preserve">3. Explain Your Reasoning</w:t>
-      </w:r>
-      <w:r>
-        <w:rPr>
-          <w:i/>
-          <w:iCs/>
-          <w:color w:val="1FA6A2"/>
-          <w:sz w:val="19"/>
-          <w:szCs w:val="19"/>
-        </w:rPr>
-        <w:t xml:space="preserve">   use a sentence starter</w:t>
-      </w:r>
-    </w:p>
-    <w:p>
-      <w:pPr>
-        <w:spacing w:after="60"/>
-      </w:pPr>
-      <w:r>
-        <w:rPr>
-          <w:color w:val="1A2733"/>
-          <w:sz w:val="21"/>
-          <w:szCs w:val="21"/>
-        </w:rPr>
-        <w:t xml:space="preserve">The 3 means ___ and x means ___.</w:t>
-      </w:r>
-      <w:r>
-        <w:rPr>
-          <w:i/>
-          <w:iCs/>
-          <w:color w:val="5F6F80"/>
-          <w:sz w:val="19"/>
-          <w:szCs w:val="19"/>
-        </w:rPr>
-        <w:br/>
-        <w:t xml:space="preserve">El 3 significa ___ y x significa ___.</w:t>
-      </w:r>
-    </w:p>
-    <w:p>
-      <w:pPr>
-        <w:spacing w:after="60"/>
-      </w:pPr>
-      <w:r>
-        <w:rPr>
-          <w:color w:val="1A2733"/>
-          <w:sz w:val="21"/>
-          <w:szCs w:val="21"/>
-        </w:rPr>
-        <w:t xml:space="preserve">Solving 3x = 21 is different from x + 3 = 21 because ___.</w:t>
-      </w:r>
-      <w:r>
-        <w:rPr>
-          <w:i/>
-          <w:iCs/>
-          <w:color w:val="5F6F80"/>
-          <w:sz w:val="19"/>
-          <w:szCs w:val="19"/>
-        </w:rPr>
-        <w:br/>
-        <w:t xml:space="preserve">Resolver 3x = 21 es diferente de x + 3 = 21 porque ___.</w:t>
-      </w:r>
-    </w:p>
-    <w:p>
-      <w:pPr>
-        <w:spacing w:after="60"/>
-      </w:pPr>
-      <w:r>
-        <w:rPr>
-          <w:color w:val="1A2733"/>
-          <w:sz w:val="21"/>
-          <w:szCs w:val="21"/>
-        </w:rPr>
-        <w:t xml:space="preserve">I divided / multiplied both sides by ___, so the answer is ___.</w:t>
-      </w:r>
-      <w:r>
-        <w:rPr>
-          <w:i/>
-          <w:iCs/>
-          <w:color w:val="5F6F80"/>
-          <w:sz w:val="19"/>
-          <w:szCs w:val="19"/>
-        </w:rPr>
-        <w:br/>
-        <w:t xml:space="preserve">Dividí / multipliqué ambos lados por ___, así que la respuesta es ___.</w:t>
-      </w:r>
-    </w:p>
-    <w:p>
-      <w:pPr>
-        <w:pBdr>
-          <w:bottom w:val="single" w:color="AFBECC" w:sz="6"/>
-        </w:pBdr>
-        <w:spacing w:after="30" w:before="150"/>
-      </w:pPr>
-      <w:r>
-        <w:t xml:space="preserve"/>
-      </w:r>
-    </w:p>
-    <w:p>
-      <w:pPr>
-        <w:pBdr>
-          <w:bottom w:val="single" w:color="AFBECC" w:sz="6"/>
-        </w:pBdr>
-        <w:spacing w:after="30" w:before="150"/>
       </w:pPr>
       <w:r>
         <w:t xml:space="preserve"/>
@@ -3267,7 +3205,7 @@
           <w:sz w:val="30"/>
           <w:szCs w:val="30"/>
         </w:rPr>
-        <w:t xml:space="preserve">Exit Ticket</w:t>
+        <w:t xml:space="preserve">Answer Key &amp; Teacher Guide</w:t>
       </w:r>
     </w:p>
     <w:p>
@@ -3282,115 +3220,245 @@
           <w:sz w:val="19"/>
           <w:szCs w:val="19"/>
         </w:rPr>
-        <w:t xml:space="preserve">Answer on your own. This shows what you learned today.</w:t>
-      </w:r>
-    </w:p>
-    <w:p>
-      <w:pPr>
-        <w:spacing w:after="80" w:before="80"/>
-      </w:pPr>
-      <w:r>
-        <w:rPr>
-          <w:color w:val="B97A12"/>
-          <w:sz w:val="22"/>
-          <w:szCs w:val="22"/>
-        </w:rPr>
-        <w:t xml:space="preserve">★  </w:t>
-      </w:r>
-      <w:r>
-        <w:rPr>
-          <w:b/>
-          <w:bCs/>
-          <w:sz w:val="22"/>
-          <w:szCs w:val="22"/>
-        </w:rPr>
-        <w:t xml:space="preserve">Solve: w / 8 = 6</w:t>
-      </w:r>
-    </w:p>
-    <w:p>
-      <w:pPr>
-        <w:spacing w:after="60"/>
-        <w:ind w:left="420"/>
-      </w:pPr>
-      <w:r>
-        <w:rPr>
-          <w:sz w:val="21"/>
-          <w:szCs w:val="21"/>
-        </w:rPr>
-        <w:t xml:space="preserve">A)  w = 48</w:t>
-      </w:r>
-    </w:p>
-    <w:p>
-      <w:pPr>
-        <w:spacing w:after="60"/>
-        <w:ind w:left="420"/>
-      </w:pPr>
-      <w:r>
-        <w:rPr>
-          <w:sz w:val="21"/>
-          <w:szCs w:val="21"/>
-        </w:rPr>
-        <w:t xml:space="preserve">B)  w = 14</w:t>
-      </w:r>
-    </w:p>
-    <w:p>
-      <w:pPr>
-        <w:spacing w:after="60"/>
-        <w:ind w:left="420"/>
-      </w:pPr>
-      <w:r>
-        <w:rPr>
-          <w:sz w:val="21"/>
-          <w:szCs w:val="21"/>
-        </w:rPr>
-        <w:t xml:space="preserve">C)  w = 0.75</w:t>
-      </w:r>
-    </w:p>
-    <w:p>
-      <w:pPr>
-        <w:spacing w:after="60"/>
-        <w:ind w:left="420"/>
-      </w:pPr>
-      <w:r>
-        <w:rPr>
-          <w:sz w:val="21"/>
-          <w:szCs w:val="21"/>
-        </w:rPr>
-        <w:t xml:space="preserve">D)  w = 2</w:t>
-      </w:r>
-    </w:p>
-    <w:p>
-      <w:pPr>
-        <w:spacing w:after="40"/>
-      </w:pPr>
-      <w:r>
-        <w:t xml:space="preserve"/>
-      </w:r>
-    </w:p>
-    <w:p>
-      <w:pPr>
-        <w:pStyle w:val="Heading1"/>
-        <w:pageBreakBefore/>
-        <w:pBdr>
-          <w:bottom w:val="single" w:color="1FA6A2" w:sz="14" w:space="6"/>
-        </w:pBdr>
-        <w:spacing w:after="140" w:before="0"/>
-      </w:pPr>
-      <w:r>
-        <w:rPr>
-          <w:b/>
-          <w:bCs/>
-          <w:color w:val="12355B"/>
-          <w:sz w:val="30"/>
-          <w:szCs w:val="30"/>
-        </w:rPr>
-        <w:t xml:space="preserve">Answer Key &amp; Teacher Guide</w:t>
-      </w:r>
-    </w:p>
-    <w:p>
-      <w:pPr>
-        <w:spacing w:after="100"/>
-      </w:pPr>
+        <w:t xml:space="preserve">Teacher reference — remove or fold back before distributing to students.</w:t>
+      </w:r>
+    </w:p>
+    <w:p>
+      <w:pPr>
+        <w:pStyle w:val="Heading2"/>
+        <w:spacing w:after="80" w:before="180"/>
+      </w:pPr>
+      <w:r>
+        <w:rPr>
+          <w:b/>
+          <w:bCs/>
+          <w:color w:val="12355B"/>
+          <w:sz w:val="24"/>
+          <w:szCs w:val="24"/>
+        </w:rPr>
+        <w:t xml:space="preserve">Guided Notes (Fill-in)</w:t>
+      </w:r>
+    </w:p>
+    <w:p>
+      <w:pPr>
+        <w:spacing w:after="80"/>
+      </w:pPr>
+      <w:r>
+        <w:rPr>
+          <w:b/>
+          <w:bCs/>
+          <w:sz w:val="21"/>
+          <w:szCs w:val="21"/>
+        </w:rPr>
+        <w:t xml:space="preserve">Notes 1:  </w:t>
+      </w:r>
+      <w:r>
+        <w:rPr>
+          <w:sz w:val="21"/>
+          <w:szCs w:val="21"/>
+        </w:rPr>
+        <w:t xml:space="preserve">Inverse operation</w:t>
+      </w:r>
+    </w:p>
+    <w:p>
+      <w:pPr>
+        <w:spacing w:after="80"/>
+      </w:pPr>
+      <w:r>
+        <w:rPr>
+          <w:b/>
+          <w:bCs/>
+          <w:sz w:val="21"/>
+          <w:szCs w:val="21"/>
+        </w:rPr>
+        <w:t xml:space="preserve">Notes 2:  </w:t>
+      </w:r>
+      <w:r>
+        <w:rPr>
+          <w:sz w:val="21"/>
+          <w:szCs w:val="21"/>
+        </w:rPr>
+        <w:t xml:space="preserve">Multiply</w:t>
+      </w:r>
+    </w:p>
+    <w:p>
+      <w:pPr>
+        <w:spacing w:after="80"/>
+      </w:pPr>
+      <w:r>
+        <w:rPr>
+          <w:b/>
+          <w:bCs/>
+          <w:sz w:val="21"/>
+          <w:szCs w:val="21"/>
+        </w:rPr>
+        <w:t xml:space="preserve">Notes 3:  </w:t>
+      </w:r>
+      <w:r>
+        <w:rPr>
+          <w:sz w:val="21"/>
+          <w:szCs w:val="21"/>
+        </w:rPr>
+        <w:t xml:space="preserve">Divide</w:t>
+      </w:r>
+    </w:p>
+    <w:p>
+      <w:pPr>
+        <w:spacing w:after="80"/>
+      </w:pPr>
+      <w:r>
+        <w:rPr>
+          <w:b/>
+          <w:bCs/>
+          <w:sz w:val="21"/>
+          <w:szCs w:val="21"/>
+        </w:rPr>
+        <w:t xml:space="preserve">Notes 4:  </w:t>
+      </w:r>
+      <w:r>
+        <w:rPr>
+          <w:sz w:val="21"/>
+          <w:szCs w:val="21"/>
+        </w:rPr>
+        <w:t xml:space="preserve">Isolate</w:t>
+      </w:r>
+    </w:p>
+    <w:p>
+      <w:pPr>
+        <w:spacing w:after="80"/>
+      </w:pPr>
+      <w:r>
+        <w:rPr>
+          <w:b/>
+          <w:bCs/>
+          <w:sz w:val="21"/>
+          <w:szCs w:val="21"/>
+        </w:rPr>
+        <w:t xml:space="preserve">Notes 5:  </w:t>
+      </w:r>
+      <w:r>
+        <w:rPr>
+          <w:sz w:val="21"/>
+          <w:szCs w:val="21"/>
+        </w:rPr>
+        <w:t xml:space="preserve">Coefficient</w:t>
+      </w:r>
+    </w:p>
+    <w:p>
+      <w:pPr>
+        <w:spacing w:after="80"/>
+      </w:pPr>
+      <w:r>
+        <w:rPr>
+          <w:b/>
+          <w:bCs/>
+          <w:sz w:val="21"/>
+          <w:szCs w:val="21"/>
+        </w:rPr>
+        <w:t xml:space="preserve">Notes 6:  </w:t>
+      </w:r>
+      <w:r>
+        <w:rPr>
+          <w:sz w:val="21"/>
+          <w:szCs w:val="21"/>
+        </w:rPr>
+        <w:t xml:space="preserve">Solution</w:t>
+      </w:r>
+    </w:p>
+    <w:p>
+      <w:pPr>
+        <w:pStyle w:val="Heading2"/>
+        <w:spacing w:after="80" w:before="180"/>
+      </w:pPr>
+      <w:r>
+        <w:rPr>
+          <w:b/>
+          <w:bCs/>
+          <w:color w:val="12355B"/>
+          <w:sz w:val="24"/>
+          <w:szCs w:val="24"/>
+        </w:rPr>
+        <w:t xml:space="preserve">Worked Notes (I Do / We Do)</w:t>
+      </w:r>
+    </w:p>
+    <w:p>
+      <w:pPr>
+        <w:spacing w:after="80"/>
+      </w:pPr>
+      <w:r>
+        <w:rPr>
+          <w:b/>
+          <w:bCs/>
+          <w:sz w:val="21"/>
+          <w:szCs w:val="21"/>
+        </w:rPr>
+        <w:t xml:space="preserve">I Do:  </w:t>
+      </w:r>
+      <w:r>
+        <w:rPr>
+          <w:sz w:val="21"/>
+          <w:szCs w:val="21"/>
+        </w:rPr>
+        <w:t xml:space="preserve">A. x = 7</w:t>
+      </w:r>
+    </w:p>
+    <w:p>
+      <w:pPr>
+        <w:spacing w:after="80"/>
+      </w:pPr>
+      <w:r>
+        <w:rPr>
+          <w:b/>
+          <w:bCs/>
+          <w:sz w:val="21"/>
+          <w:szCs w:val="21"/>
+        </w:rPr>
+        <w:t xml:space="preserve">We Do:  </w:t>
+      </w:r>
+      <w:r>
+        <w:rPr>
+          <w:sz w:val="21"/>
+          <w:szCs w:val="21"/>
+        </w:rPr>
+        <w:t xml:space="preserve">A. n = 24</w:t>
+      </w:r>
+    </w:p>
+    <w:p>
+      <w:pPr>
+        <w:pStyle w:val="Heading2"/>
+        <w:spacing w:after="80" w:before="180"/>
+      </w:pPr>
+      <w:r>
+        <w:rPr>
+          <w:b/>
+          <w:bCs/>
+          <w:color w:val="12355B"/>
+          <w:sz w:val="24"/>
+          <w:szCs w:val="24"/>
+        </w:rPr>
+        <w:t xml:space="preserve">Independent Practice</w:t>
+      </w:r>
+    </w:p>
+    <w:p>
+      <w:pPr>
+        <w:spacing w:after="80"/>
+      </w:pPr>
+      <w:r>
+        <w:rPr>
+          <w:b/>
+          <w:bCs/>
+          <w:sz w:val="21"/>
+          <w:szCs w:val="21"/>
+        </w:rPr>
+        <w:t xml:space="preserve">1.  </w:t>
+      </w:r>
+      <w:r>
+        <w:rPr>
+          <w:sz w:val="21"/>
+          <w:szCs w:val="21"/>
+        </w:rPr>
+        <w:t xml:space="preserve">A)  m = 7</w:t>
+      </w:r>
       <w:r>
         <w:rPr>
           <w:i/>
@@ -3399,23 +3467,7 @@
           <w:sz w:val="19"/>
           <w:szCs w:val="19"/>
         </w:rPr>
-        <w:t xml:space="preserve">Teacher reference — remove or fold back before distributing to students.</w:t>
-      </w:r>
-    </w:p>
-    <w:p>
-      <w:pPr>
-        <w:pStyle w:val="Heading2"/>
-        <w:spacing w:after="80" w:before="180"/>
-      </w:pPr>
-      <w:r>
-        <w:rPr>
-          <w:b/>
-          <w:bCs/>
-          <w:color w:val="12355B"/>
-          <w:sz w:val="24"/>
-          <w:szCs w:val="24"/>
-        </w:rPr>
-        <w:t xml:space="preserve">Worked Notes (I Do / We Do)</w:t>
+        <w:t xml:space="preserve">  — Divide both sides by 9: m = 63 ÷ 9 = 7. Check: 9 × 7 = 63 ✓</w:t>
       </w:r>
     </w:p>
     <w:p>
@@ -3429,72 +3481,14 @@
           <w:sz w:val="21"/>
           <w:szCs w:val="21"/>
         </w:rPr>
-        <w:t xml:space="preserve">I Do:  </w:t>
-      </w:r>
-      <w:r>
-        <w:rPr>
-          <w:sz w:val="21"/>
-          <w:szCs w:val="21"/>
-        </w:rPr>
-        <w:t xml:space="preserve">A. x = 7</w:t>
-      </w:r>
-    </w:p>
-    <w:p>
-      <w:pPr>
-        <w:spacing w:after="80"/>
-      </w:pPr>
-      <w:r>
-        <w:rPr>
-          <w:b/>
-          <w:bCs/>
-          <w:sz w:val="21"/>
-          <w:szCs w:val="21"/>
-        </w:rPr>
-        <w:t xml:space="preserve">We Do:  </w:t>
-      </w:r>
-      <w:r>
-        <w:rPr>
-          <w:sz w:val="21"/>
-          <w:szCs w:val="21"/>
-        </w:rPr>
-        <w:t xml:space="preserve">A. n = 24</w:t>
-      </w:r>
-    </w:p>
-    <w:p>
-      <w:pPr>
-        <w:pStyle w:val="Heading2"/>
-        <w:spacing w:after="80" w:before="180"/>
-      </w:pPr>
-      <w:r>
-        <w:rPr>
-          <w:b/>
-          <w:bCs/>
-          <w:color w:val="12355B"/>
-          <w:sz w:val="24"/>
-          <w:szCs w:val="24"/>
-        </w:rPr>
-        <w:t xml:space="preserve">Independent Practice</w:t>
-      </w:r>
-    </w:p>
-    <w:p>
-      <w:pPr>
-        <w:spacing w:after="80"/>
-      </w:pPr>
-      <w:r>
-        <w:rPr>
-          <w:b/>
-          <w:bCs/>
-          <w:sz w:val="21"/>
-          <w:szCs w:val="21"/>
-        </w:rPr>
-        <w:t xml:space="preserve">1.  </w:t>
-      </w:r>
-      <w:r>
-        <w:rPr>
-          <w:sz w:val="21"/>
-          <w:szCs w:val="21"/>
-        </w:rPr>
-        <w:t xml:space="preserve">A)  m = 7</w:t>
+        <w:t xml:space="preserve">2.  </w:t>
+      </w:r>
+      <w:r>
+        <w:rPr>
+          <w:sz w:val="21"/>
+          <w:szCs w:val="21"/>
+        </w:rPr>
+        <w:t xml:space="preserve">A)  y = 35</w:t>
       </w:r>
       <w:r>
         <w:rPr>
@@ -3504,7 +3498,7 @@
           <w:sz w:val="19"/>
           <w:szCs w:val="19"/>
         </w:rPr>
-        <w:t xml:space="preserve">  — Divide both sides by 9: m = 63 ÷ 9 = 7. Check: 9 × 7 = 63 ✓</w:t>
+        <w:t xml:space="preserve">  — Multiply both sides by 7: y = 5 × 7 = 35. Check: 35 / 7 = 5 ✓</w:t>
       </w:r>
     </w:p>
     <w:p>
@@ -3518,14 +3512,14 @@
           <w:sz w:val="21"/>
           <w:szCs w:val="21"/>
         </w:rPr>
-        <w:t xml:space="preserve">2.  </w:t>
-      </w:r>
-      <w:r>
-        <w:rPr>
-          <w:sz w:val="21"/>
-          <w:szCs w:val="21"/>
-        </w:rPr>
-        <w:t xml:space="preserve">A)  y = 35</w:t>
+        <w:t xml:space="preserve">3.  </w:t>
+      </w:r>
+      <w:r>
+        <w:rPr>
+          <w:sz w:val="21"/>
+          <w:szCs w:val="21"/>
+        </w:rPr>
+        <w:t xml:space="preserve">A)  c = 6</w:t>
       </w:r>
       <w:r>
         <w:rPr>
@@ -3535,7 +3529,7 @@
           <w:sz w:val="19"/>
           <w:szCs w:val="19"/>
         </w:rPr>
-        <w:t xml:space="preserve">  — Multiply both sides by 7: y = 5 × 7 = 35. Check: 35 / 7 = 5 ✓</w:t>
+        <w:t xml:space="preserve">  — Divide both sides by 9: c = 54 ÷ 9 = 6 clues per file.</w:t>
       </w:r>
     </w:p>
     <w:p>
@@ -3549,14 +3543,14 @@
           <w:sz w:val="21"/>
           <w:szCs w:val="21"/>
         </w:rPr>
-        <w:t xml:space="preserve">3.  </w:t>
-      </w:r>
-      <w:r>
-        <w:rPr>
-          <w:sz w:val="21"/>
-          <w:szCs w:val="21"/>
-        </w:rPr>
-        <w:t xml:space="preserve">A)  c = 6</w:t>
+        <w:t xml:space="preserve">4.  </w:t>
+      </w:r>
+      <w:r>
+        <w:rPr>
+          <w:sz w:val="21"/>
+          <w:szCs w:val="21"/>
+        </w:rPr>
+        <w:t xml:space="preserve">A)  x = 8</w:t>
       </w:r>
       <w:r>
         <w:rPr>
@@ -3566,7 +3560,23 @@
           <w:sz w:val="19"/>
           <w:szCs w:val="19"/>
         </w:rPr>
-        <w:t xml:space="preserve">  — Divide both sides by 9: c = 54 ÷ 9 = 6 clues per file.</w:t>
+        <w:t xml:space="preserve">  — The 4 is multiplying x, so divide both sides by 4: x = 32 / 4 = 8. Check: 4 x 8 = 32.</w:t>
+      </w:r>
+    </w:p>
+    <w:p>
+      <w:pPr>
+        <w:pStyle w:val="Heading2"/>
+        <w:spacing w:after="80" w:before="180"/>
+      </w:pPr>
+      <w:r>
+        <w:rPr>
+          <w:b/>
+          <w:bCs/>
+          <w:color w:val="12355B"/>
+          <w:sz w:val="24"/>
+          <w:szCs w:val="24"/>
+        </w:rPr>
+        <w:t xml:space="preserve">Exit Ticket</w:t>
       </w:r>
     </w:p>
     <w:p>
@@ -3575,19 +3585,10 @@
       </w:pPr>
       <w:r>
         <w:rPr>
-          <w:b/>
-          <w:bCs/>
-          <w:sz w:val="21"/>
-          <w:szCs w:val="21"/>
-        </w:rPr>
-        <w:t xml:space="preserve">4.  </w:t>
-      </w:r>
-      <w:r>
-        <w:rPr>
-          <w:sz w:val="21"/>
-          <w:szCs w:val="21"/>
-        </w:rPr>
-        <w:t xml:space="preserve">A)  x = 9</w:t>
+          <w:sz w:val="21"/>
+          <w:szCs w:val="21"/>
+        </w:rPr>
+        <w:t xml:space="preserve">A)  w = 48</w:t>
       </w:r>
       <w:r>
         <w:rPr>
@@ -3597,173 +3598,7 @@
           <w:sz w:val="19"/>
           <w:szCs w:val="19"/>
         </w:rPr>
-        <w:t xml:space="preserve">  — Divide both sides by 6: x = 54 ÷ 6 = 9.</w:t>
-      </w:r>
-    </w:p>
-    <w:p>
-      <w:pPr>
-        <w:pStyle w:val="Heading2"/>
-        <w:spacing w:after="80" w:before="180"/>
-      </w:pPr>
-      <w:r>
-        <w:rPr>
-          <w:b/>
-          <w:bCs/>
-          <w:color w:val="12355B"/>
-          <w:sz w:val="24"/>
-          <w:szCs w:val="24"/>
-        </w:rPr>
-        <w:t xml:space="preserve">Exit Ticket</w:t>
-      </w:r>
-    </w:p>
-    <w:p>
-      <w:pPr>
-        <w:spacing w:after="80"/>
-      </w:pPr>
-      <w:r>
-        <w:rPr>
-          <w:sz w:val="21"/>
-          <w:szCs w:val="21"/>
-        </w:rPr>
-        <w:t xml:space="preserve">A)  w = 48</w:t>
-      </w:r>
-      <w:r>
-        <w:rPr>
-          <w:i/>
-          <w:iCs/>
-          <w:color w:val="5F6F80"/>
-          <w:sz w:val="19"/>
-          <w:szCs w:val="19"/>
-        </w:rPr>
         <w:t xml:space="preserve">  — Multiply both sides by 8: w = 6 × 8 = 48. Check: 48 / 8 = 6 ✓</w:t>
-      </w:r>
-    </w:p>
-    <w:p>
-      <w:pPr>
-        <w:pStyle w:val="Heading2"/>
-        <w:spacing w:after="80" w:before="180"/>
-      </w:pPr>
-      <w:r>
-        <w:rPr>
-          <w:b/>
-          <w:bCs/>
-          <w:color w:val="12355B"/>
-          <w:sz w:val="24"/>
-          <w:szCs w:val="24"/>
-        </w:rPr>
-        <w:t xml:space="preserve">Writing (TWR) — what to look for</w:t>
-      </w:r>
-    </w:p>
-    <w:p>
-      <w:pPr>
-        <w:spacing w:after="80"/>
-      </w:pPr>
-      <w:r>
-        <w:rPr>
-          <w:sz w:val="20"/>
-          <w:szCs w:val="20"/>
-        </w:rPr>
-        <w:t xml:space="preserve">Kernel sentence: a complete sentence needs a subject and a verb. Example: Solution is the value of the variable that makes the equation true.</w:t>
-      </w:r>
-    </w:p>
-    <w:p>
-      <w:pPr>
-        <w:spacing w:after="80"/>
-      </w:pPr>
-      <w:r>
-        <w:rPr>
-          <w:sz w:val="20"/>
-          <w:szCs w:val="20"/>
-        </w:rPr>
-        <w:t xml:space="preserve">Expansion: because = reason, but = contrast/exception, so = result. Answers vary; each must keep the kernel idea.</w:t>
-      </w:r>
-    </w:p>
-    <w:p>
-      <w:pPr>
-        <w:pStyle w:val="Heading2"/>
-        <w:spacing w:after="80" w:before="180"/>
-      </w:pPr>
-      <w:r>
-        <w:rPr>
-          <w:b/>
-          <w:bCs/>
-          <w:color w:val="12355B"/>
-          <w:sz w:val="24"/>
-          <w:szCs w:val="24"/>
-        </w:rPr>
-        <w:t xml:space="preserve">Turn &amp; Talk — listen for</w:t>
-      </w:r>
-    </w:p>
-    <w:p>
-      <w:pPr>
-        <w:spacing w:after="80"/>
-      </w:pPr>
-      <w:r>
-        <w:rPr>
-          <w:b/>
-          <w:bCs/>
-          <w:sz w:val="19"/>
-          <w:szCs w:val="19"/>
-        </w:rPr>
-        <w:t xml:space="preserve">1.  </w:t>
-      </w:r>
-      <w:r>
-        <w:rPr>
-          <w:i/>
-          <w:iCs/>
-          <w:color w:val="5F6F80"/>
-          <w:sz w:val="19"/>
-          <w:szCs w:val="19"/>
-        </w:rPr>
-        <w:t xml:space="preserve">Students read 3x as 3 groups of x, recognize multiplication, and contrast it with addition, knowing they will divide (not subtract) to solve.</w:t>
-      </w:r>
-    </w:p>
-    <w:p>
-      <w:pPr>
-        <w:spacing w:after="80"/>
-      </w:pPr>
-      <w:r>
-        <w:rPr>
-          <w:b/>
-          <w:bCs/>
-          <w:sz w:val="19"/>
-          <w:szCs w:val="19"/>
-        </w:rPr>
-        <w:t xml:space="preserve">2.  </w:t>
-      </w:r>
-      <w:r>
-        <w:rPr>
-          <w:i/>
-          <w:iCs/>
-          <w:color w:val="5F6F80"/>
-          <w:sz w:val="19"/>
-          <w:szCs w:val="19"/>
-        </w:rPr>
-        <w:t xml:space="preserve">Students divide both sides by 3 to get x = 7 (or multiply by 4 to get x = 36) and name division/multiplication as inverse operations.</w:t>
-      </w:r>
-    </w:p>
-    <w:p>
-      <w:pPr>
-        <w:spacing w:after="80"/>
-      </w:pPr>
-      <w:r>
-        <w:rPr>
-          <w:b/>
-          <w:bCs/>
-          <w:sz w:val="19"/>
-          <w:szCs w:val="19"/>
-        </w:rPr>
-        <w:t xml:space="preserve">3.  </w:t>
-      </w:r>
-      <w:r>
-        <w:rPr>
-          <w:i/>
-          <w:iCs/>
-          <w:color w:val="5F6F80"/>
-          <w:sz w:val="19"/>
-          <w:szCs w:val="19"/>
-        </w:rPr>
-        <w:t xml:space="preserve">Students name a real context (equal price per item, sharing equally, total from groups) and choose the correct inverse operation to isolate the variable.</w:t>
       </w:r>
     </w:p>
     <w:sectPr>

--- a/lessons/7-3/downloads/7-3-notes.docx
+++ b/lessons/7-3/downloads/7-3-notes.docx
@@ -3186,419 +3186,6 @@
       </w:pPr>
       <w:r>
         <w:t xml:space="preserve"/>
-      </w:r>
-    </w:p>
-    <w:p>
-      <w:pPr>
-        <w:pStyle w:val="Heading1"/>
-        <w:pageBreakBefore/>
-        <w:pBdr>
-          <w:bottom w:val="single" w:color="1FA6A2" w:sz="14" w:space="6"/>
-        </w:pBdr>
-        <w:spacing w:after="140" w:before="0"/>
-      </w:pPr>
-      <w:r>
-        <w:rPr>
-          <w:b/>
-          <w:bCs/>
-          <w:color w:val="12355B"/>
-          <w:sz w:val="30"/>
-          <w:szCs w:val="30"/>
-        </w:rPr>
-        <w:t xml:space="preserve">Answer Key &amp; Teacher Guide</w:t>
-      </w:r>
-    </w:p>
-    <w:p>
-      <w:pPr>
-        <w:spacing w:after="100"/>
-      </w:pPr>
-      <w:r>
-        <w:rPr>
-          <w:i/>
-          <w:iCs/>
-          <w:color w:val="5F6F80"/>
-          <w:sz w:val="19"/>
-          <w:szCs w:val="19"/>
-        </w:rPr>
-        <w:t xml:space="preserve">Teacher reference — remove or fold back before distributing to students.</w:t>
-      </w:r>
-    </w:p>
-    <w:p>
-      <w:pPr>
-        <w:pStyle w:val="Heading2"/>
-        <w:spacing w:after="80" w:before="180"/>
-      </w:pPr>
-      <w:r>
-        <w:rPr>
-          <w:b/>
-          <w:bCs/>
-          <w:color w:val="12355B"/>
-          <w:sz w:val="24"/>
-          <w:szCs w:val="24"/>
-        </w:rPr>
-        <w:t xml:space="preserve">Guided Notes (Fill-in)</w:t>
-      </w:r>
-    </w:p>
-    <w:p>
-      <w:pPr>
-        <w:spacing w:after="80"/>
-      </w:pPr>
-      <w:r>
-        <w:rPr>
-          <w:b/>
-          <w:bCs/>
-          <w:sz w:val="21"/>
-          <w:szCs w:val="21"/>
-        </w:rPr>
-        <w:t xml:space="preserve">Notes 1:  </w:t>
-      </w:r>
-      <w:r>
-        <w:rPr>
-          <w:sz w:val="21"/>
-          <w:szCs w:val="21"/>
-        </w:rPr>
-        <w:t xml:space="preserve">Inverse operation</w:t>
-      </w:r>
-    </w:p>
-    <w:p>
-      <w:pPr>
-        <w:spacing w:after="80"/>
-      </w:pPr>
-      <w:r>
-        <w:rPr>
-          <w:b/>
-          <w:bCs/>
-          <w:sz w:val="21"/>
-          <w:szCs w:val="21"/>
-        </w:rPr>
-        <w:t xml:space="preserve">Notes 2:  </w:t>
-      </w:r>
-      <w:r>
-        <w:rPr>
-          <w:sz w:val="21"/>
-          <w:szCs w:val="21"/>
-        </w:rPr>
-        <w:t xml:space="preserve">Multiply</w:t>
-      </w:r>
-    </w:p>
-    <w:p>
-      <w:pPr>
-        <w:spacing w:after="80"/>
-      </w:pPr>
-      <w:r>
-        <w:rPr>
-          <w:b/>
-          <w:bCs/>
-          <w:sz w:val="21"/>
-          <w:szCs w:val="21"/>
-        </w:rPr>
-        <w:t xml:space="preserve">Notes 3:  </w:t>
-      </w:r>
-      <w:r>
-        <w:rPr>
-          <w:sz w:val="21"/>
-          <w:szCs w:val="21"/>
-        </w:rPr>
-        <w:t xml:space="preserve">Divide</w:t>
-      </w:r>
-    </w:p>
-    <w:p>
-      <w:pPr>
-        <w:spacing w:after="80"/>
-      </w:pPr>
-      <w:r>
-        <w:rPr>
-          <w:b/>
-          <w:bCs/>
-          <w:sz w:val="21"/>
-          <w:szCs w:val="21"/>
-        </w:rPr>
-        <w:t xml:space="preserve">Notes 4:  </w:t>
-      </w:r>
-      <w:r>
-        <w:rPr>
-          <w:sz w:val="21"/>
-          <w:szCs w:val="21"/>
-        </w:rPr>
-        <w:t xml:space="preserve">Isolate</w:t>
-      </w:r>
-    </w:p>
-    <w:p>
-      <w:pPr>
-        <w:spacing w:after="80"/>
-      </w:pPr>
-      <w:r>
-        <w:rPr>
-          <w:b/>
-          <w:bCs/>
-          <w:sz w:val="21"/>
-          <w:szCs w:val="21"/>
-        </w:rPr>
-        <w:t xml:space="preserve">Notes 5:  </w:t>
-      </w:r>
-      <w:r>
-        <w:rPr>
-          <w:sz w:val="21"/>
-          <w:szCs w:val="21"/>
-        </w:rPr>
-        <w:t xml:space="preserve">Coefficient</w:t>
-      </w:r>
-    </w:p>
-    <w:p>
-      <w:pPr>
-        <w:spacing w:after="80"/>
-      </w:pPr>
-      <w:r>
-        <w:rPr>
-          <w:b/>
-          <w:bCs/>
-          <w:sz w:val="21"/>
-          <w:szCs w:val="21"/>
-        </w:rPr>
-        <w:t xml:space="preserve">Notes 6:  </w:t>
-      </w:r>
-      <w:r>
-        <w:rPr>
-          <w:sz w:val="21"/>
-          <w:szCs w:val="21"/>
-        </w:rPr>
-        <w:t xml:space="preserve">Solution</w:t>
-      </w:r>
-    </w:p>
-    <w:p>
-      <w:pPr>
-        <w:pStyle w:val="Heading2"/>
-        <w:spacing w:after="80" w:before="180"/>
-      </w:pPr>
-      <w:r>
-        <w:rPr>
-          <w:b/>
-          <w:bCs/>
-          <w:color w:val="12355B"/>
-          <w:sz w:val="24"/>
-          <w:szCs w:val="24"/>
-        </w:rPr>
-        <w:t xml:space="preserve">Worked Notes (I Do / We Do)</w:t>
-      </w:r>
-    </w:p>
-    <w:p>
-      <w:pPr>
-        <w:spacing w:after="80"/>
-      </w:pPr>
-      <w:r>
-        <w:rPr>
-          <w:b/>
-          <w:bCs/>
-          <w:sz w:val="21"/>
-          <w:szCs w:val="21"/>
-        </w:rPr>
-        <w:t xml:space="preserve">I Do:  </w:t>
-      </w:r>
-      <w:r>
-        <w:rPr>
-          <w:sz w:val="21"/>
-          <w:szCs w:val="21"/>
-        </w:rPr>
-        <w:t xml:space="preserve">A. x = 7</w:t>
-      </w:r>
-    </w:p>
-    <w:p>
-      <w:pPr>
-        <w:spacing w:after="80"/>
-      </w:pPr>
-      <w:r>
-        <w:rPr>
-          <w:b/>
-          <w:bCs/>
-          <w:sz w:val="21"/>
-          <w:szCs w:val="21"/>
-        </w:rPr>
-        <w:t xml:space="preserve">We Do:  </w:t>
-      </w:r>
-      <w:r>
-        <w:rPr>
-          <w:sz w:val="21"/>
-          <w:szCs w:val="21"/>
-        </w:rPr>
-        <w:t xml:space="preserve">A. n = 24</w:t>
-      </w:r>
-    </w:p>
-    <w:p>
-      <w:pPr>
-        <w:pStyle w:val="Heading2"/>
-        <w:spacing w:after="80" w:before="180"/>
-      </w:pPr>
-      <w:r>
-        <w:rPr>
-          <w:b/>
-          <w:bCs/>
-          <w:color w:val="12355B"/>
-          <w:sz w:val="24"/>
-          <w:szCs w:val="24"/>
-        </w:rPr>
-        <w:t xml:space="preserve">Independent Practice</w:t>
-      </w:r>
-    </w:p>
-    <w:p>
-      <w:pPr>
-        <w:spacing w:after="80"/>
-      </w:pPr>
-      <w:r>
-        <w:rPr>
-          <w:b/>
-          <w:bCs/>
-          <w:sz w:val="21"/>
-          <w:szCs w:val="21"/>
-        </w:rPr>
-        <w:t xml:space="preserve">1.  </w:t>
-      </w:r>
-      <w:r>
-        <w:rPr>
-          <w:sz w:val="21"/>
-          <w:szCs w:val="21"/>
-        </w:rPr>
-        <w:t xml:space="preserve">A)  m = 7</w:t>
-      </w:r>
-      <w:r>
-        <w:rPr>
-          <w:i/>
-          <w:iCs/>
-          <w:color w:val="5F6F80"/>
-          <w:sz w:val="19"/>
-          <w:szCs w:val="19"/>
-        </w:rPr>
-        <w:t xml:space="preserve">  — Divide both sides by 9: m = 63 ÷ 9 = 7. Check: 9 × 7 = 63 ✓</w:t>
-      </w:r>
-    </w:p>
-    <w:p>
-      <w:pPr>
-        <w:spacing w:after="80"/>
-      </w:pPr>
-      <w:r>
-        <w:rPr>
-          <w:b/>
-          <w:bCs/>
-          <w:sz w:val="21"/>
-          <w:szCs w:val="21"/>
-        </w:rPr>
-        <w:t xml:space="preserve">2.  </w:t>
-      </w:r>
-      <w:r>
-        <w:rPr>
-          <w:sz w:val="21"/>
-          <w:szCs w:val="21"/>
-        </w:rPr>
-        <w:t xml:space="preserve">A)  y = 35</w:t>
-      </w:r>
-      <w:r>
-        <w:rPr>
-          <w:i/>
-          <w:iCs/>
-          <w:color w:val="5F6F80"/>
-          <w:sz w:val="19"/>
-          <w:szCs w:val="19"/>
-        </w:rPr>
-        <w:t xml:space="preserve">  — Multiply both sides by 7: y = 5 × 7 = 35. Check: 35 / 7 = 5 ✓</w:t>
-      </w:r>
-    </w:p>
-    <w:p>
-      <w:pPr>
-        <w:spacing w:after="80"/>
-      </w:pPr>
-      <w:r>
-        <w:rPr>
-          <w:b/>
-          <w:bCs/>
-          <w:sz w:val="21"/>
-          <w:szCs w:val="21"/>
-        </w:rPr>
-        <w:t xml:space="preserve">3.  </w:t>
-      </w:r>
-      <w:r>
-        <w:rPr>
-          <w:sz w:val="21"/>
-          <w:szCs w:val="21"/>
-        </w:rPr>
-        <w:t xml:space="preserve">A)  c = 6</w:t>
-      </w:r>
-      <w:r>
-        <w:rPr>
-          <w:i/>
-          <w:iCs/>
-          <w:color w:val="5F6F80"/>
-          <w:sz w:val="19"/>
-          <w:szCs w:val="19"/>
-        </w:rPr>
-        <w:t xml:space="preserve">  — Divide both sides by 9: c = 54 ÷ 9 = 6 clues per file.</w:t>
-      </w:r>
-    </w:p>
-    <w:p>
-      <w:pPr>
-        <w:spacing w:after="80"/>
-      </w:pPr>
-      <w:r>
-        <w:rPr>
-          <w:b/>
-          <w:bCs/>
-          <w:sz w:val="21"/>
-          <w:szCs w:val="21"/>
-        </w:rPr>
-        <w:t xml:space="preserve">4.  </w:t>
-      </w:r>
-      <w:r>
-        <w:rPr>
-          <w:sz w:val="21"/>
-          <w:szCs w:val="21"/>
-        </w:rPr>
-        <w:t xml:space="preserve">A)  x = 8</w:t>
-      </w:r>
-      <w:r>
-        <w:rPr>
-          <w:i/>
-          <w:iCs/>
-          <w:color w:val="5F6F80"/>
-          <w:sz w:val="19"/>
-          <w:szCs w:val="19"/>
-        </w:rPr>
-        <w:t xml:space="preserve">  — The 4 is multiplying x, so divide both sides by 4: x = 32 / 4 = 8. Check: 4 x 8 = 32.</w:t>
-      </w:r>
-    </w:p>
-    <w:p>
-      <w:pPr>
-        <w:pStyle w:val="Heading2"/>
-        <w:spacing w:after="80" w:before="180"/>
-      </w:pPr>
-      <w:r>
-        <w:rPr>
-          <w:b/>
-          <w:bCs/>
-          <w:color w:val="12355B"/>
-          <w:sz w:val="24"/>
-          <w:szCs w:val="24"/>
-        </w:rPr>
-        <w:t xml:space="preserve">Exit Ticket</w:t>
-      </w:r>
-    </w:p>
-    <w:p>
-      <w:pPr>
-        <w:spacing w:after="80"/>
-      </w:pPr>
-      <w:r>
-        <w:rPr>
-          <w:sz w:val="21"/>
-          <w:szCs w:val="21"/>
-        </w:rPr>
-        <w:t xml:space="preserve">A)  w = 48</w:t>
-      </w:r>
-      <w:r>
-        <w:rPr>
-          <w:i/>
-          <w:iCs/>
-          <w:color w:val="5F6F80"/>
-          <w:sz w:val="19"/>
-          <w:szCs w:val="19"/>
-        </w:rPr>
-        <w:t xml:space="preserve">  — Multiply both sides by 8: w = 6 × 8 = 48. Check: 48 / 8 = 6 ✓</w:t>
       </w:r>
     </w:p>
     <w:sectPr>

--- a/lessons/7-3/downloads/7-3-notes.docx
+++ b/lessons/7-3/downloads/7-3-notes.docx
@@ -14,7 +14,7 @@
           <w:sz w:val="18"/>
           <w:szCs w:val="18"/>
         </w:rPr>
-        <w:t xml:space="preserve">UNIT 7  ·  LESSON 3      STANDARD 6.EE.7</w:t>
+        <w:t xml:space="preserve">UNIT 7  ·  LESSON 3      STANDARD 6.AT.8</w:t>
       </w:r>
     </w:p>
     <w:p>
@@ -2487,7 +2487,7 @@
           <w:sz w:val="19"/>
           <w:szCs w:val="19"/>
         </w:rPr>
-        <w:t xml:space="preserve">Inverse operation,  Multiply,  Divide,  Isolate</w:t>
+        <w:t xml:space="preserve">inverse operation,  multiply,  divide,  isolate</w:t>
       </w:r>
     </w:p>
     <w:p>
@@ -2549,6 +2549,32 @@
           <w:szCs w:val="19"/>
         </w:rPr>
         <w:t xml:space="preserve">Solve each problem. Show your thinking in the work box.</w:t>
+      </w:r>
+    </w:p>
+    <w:p>
+      <w:pPr>
+        <w:pStyle w:val="Heading2"/>
+        <w:spacing w:after="80" w:before="180"/>
+      </w:pPr>
+      <w:r>
+        <w:rPr>
+          <w:b/>
+          <w:bCs/>
+          <w:color w:val="12355B"/>
+          <w:sz w:val="24"/>
+          <w:szCs w:val="24"/>
+        </w:rPr>
+        <w:t xml:space="preserve">Level 1 Support</w:t>
+      </w:r>
+      <w:r>
+        <w:rPr>
+          <w:i/>
+          <w:iCs/>
+          <w:color w:val="1FA6A2"/>
+          <w:sz w:val="19"/>
+          <w:szCs w:val="19"/>
+        </w:rPr>
+        <w:t xml:space="preserve">   extra scaffolding</w:t>
       </w:r>
     </w:p>
     <w:p>
@@ -2813,6 +2839,32 @@
     </w:tbl>
     <w:p>
       <w:pPr>
+        <w:pStyle w:val="Heading2"/>
+        <w:spacing w:after="80" w:before="180"/>
+      </w:pPr>
+      <w:r>
+        <w:rPr>
+          <w:b/>
+          <w:bCs/>
+          <w:color w:val="12355B"/>
+          <w:sz w:val="24"/>
+          <w:szCs w:val="24"/>
+        </w:rPr>
+        <w:t xml:space="preserve">On Level</w:t>
+      </w:r>
+      <w:r>
+        <w:rPr>
+          <w:i/>
+          <w:iCs/>
+          <w:color w:val="12355B"/>
+          <w:sz w:val="19"/>
+          <w:szCs w:val="19"/>
+        </w:rPr>
+        <w:t xml:space="preserve">   grade-level practice</w:t>
+      </w:r>
+    </w:p>
+    <w:p>
+      <w:pPr>
         <w:keepNext/>
         <w:spacing w:after="60" w:before="160"/>
       </w:pPr>
@@ -2886,136 +2938,6 @@
           <w:szCs w:val="20"/>
         </w:rPr>
         <w:t xml:space="preserve">D)  c = 9</w:t>
-      </w:r>
-    </w:p>
-    <w:p>
-      <w:pPr>
-        <w:spacing w:after="20"/>
-      </w:pPr>
-      <w:r>
-        <w:t xml:space="preserve"/>
-      </w:r>
-    </w:p>
-    <w:tbl>
-      <w:tblPr>
-        <w:tblW w:type="pct" w:w="100%"/>
-        <w:tblBorders>
-          <w:top w:val="single" w:color="C7D2DD" w:sz="6"/>
-          <w:left w:val="single" w:color="C7D2DD" w:sz="6"/>
-          <w:bottom w:val="single" w:color="C7D2DD" w:sz="6"/>
-          <w:right w:val="single" w:color="C7D2DD" w:sz="6"/>
-          <w:insideH w:val="single" w:color="auto" w:sz="4"/>
-          <w:insideV w:val="single" w:color="auto" w:sz="4"/>
-        </w:tblBorders>
-      </w:tblPr>
-      <w:tblGrid>
-        <w:gridCol w:w="100"/>
-      </w:tblGrid>
-      <w:tr>
-        <w:tc>
-          <w:tcPr>
-            <w:shd w:fill="FBF3E2" w:color="auto" w:val="clear"/>
-            <w:tcMar>
-              <w:top w:type="dxa" w:w="60"/>
-              <w:left w:type="dxa" w:w="120"/>
-              <w:bottom w:type="dxa" w:w="60"/>
-              <w:right w:type="dxa" w:w="120"/>
-            </w:tcMar>
-          </w:tcPr>
-          <w:p>
-            <w:pPr>
-              <w:spacing w:after="0" w:line="320"/>
-            </w:pPr>
-            <w:r>
-              <w:t xml:space="preserve"/>
-            </w:r>
-          </w:p>
-          <w:p>
-            <w:pPr>
-              <w:spacing w:after="0" w:line="320"/>
-            </w:pPr>
-            <w:r>
-              <w:t xml:space="preserve"/>
-            </w:r>
-          </w:p>
-        </w:tc>
-      </w:tr>
-    </w:tbl>
-    <w:p>
-      <w:pPr>
-        <w:keepNext/>
-        <w:spacing w:after="60" w:before="160"/>
-      </w:pPr>
-      <w:r>
-        <w:rPr>
-          <w:b/>
-          <w:bCs/>
-          <w:color w:val="12355B"/>
-          <w:sz w:val="22"/>
-          <w:szCs w:val="22"/>
-        </w:rPr>
-        <w:t xml:space="preserve">4.  </w:t>
-      </w:r>
-      <w:r>
-        <w:rPr>
-          <w:b/>
-          <w:bCs/>
-          <w:sz w:val="21"/>
-          <w:szCs w:val="21"/>
-        </w:rPr>
-        <w:t xml:space="preserve">Vault A is sealed with 4x = 32. Crack the lock: what is x?</w:t>
-      </w:r>
-    </w:p>
-    <w:p>
-      <w:pPr>
-        <w:spacing w:after="40"/>
-        <w:ind w:left="420"/>
-      </w:pPr>
-      <w:r>
-        <w:rPr>
-          <w:sz w:val="20"/>
-          <w:szCs w:val="20"/>
-        </w:rPr>
-        <w:t xml:space="preserve">A)  x = 8</w:t>
-      </w:r>
-    </w:p>
-    <w:p>
-      <w:pPr>
-        <w:spacing w:after="40"/>
-        <w:ind w:left="420"/>
-      </w:pPr>
-      <w:r>
-        <w:rPr>
-          <w:sz w:val="20"/>
-          <w:szCs w:val="20"/>
-        </w:rPr>
-        <w:t xml:space="preserve">B)  x = 128</w:t>
-      </w:r>
-    </w:p>
-    <w:p>
-      <w:pPr>
-        <w:spacing w:after="40"/>
-        <w:ind w:left="420"/>
-      </w:pPr>
-      <w:r>
-        <w:rPr>
-          <w:sz w:val="20"/>
-          <w:szCs w:val="20"/>
-        </w:rPr>
-        <w:t xml:space="preserve">C)  x = 28</w:t>
-      </w:r>
-    </w:p>
-    <w:p>
-      <w:pPr>
-        <w:spacing w:after="40"/>
-        <w:ind w:left="420"/>
-      </w:pPr>
-      <w:r>
-        <w:rPr>
-          <w:sz w:val="20"/>
-          <w:szCs w:val="20"/>
-        </w:rPr>
-        <w:t xml:space="preserve">D)  x = 36</w:t>
       </w:r>
     </w:p>
     <w:p>

--- a/lessons/7-3/downloads/7-3-notes.docx
+++ b/lessons/7-3/downloads/7-3-notes.docx
@@ -1404,6 +1404,1302 @@
           <w:szCs w:val="22"/>
         </w:rPr>
         <w:t xml:space="preserve">The value of the variable that makes an equation true is the ___.</w:t>
+      </w:r>
+    </w:p>
+    <w:p>
+      <w:pPr>
+        <w:pStyle w:val="Heading1"/>
+        <w:pageBreakBefore/>
+        <w:pBdr>
+          <w:bottom w:val="single" w:color="1FA6A2" w:sz="14" w:space="6"/>
+        </w:pBdr>
+        <w:spacing w:after="140" w:before="0"/>
+      </w:pPr>
+      <w:r>
+        <w:rPr>
+          <w:b/>
+          <w:bCs/>
+          <w:color w:val="12355B"/>
+          <w:sz w:val="30"/>
+          <w:szCs w:val="30"/>
+        </w:rPr>
+        <w:t xml:space="preserve">Write About the Math</w:t>
+      </w:r>
+    </w:p>
+    <w:p>
+      <w:pPr>
+        <w:spacing w:after="100"/>
+      </w:pPr>
+      <w:r>
+        <w:rPr>
+          <w:i/>
+          <w:iCs/>
+          <w:color w:val="5F6F80"/>
+          <w:sz w:val="19"/>
+          <w:szCs w:val="19"/>
+        </w:rPr>
+        <w:t xml:space="preserve">Use the support level you need. Every level answers the same math question.</w:t>
+      </w:r>
+    </w:p>
+    <w:p>
+      <w:pPr>
+        <w:pStyle w:val="Heading2"/>
+        <w:spacing w:after="80" w:before="180"/>
+      </w:pPr>
+      <w:r>
+        <w:rPr>
+          <w:b/>
+          <w:bCs/>
+          <w:color w:val="12355B"/>
+          <w:sz w:val="24"/>
+          <w:szCs w:val="24"/>
+        </w:rPr>
+        <w:t xml:space="preserve">1. Understand the Question</w:t>
+      </w:r>
+      <w:r>
+        <w:rPr>
+          <w:i/>
+          <w:iCs/>
+          <w:color w:val="B97A12"/>
+          <w:sz w:val="19"/>
+          <w:szCs w:val="19"/>
+        </w:rPr>
+        <w:t xml:space="preserve">   explain</w:t>
+      </w:r>
+    </w:p>
+    <w:tbl>
+      <w:tblPr>
+        <w:tblW w:type="pct" w:w="100%"/>
+        <w:tblBorders>
+          <w:top w:val="single" w:color="1FA6A2" w:sz="8"/>
+          <w:left w:val="single" w:color="1FA6A2" w:sz="8"/>
+          <w:bottom w:val="single" w:color="1FA6A2" w:sz="8"/>
+          <w:right w:val="single" w:color="1FA6A2" w:sz="8"/>
+          <w:insideH w:val="single" w:color="auto" w:sz="4"/>
+          <w:insideV w:val="single" w:color="auto" w:sz="4"/>
+        </w:tblBorders>
+      </w:tblPr>
+      <w:tblGrid>
+        <w:gridCol w:w="100"/>
+      </w:tblGrid>
+      <w:tr>
+        <w:tc>
+          <w:tcPr>
+            <w:shd w:fill="E6F4F3" w:color="auto" w:val="clear"/>
+            <w:tcMar>
+              <w:top w:type="dxa" w:w="120"/>
+              <w:left w:type="dxa" w:w="180"/>
+              <w:bottom w:type="dxa" w:w="120"/>
+              <w:right w:type="dxa" w:w="180"/>
+            </w:tcMar>
+          </w:tcPr>
+          <w:p>
+            <w:pPr>
+              <w:spacing w:after="60"/>
+            </w:pPr>
+            <w:r>
+              <w:rPr>
+                <w:color w:val="1A2733"/>
+                <w:sz w:val="21"/>
+                <w:szCs w:val="21"/>
+              </w:rPr>
+              <w:t xml:space="preserve">How did you undo the multiplication in 3x = 21 (or the division in x / 4 = 9) to isolate the variable?</w:t>
+            </w:r>
+          </w:p>
+          <w:p>
+            <w:pPr>
+              <w:spacing w:after="0"/>
+            </w:pPr>
+            <w:r>
+              <w:rPr>
+                <w:b/>
+                <w:bCs/>
+                <w:color w:val="12355B"/>
+                <w:sz w:val="20"/>
+                <w:szCs w:val="20"/>
+              </w:rPr>
+              <w:t xml:space="preserve">Your job:  </w:t>
+            </w:r>
+            <w:r>
+              <w:rPr>
+                <w:sz w:val="20"/>
+                <w:szCs w:val="20"/>
+              </w:rPr>
+              <w:t xml:space="preserve">Answer the question. Use math evidence. Explain how the evidence proves your answer.</w:t>
+            </w:r>
+            <w:r>
+              <w:rPr>
+                <w:i/>
+                <w:iCs/>
+                <w:color w:val="5F6F80"/>
+                <w:sz w:val="18"/>
+                <w:szCs w:val="18"/>
+              </w:rPr>
+              <w:br/>
+              <w:t xml:space="preserve">Responde la pregunta. Usa evidencia matemática. Explica cómo la evidencia demuestra tu respuesta.</w:t>
+            </w:r>
+          </w:p>
+        </w:tc>
+      </w:tr>
+    </w:tbl>
+    <w:p>
+      <w:pPr>
+        <w:pStyle w:val="Heading2"/>
+        <w:spacing w:after="80" w:before="180"/>
+      </w:pPr>
+      <w:r>
+        <w:rPr>
+          <w:b/>
+          <w:bCs/>
+          <w:color w:val="12355B"/>
+          <w:sz w:val="24"/>
+          <w:szCs w:val="24"/>
+        </w:rPr>
+        <w:t xml:space="preserve">2. Plan Your Math Words</w:t>
+      </w:r>
+      <w:r>
+        <w:rPr>
+          <w:i/>
+          <w:iCs/>
+          <w:color w:val="1FA6A2"/>
+          <w:sz w:val="19"/>
+          <w:szCs w:val="19"/>
+        </w:rPr>
+        <w:t xml:space="preserve">   check at least two</w:t>
+      </w:r>
+    </w:p>
+    <w:p>
+      <w:pPr>
+        <w:spacing w:after="60"/>
+      </w:pPr>
+      <w:r>
+        <w:rPr>
+          <w:b/>
+          <w:bCs/>
+          <w:color w:val="1FA6A2"/>
+          <w:sz w:val="22"/>
+          <w:szCs w:val="22"/>
+        </w:rPr>
+        <w:t xml:space="preserve">☐  </w:t>
+      </w:r>
+      <w:r>
+        <w:rPr>
+          <w:b/>
+          <w:bCs/>
+          <w:color w:val="12355B"/>
+          <w:sz w:val="20"/>
+          <w:szCs w:val="20"/>
+        </w:rPr>
+        <w:t xml:space="preserve">Inverse operation — </w:t>
+      </w:r>
+      <w:r>
+        <w:rPr>
+          <w:sz w:val="20"/>
+          <w:szCs w:val="20"/>
+        </w:rPr>
+        <w:t xml:space="preserve">Two math actions that undo each other, like × and ÷.</w:t>
+      </w:r>
+      <w:r>
+        <w:rPr>
+          <w:i/>
+          <w:iCs/>
+          <w:color w:val="5F6F80"/>
+          <w:sz w:val="18"/>
+          <w:szCs w:val="18"/>
+        </w:rPr>
+        <w:br/>
+        <w:t xml:space="preserve">Operación inversa — Dos operaciones que se deshacen entre sí, como × y ÷.</w:t>
+      </w:r>
+    </w:p>
+    <w:p>
+      <w:pPr>
+        <w:spacing w:after="60"/>
+      </w:pPr>
+      <w:r>
+        <w:rPr>
+          <w:b/>
+          <w:bCs/>
+          <w:color w:val="1FA6A2"/>
+          <w:sz w:val="22"/>
+          <w:szCs w:val="22"/>
+        </w:rPr>
+        <w:t xml:space="preserve">☐  </w:t>
+      </w:r>
+      <w:r>
+        <w:rPr>
+          <w:b/>
+          <w:bCs/>
+          <w:color w:val="12355B"/>
+          <w:sz w:val="20"/>
+          <w:szCs w:val="20"/>
+        </w:rPr>
+        <w:t xml:space="preserve">Multiply — </w:t>
+      </w:r>
+      <w:r>
+        <w:rPr>
+          <w:sz w:val="20"/>
+          <w:szCs w:val="20"/>
+        </w:rPr>
+        <w:t xml:space="preserve">To add equal groups again and again.</w:t>
+      </w:r>
+      <w:r>
+        <w:rPr>
+          <w:i/>
+          <w:iCs/>
+          <w:color w:val="5F6F80"/>
+          <w:sz w:val="18"/>
+          <w:szCs w:val="18"/>
+        </w:rPr>
+        <w:br/>
+        <w:t xml:space="preserve">Multiplicar — Sumar grupos iguales una y otra vez.</w:t>
+      </w:r>
+    </w:p>
+    <w:p>
+      <w:pPr>
+        <w:spacing w:after="60"/>
+      </w:pPr>
+      <w:r>
+        <w:rPr>
+          <w:b/>
+          <w:bCs/>
+          <w:color w:val="1FA6A2"/>
+          <w:sz w:val="22"/>
+          <w:szCs w:val="22"/>
+        </w:rPr>
+        <w:t xml:space="preserve">☐  </w:t>
+      </w:r>
+      <w:r>
+        <w:rPr>
+          <w:b/>
+          <w:bCs/>
+          <w:color w:val="12355B"/>
+          <w:sz w:val="20"/>
+          <w:szCs w:val="20"/>
+        </w:rPr>
+        <w:t xml:space="preserve">Divide — </w:t>
+      </w:r>
+      <w:r>
+        <w:rPr>
+          <w:sz w:val="20"/>
+          <w:szCs w:val="20"/>
+        </w:rPr>
+        <w:t xml:space="preserve">To split into equal groups.</w:t>
+      </w:r>
+      <w:r>
+        <w:rPr>
+          <w:i/>
+          <w:iCs/>
+          <w:color w:val="5F6F80"/>
+          <w:sz w:val="18"/>
+          <w:szCs w:val="18"/>
+        </w:rPr>
+        <w:br/>
+        <w:t xml:space="preserve">Dividir — Repartir en grupos iguales.</w:t>
+      </w:r>
+    </w:p>
+    <w:p>
+      <w:pPr>
+        <w:spacing w:after="60"/>
+      </w:pPr>
+      <w:r>
+        <w:rPr>
+          <w:b/>
+          <w:bCs/>
+          <w:color w:val="1FA6A2"/>
+          <w:sz w:val="22"/>
+          <w:szCs w:val="22"/>
+        </w:rPr>
+        <w:t xml:space="preserve">☐  </w:t>
+      </w:r>
+      <w:r>
+        <w:rPr>
+          <w:b/>
+          <w:bCs/>
+          <w:color w:val="12355B"/>
+          <w:sz w:val="20"/>
+          <w:szCs w:val="20"/>
+        </w:rPr>
+        <w:t xml:space="preserve">Isolate — </w:t>
+      </w:r>
+      <w:r>
+        <w:rPr>
+          <w:sz w:val="20"/>
+          <w:szCs w:val="20"/>
+        </w:rPr>
+        <w:t xml:space="preserve">To get the letter by itself on one side.</w:t>
+      </w:r>
+      <w:r>
+        <w:rPr>
+          <w:i/>
+          <w:iCs/>
+          <w:color w:val="5F6F80"/>
+          <w:sz w:val="18"/>
+          <w:szCs w:val="18"/>
+        </w:rPr>
+        <w:br/>
+        <w:t xml:space="preserve">Despejar — Dejar la letra sola en un lado.</w:t>
+      </w:r>
+    </w:p>
+    <w:p>
+      <w:pPr>
+        <w:spacing w:after="60"/>
+      </w:pPr>
+      <w:r>
+        <w:rPr>
+          <w:b/>
+          <w:bCs/>
+          <w:color w:val="1FA6A2"/>
+          <w:sz w:val="22"/>
+          <w:szCs w:val="22"/>
+        </w:rPr>
+        <w:t xml:space="preserve">☐  </w:t>
+      </w:r>
+      <w:r>
+        <w:rPr>
+          <w:b/>
+          <w:bCs/>
+          <w:color w:val="12355B"/>
+          <w:sz w:val="20"/>
+          <w:szCs w:val="20"/>
+        </w:rPr>
+        <w:t xml:space="preserve">Coefficient — </w:t>
+      </w:r>
+      <w:r>
+        <w:rPr>
+          <w:sz w:val="20"/>
+          <w:szCs w:val="20"/>
+        </w:rPr>
+        <w:t xml:space="preserve">The number multiplied by a variable.</w:t>
+      </w:r>
+      <w:r>
+        <w:rPr>
+          <w:i/>
+          <w:iCs/>
+          <w:color w:val="5F6F80"/>
+          <w:sz w:val="18"/>
+          <w:szCs w:val="18"/>
+        </w:rPr>
+        <w:br/>
+        <w:t xml:space="preserve">Coeficiente — El número que multiplica a una variable.</w:t>
+      </w:r>
+    </w:p>
+    <w:tbl>
+      <w:tblPr>
+        <w:tblW w:type="pct" w:w="100%"/>
+        <w:tblBorders>
+          <w:top w:val="single" w:color="1FA6A2" w:sz="8"/>
+          <w:left w:val="single" w:color="1FA6A2" w:sz="8"/>
+          <w:bottom w:val="single" w:color="1FA6A2" w:sz="8"/>
+          <w:right w:val="single" w:color="1FA6A2" w:sz="8"/>
+          <w:insideH w:val="single" w:color="auto" w:sz="4"/>
+          <w:insideV w:val="single" w:color="auto" w:sz="4"/>
+        </w:tblBorders>
+      </w:tblPr>
+      <w:tblGrid>
+        <w:gridCol w:w="100"/>
+      </w:tblGrid>
+      <w:tr>
+        <w:tc>
+          <w:tcPr>
+            <w:shd w:fill="F7FFFD" w:color="auto" w:val="clear"/>
+            <w:tcMar>
+              <w:top w:type="dxa" w:w="120"/>
+              <w:left w:type="dxa" w:w="180"/>
+              <w:bottom w:type="dxa" w:w="120"/>
+              <w:right w:type="dxa" w:w="180"/>
+            </w:tcMar>
+          </w:tcPr>
+          <w:p>
+            <w:pPr>
+              <w:spacing w:after="50"/>
+            </w:pPr>
+            <w:r>
+              <w:rPr>
+                <w:b/>
+                <w:bCs/>
+                <w:color w:val="1FA6A2"/>
+                <w:sz w:val="20"/>
+                <w:szCs w:val="20"/>
+              </w:rPr>
+              <w:t xml:space="preserve">Say it first:  </w:t>
+            </w:r>
+            <w:r>
+              <w:rPr>
+                <w:sz w:val="20"/>
+                <w:szCs w:val="20"/>
+              </w:rPr>
+              <w:t xml:space="preserve">Say your idea to a partner or quietly to yourself before you write.</w:t>
+            </w:r>
+          </w:p>
+          <w:p>
+            <w:pPr>
+              <w:spacing w:after="60"/>
+            </w:pPr>
+            <w:r>
+              <w:rPr>
+                <w:color w:val="1A2733"/>
+                <w:sz w:val="21"/>
+                <w:szCs w:val="21"/>
+              </w:rPr>
+              <w:t xml:space="preserve">I divided / multiplied both sides by ___, so the answer is ___.</w:t>
+            </w:r>
+            <w:r>
+              <w:rPr>
+                <w:i/>
+                <w:iCs/>
+                <w:color w:val="5F6F80"/>
+                <w:sz w:val="19"/>
+                <w:szCs w:val="19"/>
+              </w:rPr>
+              <w:br/>
+              <w:t xml:space="preserve">Dividí / multipliqué ambos lados por ___, así que la respuesta es ___.</w:t>
+            </w:r>
+          </w:p>
+        </w:tc>
+      </w:tr>
+    </w:tbl>
+    <w:p>
+      <w:pPr>
+        <w:pStyle w:val="Heading2"/>
+        <w:spacing w:after="80" w:before="180"/>
+      </w:pPr>
+      <w:r>
+        <w:rPr>
+          <w:b/>
+          <w:bCs/>
+          <w:color w:val="12355B"/>
+          <w:sz w:val="24"/>
+          <w:szCs w:val="24"/>
+        </w:rPr>
+        <w:t xml:space="preserve">3. Build Your Explanation</w:t>
+      </w:r>
+      <w:r>
+        <w:rPr>
+          <w:i/>
+          <w:iCs/>
+          <w:color w:val="B97A12"/>
+          <w:sz w:val="19"/>
+          <w:szCs w:val="19"/>
+        </w:rPr>
+        <w:t xml:space="preserve">   choose your support</w:t>
+      </w:r>
+    </w:p>
+    <w:tbl>
+      <w:tblPr>
+        <w:tblW w:type="pct" w:w="100%"/>
+        <w:tblBorders>
+          <w:top w:val="single" w:color="BBD0DE" w:sz="8"/>
+          <w:left w:val="single" w:color="BBD0DE" w:sz="8"/>
+          <w:bottom w:val="single" w:color="BBD0DE" w:sz="8"/>
+          <w:right w:val="single" w:color="BBD0DE" w:sz="8"/>
+          <w:insideH w:val="single" w:color="auto" w:sz="4"/>
+          <w:insideV w:val="single" w:color="auto" w:sz="4"/>
+        </w:tblBorders>
+      </w:tblPr>
+      <w:tblGrid>
+        <w:gridCol w:w="100"/>
+      </w:tblGrid>
+      <w:tr>
+        <w:tc>
+          <w:tcPr>
+            <w:shd w:fill="EEF4F8" w:color="auto" w:val="clear"/>
+            <w:tcMar>
+              <w:top w:type="dxa" w:w="120"/>
+              <w:left w:type="dxa" w:w="180"/>
+              <w:bottom w:type="dxa" w:w="120"/>
+              <w:right w:type="dxa" w:w="180"/>
+            </w:tcMar>
+          </w:tcPr>
+          <w:p>
+            <w:pPr>
+              <w:spacing w:after="50"/>
+            </w:pPr>
+            <w:r>
+              <w:rPr>
+                <w:i/>
+                <w:iCs/>
+                <w:color w:val="5F6F80"/>
+                <w:sz w:val="19"/>
+                <w:szCs w:val="19"/>
+              </w:rPr>
+              <w:t xml:space="preserve">This model shows the parts of an explanation. It does not answer your writing question.</w:t>
+            </w:r>
+          </w:p>
+          <w:p>
+            <w:pPr>
+              <w:spacing w:after="80"/>
+            </w:pPr>
+            <w:r>
+              <w:rPr>
+                <w:b/>
+                <w:bCs/>
+                <w:color w:val="12355B"/>
+                <w:sz w:val="19"/>
+                <w:szCs w:val="19"/>
+              </w:rPr>
+              <w:t xml:space="preserve">Claim:  </w:t>
+            </w:r>
+            <w:r>
+              <w:rPr>
+                <w:sz w:val="19"/>
+                <w:szCs w:val="19"/>
+              </w:rPr>
+              <w:t xml:space="preserve">In 3x = 21 the variable is multiplied, so I undo it with division.</w:t>
+            </w:r>
+          </w:p>
+          <w:p>
+            <w:pPr>
+              <w:spacing w:after="80"/>
+            </w:pPr>
+            <w:r>
+              <w:rPr>
+                <w:b/>
+                <w:bCs/>
+                <w:color w:val="12355B"/>
+                <w:sz w:val="19"/>
+                <w:szCs w:val="19"/>
+              </w:rPr>
+              <w:t xml:space="preserve">Evidence:  </w:t>
+            </w:r>
+            <w:r>
+              <w:rPr>
+                <w:sz w:val="19"/>
+                <w:szCs w:val="19"/>
+              </w:rPr>
+              <w:t xml:space="preserve">Students read 3x as 3 groups of x, recognize multiplication, and contrast it with addition, knowing they will divide (not subtract) to solve.</w:t>
+            </w:r>
+          </w:p>
+          <w:p>
+            <w:pPr>
+              <w:spacing w:after="80"/>
+            </w:pPr>
+            <w:r>
+              <w:rPr>
+                <w:b/>
+                <w:bCs/>
+                <w:color w:val="12355B"/>
+                <w:sz w:val="19"/>
+                <w:szCs w:val="19"/>
+              </w:rPr>
+              <w:t xml:space="preserve">Reasoning:  </w:t>
+            </w:r>
+            <w:r>
+              <w:rPr>
+                <w:sz w:val="19"/>
+                <w:szCs w:val="19"/>
+              </w:rPr>
+              <w:t xml:space="preserve">This evidence connects the definition of inverse operation to the mathematical claim.</w:t>
+            </w:r>
+          </w:p>
+        </w:tc>
+      </w:tr>
+    </w:tbl>
+    <w:p>
+      <w:pPr>
+        <w:pStyle w:val="Heading2"/>
+        <w:spacing w:after="80" w:before="180"/>
+      </w:pPr>
+      <w:r>
+        <w:rPr>
+          <w:b/>
+          <w:bCs/>
+          <w:color w:val="12355B"/>
+          <w:sz w:val="24"/>
+          <w:szCs w:val="24"/>
+        </w:rPr>
+        <w:t xml:space="preserve">Start</w:t>
+      </w:r>
+      <w:r>
+        <w:rPr>
+          <w:i/>
+          <w:iCs/>
+          <w:color w:val="1FA6A2"/>
+          <w:sz w:val="19"/>
+          <w:szCs w:val="19"/>
+        </w:rPr>
+        <w:t xml:space="preserve">   Most language support</w:t>
+      </w:r>
+    </w:p>
+    <w:p>
+      <w:pPr>
+        <w:spacing w:after="60"/>
+      </w:pPr>
+      <w:r>
+        <w:rPr>
+          <w:color w:val="1A2733"/>
+          <w:sz w:val="21"/>
+          <w:szCs w:val="21"/>
+        </w:rPr>
+        <w:t xml:space="preserve">Complete the frames. Use the word bank.</w:t>
+      </w:r>
+      <w:r>
+        <w:rPr>
+          <w:i/>
+          <w:iCs/>
+          <w:color w:val="5F6F80"/>
+          <w:sz w:val="19"/>
+          <w:szCs w:val="19"/>
+        </w:rPr>
+        <w:br/>
+        <w:t xml:space="preserve">Completa las oraciones. Usa el banco de palabras.</w:t>
+      </w:r>
+    </w:p>
+    <w:p>
+      <w:pPr>
+        <w:spacing w:after="60"/>
+      </w:pPr>
+      <w:r>
+        <w:rPr>
+          <w:color w:val="1A2733"/>
+          <w:sz w:val="21"/>
+          <w:szCs w:val="21"/>
+        </w:rPr>
+        <w:t xml:space="preserve">I divided / multiplied both sides by ___, so the answer is ___.</w:t>
+      </w:r>
+      <w:r>
+        <w:rPr>
+          <w:i/>
+          <w:iCs/>
+          <w:color w:val="5F6F80"/>
+          <w:sz w:val="19"/>
+          <w:szCs w:val="19"/>
+        </w:rPr>
+        <w:br/>
+        <w:t xml:space="preserve">Dividí / multipliqué ambos lados por ___, así que la respuesta es ___.</w:t>
+      </w:r>
+    </w:p>
+    <w:p>
+      <w:pPr>
+        <w:spacing w:after="60"/>
+      </w:pPr>
+      <w:r>
+        <w:rPr>
+          <w:color w:val="1A2733"/>
+          <w:sz w:val="21"/>
+          <w:szCs w:val="21"/>
+        </w:rPr>
+        <w:t xml:space="preserve">The inverse of ___ is ___, so I ___.</w:t>
+      </w:r>
+      <w:r>
+        <w:rPr>
+          <w:i/>
+          <w:iCs/>
+          <w:color w:val="5F6F80"/>
+          <w:sz w:val="19"/>
+          <w:szCs w:val="19"/>
+        </w:rPr>
+        <w:br/>
+        <w:t xml:space="preserve">El inverso de ___ es ___, así que ___.</w:t>
+      </w:r>
+    </w:p>
+    <w:tbl>
+      <w:tblPr>
+        <w:tblW w:type="pct" w:w="100%"/>
+        <w:tblBorders>
+          <w:top w:val="single" w:color="C7D2DD" w:sz="6"/>
+          <w:left w:val="single" w:color="C7D2DD" w:sz="6"/>
+          <w:bottom w:val="single" w:color="C7D2DD" w:sz="6"/>
+          <w:right w:val="single" w:color="C7D2DD" w:sz="6"/>
+          <w:insideH w:val="single" w:color="auto" w:sz="4"/>
+          <w:insideV w:val="single" w:color="auto" w:sz="4"/>
+        </w:tblBorders>
+      </w:tblPr>
+      <w:tblGrid>
+        <w:gridCol w:w="100"/>
+      </w:tblGrid>
+      <w:tr>
+        <w:tc>
+          <w:tcPr>
+            <w:shd w:fill="FBF3E2" w:color="auto" w:val="clear"/>
+            <w:tcMar>
+              <w:top w:type="dxa" w:w="60"/>
+              <w:left w:type="dxa" w:w="120"/>
+              <w:bottom w:type="dxa" w:w="60"/>
+              <w:right w:type="dxa" w:w="120"/>
+            </w:tcMar>
+          </w:tcPr>
+          <w:p>
+            <w:pPr>
+              <w:spacing w:after="0" w:line="320"/>
+            </w:pPr>
+            <w:r>
+              <w:t xml:space="preserve"/>
+            </w:r>
+          </w:p>
+          <w:p>
+            <w:pPr>
+              <w:spacing w:after="0" w:line="320"/>
+            </w:pPr>
+            <w:r>
+              <w:t xml:space="preserve"/>
+            </w:r>
+          </w:p>
+          <w:p>
+            <w:pPr>
+              <w:spacing w:after="0" w:line="320"/>
+            </w:pPr>
+            <w:r>
+              <w:t xml:space="preserve"/>
+            </w:r>
+          </w:p>
+        </w:tc>
+      </w:tr>
+    </w:tbl>
+    <w:p>
+      <w:pPr>
+        <w:pStyle w:val="Heading2"/>
+        <w:spacing w:after="80" w:before="180"/>
+      </w:pPr>
+      <w:r>
+        <w:rPr>
+          <w:b/>
+          <w:bCs/>
+          <w:color w:val="12355B"/>
+          <w:sz w:val="24"/>
+          <w:szCs w:val="24"/>
+        </w:rPr>
+        <w:t xml:space="preserve">Build</w:t>
+      </w:r>
+      <w:r>
+        <w:rPr>
+          <w:i/>
+          <w:iCs/>
+          <w:color w:val="B97A12"/>
+          <w:sz w:val="19"/>
+          <w:szCs w:val="19"/>
+        </w:rPr>
+        <w:t xml:space="preserve">   Some language support</w:t>
+      </w:r>
+    </w:p>
+    <w:p>
+      <w:pPr>
+        <w:spacing w:after="60"/>
+      </w:pPr>
+      <w:r>
+        <w:rPr>
+          <w:color w:val="1A2733"/>
+          <w:sz w:val="21"/>
+          <w:szCs w:val="21"/>
+        </w:rPr>
+        <w:t xml:space="preserve">Write two connected sentences. Use because, so, or but.</w:t>
+      </w:r>
+      <w:r>
+        <w:rPr>
+          <w:i/>
+          <w:iCs/>
+          <w:color w:val="5F6F80"/>
+          <w:sz w:val="19"/>
+          <w:szCs w:val="19"/>
+        </w:rPr>
+        <w:br/>
+        <w:t xml:space="preserve">Escribe dos oraciones conectadas. Usa porque, entonces o pero.</w:t>
+      </w:r>
+    </w:p>
+    <w:p>
+      <w:pPr>
+        <w:spacing w:after="60"/>
+      </w:pPr>
+      <w:r>
+        <w:rPr>
+          <w:color w:val="1A2733"/>
+          <w:sz w:val="21"/>
+          <w:szCs w:val="21"/>
+        </w:rPr>
+        <w:t xml:space="preserve">My claim is ___.</w:t>
+      </w:r>
+      <w:r>
+        <w:rPr>
+          <w:i/>
+          <w:iCs/>
+          <w:color w:val="5F6F80"/>
+          <w:sz w:val="19"/>
+          <w:szCs w:val="19"/>
+        </w:rPr>
+        <w:br/>
+        <w:t xml:space="preserve">Mi afirmación es ___.</w:t>
+      </w:r>
+    </w:p>
+    <w:p>
+      <w:pPr>
+        <w:spacing w:after="60"/>
+      </w:pPr>
+      <w:r>
+        <w:rPr>
+          <w:color w:val="1A2733"/>
+          <w:sz w:val="21"/>
+          <w:szCs w:val="21"/>
+        </w:rPr>
+        <w:t xml:space="preserve">I know because ___.</w:t>
+      </w:r>
+      <w:r>
+        <w:rPr>
+          <w:i/>
+          <w:iCs/>
+          <w:color w:val="5F6F80"/>
+          <w:sz w:val="19"/>
+          <w:szCs w:val="19"/>
+        </w:rPr>
+        <w:br/>
+        <w:t xml:space="preserve">Lo sé porque ___.</w:t>
+      </w:r>
+    </w:p>
+    <w:p>
+      <w:pPr>
+        <w:spacing w:after="60"/>
+      </w:pPr>
+      <w:r>
+        <w:rPr>
+          <w:color w:val="1A2733"/>
+          <w:sz w:val="21"/>
+          <w:szCs w:val="21"/>
+        </w:rPr>
+        <w:t xml:space="preserve">So ___.</w:t>
+      </w:r>
+      <w:r>
+        <w:rPr>
+          <w:i/>
+          <w:iCs/>
+          <w:color w:val="5F6F80"/>
+          <w:sz w:val="19"/>
+          <w:szCs w:val="19"/>
+        </w:rPr>
+        <w:br/>
+        <w:t xml:space="preserve">Entonces ___.</w:t>
+      </w:r>
+    </w:p>
+    <w:tbl>
+      <w:tblPr>
+        <w:tblW w:type="pct" w:w="100%"/>
+        <w:tblBorders>
+          <w:top w:val="single" w:color="C7D2DD" w:sz="6"/>
+          <w:left w:val="single" w:color="C7D2DD" w:sz="6"/>
+          <w:bottom w:val="single" w:color="C7D2DD" w:sz="6"/>
+          <w:right w:val="single" w:color="C7D2DD" w:sz="6"/>
+          <w:insideH w:val="single" w:color="auto" w:sz="4"/>
+          <w:insideV w:val="single" w:color="auto" w:sz="4"/>
+        </w:tblBorders>
+      </w:tblPr>
+      <w:tblGrid>
+        <w:gridCol w:w="100"/>
+      </w:tblGrid>
+      <w:tr>
+        <w:tc>
+          <w:tcPr>
+            <w:shd w:fill="FBF3E2" w:color="auto" w:val="clear"/>
+            <w:tcMar>
+              <w:top w:type="dxa" w:w="60"/>
+              <w:left w:type="dxa" w:w="120"/>
+              <w:bottom w:type="dxa" w:w="60"/>
+              <w:right w:type="dxa" w:w="120"/>
+            </w:tcMar>
+          </w:tcPr>
+          <w:p>
+            <w:pPr>
+              <w:spacing w:after="0" w:line="320"/>
+            </w:pPr>
+            <w:r>
+              <w:t xml:space="preserve"/>
+            </w:r>
+          </w:p>
+          <w:p>
+            <w:pPr>
+              <w:spacing w:after="0" w:line="320"/>
+            </w:pPr>
+            <w:r>
+              <w:t xml:space="preserve"/>
+            </w:r>
+          </w:p>
+          <w:p>
+            <w:pPr>
+              <w:spacing w:after="0" w:line="320"/>
+            </w:pPr>
+            <w:r>
+              <w:t xml:space="preserve"/>
+            </w:r>
+          </w:p>
+        </w:tc>
+      </w:tr>
+    </w:tbl>
+    <w:p>
+      <w:pPr>
+        <w:pStyle w:val="Heading2"/>
+        <w:spacing w:after="80" w:before="180"/>
+      </w:pPr>
+      <w:r>
+        <w:rPr>
+          <w:b/>
+          <w:bCs/>
+          <w:color w:val="12355B"/>
+          <w:sz w:val="24"/>
+          <w:szCs w:val="24"/>
+        </w:rPr>
+        <w:t xml:space="preserve">Explain</w:t>
+      </w:r>
+      <w:r>
+        <w:rPr>
+          <w:i/>
+          <w:iCs/>
+          <w:color w:val="B97A12"/>
+          <w:sz w:val="19"/>
+          <w:szCs w:val="19"/>
+        </w:rPr>
+        <w:t xml:space="preserve">   Light language support</w:t>
+      </w:r>
+    </w:p>
+    <w:p>
+      <w:pPr>
+        <w:spacing w:after="60"/>
+      </w:pPr>
+      <w:r>
+        <w:rPr>
+          <w:color w:val="1A2733"/>
+          <w:sz w:val="21"/>
+          <w:szCs w:val="21"/>
+        </w:rPr>
+        <w:t xml:space="preserve">Write a claim, give math evidence, and explain your reasoning.</w:t>
+      </w:r>
+      <w:r>
+        <w:rPr>
+          <w:i/>
+          <w:iCs/>
+          <w:color w:val="5F6F80"/>
+          <w:sz w:val="19"/>
+          <w:szCs w:val="19"/>
+        </w:rPr>
+        <w:br/>
+        <w:t xml:space="preserve">Escribe una afirmación, da evidencia matemática y explica tu razonamiento.</w:t>
+      </w:r>
+    </w:p>
+    <w:p>
+      <w:pPr>
+        <w:spacing w:after="60"/>
+      </w:pPr>
+      <w:r>
+        <w:rPr>
+          <w:color w:val="1A2733"/>
+          <w:sz w:val="21"/>
+          <w:szCs w:val="21"/>
+        </w:rPr>
+        <w:t xml:space="preserve">My claim is ___.</w:t>
+      </w:r>
+      <w:r>
+        <w:rPr>
+          <w:i/>
+          <w:iCs/>
+          <w:color w:val="5F6F80"/>
+          <w:sz w:val="19"/>
+          <w:szCs w:val="19"/>
+        </w:rPr>
+        <w:br/>
+        <w:t xml:space="preserve">Mi afirmación es ___.</w:t>
+      </w:r>
+    </w:p>
+    <w:p>
+      <w:pPr>
+        <w:spacing w:after="60"/>
+      </w:pPr>
+      <w:r>
+        <w:rPr>
+          <w:color w:val="1A2733"/>
+          <w:sz w:val="21"/>
+          <w:szCs w:val="21"/>
+        </w:rPr>
+        <w:t xml:space="preserve">My math evidence is ___.</w:t>
+      </w:r>
+      <w:r>
+        <w:rPr>
+          <w:i/>
+          <w:iCs/>
+          <w:color w:val="5F6F80"/>
+          <w:sz w:val="19"/>
+          <w:szCs w:val="19"/>
+        </w:rPr>
+        <w:br/>
+        <w:t xml:space="preserve">Mi evidencia matemática es ___.</w:t>
+      </w:r>
+    </w:p>
+    <w:p>
+      <w:pPr>
+        <w:spacing w:after="60"/>
+      </w:pPr>
+      <w:r>
+        <w:rPr>
+          <w:color w:val="1A2733"/>
+          <w:sz w:val="21"/>
+          <w:szCs w:val="21"/>
+        </w:rPr>
+        <w:t xml:space="preserve">This proves ___ because ___.</w:t>
+      </w:r>
+      <w:r>
+        <w:rPr>
+          <w:i/>
+          <w:iCs/>
+          <w:color w:val="5F6F80"/>
+          <w:sz w:val="19"/>
+          <w:szCs w:val="19"/>
+        </w:rPr>
+        <w:br/>
+        <w:t xml:space="preserve">Esto demuestra ___ porque ___.</w:t>
+      </w:r>
+    </w:p>
+    <w:tbl>
+      <w:tblPr>
+        <w:tblW w:type="pct" w:w="100%"/>
+        <w:tblBorders>
+          <w:top w:val="single" w:color="C7D2DD" w:sz="6"/>
+          <w:left w:val="single" w:color="C7D2DD" w:sz="6"/>
+          <w:bottom w:val="single" w:color="C7D2DD" w:sz="6"/>
+          <w:right w:val="single" w:color="C7D2DD" w:sz="6"/>
+          <w:insideH w:val="single" w:color="auto" w:sz="4"/>
+          <w:insideV w:val="single" w:color="auto" w:sz="4"/>
+        </w:tblBorders>
+      </w:tblPr>
+      <w:tblGrid>
+        <w:gridCol w:w="100"/>
+      </w:tblGrid>
+      <w:tr>
+        <w:tc>
+          <w:tcPr>
+            <w:shd w:fill="FBF3E2" w:color="auto" w:val="clear"/>
+            <w:tcMar>
+              <w:top w:type="dxa" w:w="60"/>
+              <w:left w:type="dxa" w:w="120"/>
+              <w:bottom w:type="dxa" w:w="60"/>
+              <w:right w:type="dxa" w:w="120"/>
+            </w:tcMar>
+          </w:tcPr>
+          <w:p>
+            <w:pPr>
+              <w:spacing w:after="0" w:line="320"/>
+            </w:pPr>
+            <w:r>
+              <w:t xml:space="preserve"/>
+            </w:r>
+          </w:p>
+          <w:p>
+            <w:pPr>
+              <w:spacing w:after="0" w:line="320"/>
+            </w:pPr>
+            <w:r>
+              <w:t xml:space="preserve"/>
+            </w:r>
+          </w:p>
+          <w:p>
+            <w:pPr>
+              <w:spacing w:after="0" w:line="320"/>
+            </w:pPr>
+            <w:r>
+              <w:t xml:space="preserve"/>
+            </w:r>
+          </w:p>
+          <w:p>
+            <w:pPr>
+              <w:spacing w:after="0" w:line="320"/>
+            </w:pPr>
+            <w:r>
+              <w:t xml:space="preserve"/>
+            </w:r>
+          </w:p>
+          <w:p>
+            <w:pPr>
+              <w:spacing w:after="0" w:line="320"/>
+            </w:pPr>
+            <w:r>
+              <w:t xml:space="preserve"/>
+            </w:r>
+          </w:p>
+        </w:tc>
+      </w:tr>
+    </w:tbl>
+    <w:p>
+      <w:pPr>
+        <w:pStyle w:val="Heading2"/>
+        <w:spacing w:after="80" w:before="180"/>
+      </w:pPr>
+      <w:r>
+        <w:rPr>
+          <w:b/>
+          <w:bCs/>
+          <w:color w:val="12355B"/>
+          <w:sz w:val="24"/>
+          <w:szCs w:val="24"/>
+        </w:rPr>
+        <w:t xml:space="preserve">4. Check Your Explanation</w:t>
+      </w:r>
+      <w:r>
+        <w:rPr>
+          <w:i/>
+          <w:iCs/>
+          <w:color w:val="1FA6A2"/>
+          <w:sz w:val="19"/>
+          <w:szCs w:val="19"/>
+        </w:rPr>
+        <w:t xml:space="preserve">   five quick checks</w:t>
+      </w:r>
+    </w:p>
+    <w:p>
+      <w:pPr>
+        <w:spacing w:after="80"/>
+      </w:pPr>
+      <w:r>
+        <w:rPr>
+          <w:b/>
+          <w:bCs/>
+          <w:color w:val="1FA6A2"/>
+          <w:sz w:val="22"/>
+          <w:szCs w:val="22"/>
+        </w:rPr>
+        <w:t xml:space="preserve">☐  </w:t>
+      </w:r>
+      <w:r>
+        <w:rPr>
+          <w:sz w:val="20"/>
+          <w:szCs w:val="20"/>
+        </w:rPr>
+        <w:t xml:space="preserve">I answered the question.</w:t>
+      </w:r>
+      <w:r>
+        <w:rPr>
+          <w:i/>
+          <w:iCs/>
+          <w:color w:val="5F6F80"/>
+          <w:sz w:val="18"/>
+          <w:szCs w:val="18"/>
+        </w:rPr>
+        <w:br/>
+        <w:t xml:space="preserve">Respondí la pregunta.</w:t>
+      </w:r>
+    </w:p>
+    <w:p>
+      <w:pPr>
+        <w:spacing w:after="80"/>
+      </w:pPr>
+      <w:r>
+        <w:rPr>
+          <w:b/>
+          <w:bCs/>
+          <w:color w:val="1FA6A2"/>
+          <w:sz w:val="22"/>
+          <w:szCs w:val="22"/>
+        </w:rPr>
+        <w:t xml:space="preserve">☐  </w:t>
+      </w:r>
+      <w:r>
+        <w:rPr>
+          <w:sz w:val="20"/>
+          <w:szCs w:val="20"/>
+        </w:rPr>
+        <w:t xml:space="preserve">I used math evidence: numbers, an equation, a model, or a comparison.</w:t>
+      </w:r>
+      <w:r>
+        <w:rPr>
+          <w:i/>
+          <w:iCs/>
+          <w:color w:val="5F6F80"/>
+          <w:sz w:val="18"/>
+          <w:szCs w:val="18"/>
+        </w:rPr>
+        <w:br/>
+        <w:t xml:space="preserve">Usé evidencia matemática: números, una ecuación, un modelo o una comparación.</w:t>
+      </w:r>
+    </w:p>
+    <w:p>
+      <w:pPr>
+        <w:spacing w:after="80"/>
+      </w:pPr>
+      <w:r>
+        <w:rPr>
+          <w:b/>
+          <w:bCs/>
+          <w:color w:val="1FA6A2"/>
+          <w:sz w:val="22"/>
+          <w:szCs w:val="22"/>
+        </w:rPr>
+        <w:t xml:space="preserve">☐  </w:t>
+      </w:r>
+      <w:r>
+        <w:rPr>
+          <w:sz w:val="20"/>
+          <w:szCs w:val="20"/>
+        </w:rPr>
+        <w:t xml:space="preserve">I explained how the evidence proves my answer.</w:t>
+      </w:r>
+      <w:r>
+        <w:rPr>
+          <w:i/>
+          <w:iCs/>
+          <w:color w:val="5F6F80"/>
+          <w:sz w:val="18"/>
+          <w:szCs w:val="18"/>
+        </w:rPr>
+        <w:br/>
+        <w:t xml:space="preserve">Expliqué cómo la evidencia demuestra mi respuesta.</w:t>
+      </w:r>
+    </w:p>
+    <w:p>
+      <w:pPr>
+        <w:spacing w:after="80"/>
+      </w:pPr>
+      <w:r>
+        <w:rPr>
+          <w:b/>
+          <w:bCs/>
+          <w:color w:val="1FA6A2"/>
+          <w:sz w:val="22"/>
+          <w:szCs w:val="22"/>
+        </w:rPr>
+        <w:t xml:space="preserve">☐  </w:t>
+      </w:r>
+      <w:r>
+        <w:rPr>
+          <w:sz w:val="20"/>
+          <w:szCs w:val="20"/>
+        </w:rPr>
+        <w:t xml:space="preserve">I used at least two math words.</w:t>
+      </w:r>
+      <w:r>
+        <w:rPr>
+          <w:i/>
+          <w:iCs/>
+          <w:color w:val="5F6F80"/>
+          <w:sz w:val="18"/>
+          <w:szCs w:val="18"/>
+        </w:rPr>
+        <w:br/>
+        <w:t xml:space="preserve">Usé por lo menos dos palabras matemáticas.</w:t>
+      </w:r>
+    </w:p>
+    <w:p>
+      <w:pPr>
+        <w:spacing w:after="80"/>
+      </w:pPr>
+      <w:r>
+        <w:rPr>
+          <w:b/>
+          <w:bCs/>
+          <w:color w:val="1FA6A2"/>
+          <w:sz w:val="22"/>
+          <w:szCs w:val="22"/>
+        </w:rPr>
+        <w:t xml:space="preserve">☐  </w:t>
+      </w:r>
+      <w:r>
+        <w:rPr>
+          <w:sz w:val="20"/>
+          <w:szCs w:val="20"/>
+        </w:rPr>
+        <w:t xml:space="preserve">I reread complete sentences and punctuation.</w:t>
+      </w:r>
+      <w:r>
+        <w:rPr>
+          <w:i/>
+          <w:iCs/>
+          <w:color w:val="5F6F80"/>
+          <w:sz w:val="18"/>
+          <w:szCs w:val="18"/>
+        </w:rPr>
+        <w:br/>
+        <w:t xml:space="preserve">Volví a leer mis oraciones completas y la puntuación.</w:t>
       </w:r>
     </w:p>
     <w:p>

--- a/lessons/7-3/downloads/7-3-notes.docx
+++ b/lessons/7-3/downloads/7-3-notes.docx
@@ -180,7 +180,7 @@
                 <w:sz w:val="20"/>
                 <w:szCs w:val="20"/>
               </w:rPr>
-              <w:t xml:space="preserve">I can identify integers and find their absolute value.</w:t>
+              <w:t xml:space="preserve">I can find the absolute value of a rational number — an integer, fraction, or decimal — as its distance from zero.</w:t>
             </w:r>
           </w:p>
           <w:p>
@@ -202,7 +202,7 @@
                 <w:sz w:val="20"/>
                 <w:szCs w:val="20"/>
               </w:rPr>
-              <w:t xml:space="preserve">I can explain my reasoning using the words integer, positive, negative, absolute value, and opposite.</w:t>
+              <w:t xml:space="preserve">I can explain absolute value using the words distance, zero, opposite, and rational number.</w:t>
             </w:r>
           </w:p>
         </w:tc>
@@ -1174,6 +1174,160 @@
         </w:tc>
       </w:tr>
     </w:tbl>
+    <w:tbl>
+      <w:tblPr>
+        <w:tblW w:type="pct" w:w="100%"/>
+        <w:tblBorders>
+          <w:top w:val="none" w:color="FFFFFF" w:sz="0"/>
+          <w:left w:val="none" w:color="FFFFFF" w:sz="0"/>
+          <w:bottom w:val="single" w:color="C7D2DD" w:sz="4"/>
+          <w:right w:val="none" w:color="FFFFFF" w:sz="0"/>
+          <w:insideH w:val="none" w:color="FFFFFF" w:sz="0"/>
+          <w:insideV w:val="none" w:color="FFFFFF" w:sz="0"/>
+        </w:tblBorders>
+      </w:tblPr>
+      <w:tblGrid>
+        <w:gridCol w:w="1800"/>
+        <w:gridCol w:w="7560"/>
+      </w:tblGrid>
+      <w:tr>
+        <w:trPr>
+          <w:cantSplit/>
+        </w:trPr>
+        <w:tc>
+          <w:tcPr>
+            <w:tcW w:type="dxa" w:w="1800"/>
+            <w:tcMar>
+              <w:top w:type="dxa" w:w="100"/>
+              <w:left w:type="dxa" w:w="40"/>
+              <w:bottom w:type="dxa" w:w="100"/>
+              <w:right w:type="dxa" w:w="120"/>
+            </w:tcMar>
+            <w:vAlign w:val="center"/>
+          </w:tcPr>
+          <w:p>
+            <w:pPr>
+              <w:spacing w:after="0"/>
+              <w:jc w:val="center"/>
+            </w:pPr>
+            <w:r>
+              <w:drawing>
+                <wp:inline distT="0" distB="0" distL="0" distR="0">
+                  <wp:extent cx="1047750" cy="790575"/>
+                  <wp:effectExtent t="0" r="0" b="0" l="0"/>
+                  <wp:docPr id="1" name="" descr="" title=""/>
+                  <wp:cNvGraphicFramePr>
+                    <a:graphicFrameLocks xmlns:a="http://schemas.openxmlformats.org/drawingml/2006/main" noChangeAspect="1"/>
+                  </wp:cNvGraphicFramePr>
+                  <a:graphic xmlns:a="http://schemas.openxmlformats.org/drawingml/2006/main">
+                    <a:graphicData uri="http://schemas.openxmlformats.org/drawingml/2006/picture">
+                      <pic:pic xmlns:pic="http://schemas.openxmlformats.org/drawingml/2006/picture">
+                        <pic:nvPicPr>
+                          <pic:cNvPr id="0" name="" descr=""/>
+                          <pic:cNvPicPr>
+                            <a:picLocks noChangeAspect="1" noChangeArrowheads="1"/>
+                          </pic:cNvPicPr>
+                        </pic:nvPicPr>
+                        <pic:blipFill>
+                          <a:blip r:embed="rId15" cstate="none"/>
+                          <a:srcRect/>
+                          <a:stretch>
+                            <a:fillRect/>
+                          </a:stretch>
+                        </pic:blipFill>
+                        <pic:spPr bwMode="auto">
+                          <a:xfrm>
+                            <a:off x="0" y="0"/>
+                            <a:ext cx="1047750" cy="790575"/>
+                          </a:xfrm>
+                          <a:prstGeom prst="rect">
+                            <a:avLst/>
+                          </a:prstGeom>
+                        </pic:spPr>
+                      </pic:pic>
+                    </a:graphicData>
+                  </a:graphic>
+                </wp:inline>
+              </w:drawing>
+            </w:r>
+          </w:p>
+        </w:tc>
+        <w:tc>
+          <w:tcPr>
+            <w:tcW w:type="dxa" w:w="7560"/>
+            <w:tcMar>
+              <w:top w:type="dxa" w:w="100"/>
+              <w:left w:type="dxa" w:w="40"/>
+              <w:bottom w:type="dxa" w:w="100"/>
+              <w:right w:type="dxa" w:w="40"/>
+            </w:tcMar>
+            <w:vAlign w:val="center"/>
+          </w:tcPr>
+          <w:p>
+            <w:pPr>
+              <w:spacing w:after="50"/>
+            </w:pPr>
+            <w:r>
+              <w:rPr>
+                <w:b/>
+                <w:bCs/>
+                <w:color w:val="12355B"/>
+                <w:sz w:val="24"/>
+                <w:szCs w:val="24"/>
+              </w:rPr>
+              <w:t xml:space="preserve">Rational number</w:t>
+            </w:r>
+            <w:r>
+              <w:rPr>
+                <w:i/>
+                <w:iCs/>
+                <w:color w:val="5F6F80"/>
+                <w:sz w:val="19"/>
+                <w:szCs w:val="19"/>
+              </w:rPr>
+              <w:t xml:space="preserve">   Número racional</w:t>
+            </w:r>
+          </w:p>
+          <w:p>
+            <w:pPr>
+              <w:spacing w:after="40"/>
+            </w:pPr>
+            <w:r>
+              <w:rPr>
+                <w:sz w:val="21"/>
+                <w:szCs w:val="21"/>
+              </w:rPr>
+              <w:t xml:space="preserve">Any number that can be written as a fraction, including whole numbers, decimals, and negatives.</w:t>
+            </w:r>
+          </w:p>
+          <w:p>
+            <w:pPr>
+              <w:spacing w:after="0"/>
+            </w:pPr>
+            <w:r>
+              <w:rPr>
+                <w:b/>
+                <w:bCs/>
+                <w:color w:val="1FA6A2"/>
+                <w:sz w:val="18"/>
+                <w:szCs w:val="18"/>
+              </w:rPr>
+              <w:t xml:space="preserve">Example:  </w:t>
+            </w:r>
+            <w:r>
+              <w:rPr>
+                <w:i/>
+                <w:iCs/>
+                <w:color w:val="5F6F80"/>
+                <w:sz w:val="18"/>
+                <w:szCs w:val="18"/>
+              </w:rPr>
+              <w:t xml:space="preserve">−2.5, 3/4, and −4 are all rational numbers</w:t>
+            </w:r>
+          </w:p>
+        </w:tc>
+      </w:tr>
+    </w:tbl>
     <w:p>
       <w:pPr>
         <w:pStyle w:val="Heading1"/>
@@ -1260,7 +1414,7 @@
                 <w:sz w:val="21"/>
                 <w:szCs w:val="21"/>
               </w:rPr>
-              <w:t xml:space="preserve">Integers and Absolute Value      •      Integer      •      Positive      •      Negative      •      Absolute value      •      Opposite</w:t>
+              <w:t xml:space="preserve">Integers and Absolute Value      •      Integer      •      Positive      •      Negative      •      Absolute value      •      Opposite      •      Rational number</w:t>
             </w:r>
           </w:p>
         </w:tc>
@@ -1293,7 +1447,7 @@
           <w:sz w:val="22"/>
           <w:szCs w:val="22"/>
         </w:rPr>
-        <w:t xml:space="preserve">__________  —  Integers are whole numbers and their opposites; absolute value is their distance from zero.</w:t>
+        <w:t xml:space="preserve">The distance of an integer from zero is its ___ ___.</w:t>
       </w:r>
     </w:p>
     <w:p>
@@ -1404,6 +1558,28 @@
           <w:szCs w:val="22"/>
         </w:rPr>
         <w:t xml:space="preserve">Two numbers the same distance from zero but on different sides, like 4 and −4, are ___.</w:t>
+      </w:r>
+    </w:p>
+    <w:p>
+      <w:pPr>
+        <w:spacing w:after="120" w:before="80"/>
+      </w:pPr>
+      <w:r>
+        <w:rPr>
+          <w:b/>
+          <w:bCs/>
+          <w:color w:val="12355B"/>
+          <w:sz w:val="22"/>
+          <w:szCs w:val="22"/>
+        </w:rPr>
+        <w:t xml:space="preserve">7.  </w:t>
+      </w:r>
+      <w:r>
+        <w:rPr>
+          <w:sz w:val="22"/>
+          <w:szCs w:val="22"/>
+        </w:rPr>
+        <w:t xml:space="preserve">Any number that can be written as a fraction is a ___ ___.</w:t>
       </w:r>
     </w:p>
     <w:p>
@@ -4075,6 +4251,136 @@
     </w:tbl>
     <w:p>
       <w:pPr>
+        <w:keepNext/>
+        <w:spacing w:after="60" w:before="160"/>
+      </w:pPr>
+      <w:r>
+        <w:rPr>
+          <w:b/>
+          <w:bCs/>
+          <w:color w:val="12355B"/>
+          <w:sz w:val="22"/>
+          <w:szCs w:val="22"/>
+        </w:rPr>
+        <w:t xml:space="preserve">2.  </w:t>
+      </w:r>
+      <w:r>
+        <w:rPr>
+          <w:b/>
+          <w:bCs/>
+          <w:sz w:val="21"/>
+          <w:szCs w:val="21"/>
+        </w:rPr>
+        <w:t xml:space="preserve">What is |−2.5|?</w:t>
+      </w:r>
+    </w:p>
+    <w:p>
+      <w:pPr>
+        <w:spacing w:after="40"/>
+        <w:ind w:left="420"/>
+      </w:pPr>
+      <w:r>
+        <w:rPr>
+          <w:sz w:val="20"/>
+          <w:szCs w:val="20"/>
+        </w:rPr>
+        <w:t xml:space="preserve">A)  2.5</w:t>
+      </w:r>
+    </w:p>
+    <w:p>
+      <w:pPr>
+        <w:spacing w:after="40"/>
+        <w:ind w:left="420"/>
+      </w:pPr>
+      <w:r>
+        <w:rPr>
+          <w:sz w:val="20"/>
+          <w:szCs w:val="20"/>
+        </w:rPr>
+        <w:t xml:space="preserve">B)  −2.5</w:t>
+      </w:r>
+    </w:p>
+    <w:p>
+      <w:pPr>
+        <w:spacing w:after="40"/>
+        <w:ind w:left="420"/>
+      </w:pPr>
+      <w:r>
+        <w:rPr>
+          <w:sz w:val="20"/>
+          <w:szCs w:val="20"/>
+        </w:rPr>
+        <w:t xml:space="preserve">C)  0</w:t>
+      </w:r>
+    </w:p>
+    <w:p>
+      <w:pPr>
+        <w:spacing w:after="40"/>
+        <w:ind w:left="420"/>
+      </w:pPr>
+      <w:r>
+        <w:rPr>
+          <w:sz w:val="20"/>
+          <w:szCs w:val="20"/>
+        </w:rPr>
+        <w:t xml:space="preserve">D)  25</w:t>
+      </w:r>
+    </w:p>
+    <w:p>
+      <w:pPr>
+        <w:spacing w:after="20"/>
+      </w:pPr>
+      <w:r>
+        <w:t xml:space="preserve"/>
+      </w:r>
+    </w:p>
+    <w:tbl>
+      <w:tblPr>
+        <w:tblW w:type="pct" w:w="100%"/>
+        <w:tblBorders>
+          <w:top w:val="single" w:color="C7D2DD" w:sz="6"/>
+          <w:left w:val="single" w:color="C7D2DD" w:sz="6"/>
+          <w:bottom w:val="single" w:color="C7D2DD" w:sz="6"/>
+          <w:right w:val="single" w:color="C7D2DD" w:sz="6"/>
+          <w:insideH w:val="single" w:color="auto" w:sz="4"/>
+          <w:insideV w:val="single" w:color="auto" w:sz="4"/>
+        </w:tblBorders>
+      </w:tblPr>
+      <w:tblGrid>
+        <w:gridCol w:w="100"/>
+      </w:tblGrid>
+      <w:tr>
+        <w:tc>
+          <w:tcPr>
+            <w:shd w:fill="FBF3E2" w:color="auto" w:val="clear"/>
+            <w:tcMar>
+              <w:top w:type="dxa" w:w="60"/>
+              <w:left w:type="dxa" w:w="120"/>
+              <w:bottom w:type="dxa" w:w="60"/>
+              <w:right w:type="dxa" w:w="120"/>
+            </w:tcMar>
+          </w:tcPr>
+          <w:p>
+            <w:pPr>
+              <w:spacing w:after="0" w:line="320"/>
+            </w:pPr>
+            <w:r>
+              <w:t xml:space="preserve"/>
+            </w:r>
+          </w:p>
+          <w:p>
+            <w:pPr>
+              <w:spacing w:after="0" w:line="320"/>
+            </w:pPr>
+            <w:r>
+              <w:t xml:space="preserve"/>
+            </w:r>
+          </w:p>
+        </w:tc>
+      </w:tr>
+    </w:tbl>
+    <w:p>
+      <w:pPr>
         <w:pStyle w:val="Heading2"/>
         <w:spacing w:after="80" w:before="180"/>
       </w:pPr>
@@ -4112,7 +4418,7 @@
           <w:sz w:val="22"/>
           <w:szCs w:val="22"/>
         </w:rPr>
-        <w:t xml:space="preserve">2.  </w:t>
+        <w:t xml:space="preserve">3.  </w:t>
       </w:r>
       <w:r>
         <w:rPr>

--- a/lessons/7-3/downloads/7-3-notes.docx
+++ b/lessons/7-3/downloads/7-3-notes.docx
@@ -219,10 +219,12 @@
     <w:p>
       <w:pPr>
         <w:pStyle w:val="Heading1"/>
+        <w:keepNext/>
+        <w:keepLines/>
         <w:pBdr>
           <w:bottom w:val="single" w:color="1FA6A2" w:sz="14" w:space="6"/>
         </w:pBdr>
-        <w:spacing w:after="140" w:before="260"/>
+        <w:spacing w:after="140" w:before="300"/>
       </w:pPr>
       <w:r>
         <w:rPr>
@@ -1331,10 +1333,12 @@
     <w:p>
       <w:pPr>
         <w:pStyle w:val="Heading1"/>
+        <w:keepNext/>
+        <w:keepLines/>
         <w:pBdr>
           <w:bottom w:val="single" w:color="1FA6A2" w:sz="14" w:space="6"/>
         </w:pBdr>
-        <w:spacing w:after="140" w:before="260"/>
+        <w:spacing w:after="140" w:before="300"/>
       </w:pPr>
       <w:r>
         <w:rPr>
@@ -1430,7 +1434,8 @@
     </w:p>
     <w:p>
       <w:pPr>
-        <w:spacing w:after="120" w:before="80"/>
+        <w:keepLines/>
+        <w:spacing w:after="260" w:before="200"/>
       </w:pPr>
       <w:r>
         <w:rPr>
@@ -1447,56 +1452,41 @@
           <w:sz w:val="22"/>
           <w:szCs w:val="22"/>
         </w:rPr>
-        <w:t xml:space="preserve">The distance of an integer from zero is its ___ ___.</w:t>
-      </w:r>
-    </w:p>
-    <w:p>
-      <w:pPr>
-        <w:spacing w:after="120" w:before="80"/>
-      </w:pPr>
-      <w:r>
-        <w:rPr>
-          <w:b/>
-          <w:bCs/>
-          <w:color w:val="12355B"/>
+        <w:t xml:space="preserve">The distance of an integer from zero is its </w:t>
+      </w:r>
+      <w:r>
+        <w:rPr>
           <w:sz w:val="22"/>
           <w:szCs w:val="22"/>
         </w:rPr>
-        <w:t xml:space="preserve">2.  </w:t>
+        <w:t xml:space="preserve">________________</w:t>
       </w:r>
       <w:r>
         <w:rPr>
           <w:sz w:val="22"/>
           <w:szCs w:val="22"/>
         </w:rPr>
-        <w:t xml:space="preserve">A whole number or its opposite, like −2, 0, or 5, is an ___.</w:t>
-      </w:r>
-    </w:p>
-    <w:p>
-      <w:pPr>
-        <w:spacing w:after="120" w:before="80"/>
-      </w:pPr>
-      <w:r>
-        <w:rPr>
-          <w:b/>
-          <w:bCs/>
-          <w:color w:val="12355B"/>
+        <w:t xml:space="preserve"> </w:t>
+      </w:r>
+      <w:r>
+        <w:rPr>
           <w:sz w:val="22"/>
           <w:szCs w:val="22"/>
         </w:rPr>
-        <w:t xml:space="preserve">3.  </w:t>
+        <w:t xml:space="preserve">________________</w:t>
       </w:r>
       <w:r>
         <w:rPr>
           <w:sz w:val="22"/>
           <w:szCs w:val="22"/>
         </w:rPr>
-        <w:t xml:space="preserve">A number greater than zero is ___.</w:t>
-      </w:r>
-    </w:p>
-    <w:p>
-      <w:pPr>
-        <w:spacing w:after="120" w:before="80"/>
+        <w:t xml:space="preserve">.</w:t>
+      </w:r>
+    </w:p>
+    <w:p>
+      <w:pPr>
+        <w:keepLines/>
+        <w:spacing w:after="260" w:before="200"/>
       </w:pPr>
       <w:r>
         <w:rPr>
@@ -1506,41 +1496,34 @@
           <w:sz w:val="22"/>
           <w:szCs w:val="22"/>
         </w:rPr>
-        <w:t xml:space="preserve">4.  </w:t>
+        <w:t xml:space="preserve">2.  </w:t>
       </w:r>
       <w:r>
         <w:rPr>
           <w:sz w:val="22"/>
           <w:szCs w:val="22"/>
         </w:rPr>
-        <w:t xml:space="preserve">A number less than zero is ___.</w:t>
-      </w:r>
-    </w:p>
-    <w:p>
-      <w:pPr>
-        <w:spacing w:after="120" w:before="80"/>
-      </w:pPr>
-      <w:r>
-        <w:rPr>
-          <w:b/>
-          <w:bCs/>
-          <w:color w:val="12355B"/>
+        <w:t xml:space="preserve">A whole number or its opposite, like −2, 0, or 5, is an </w:t>
+      </w:r>
+      <w:r>
+        <w:rPr>
           <w:sz w:val="22"/>
           <w:szCs w:val="22"/>
         </w:rPr>
-        <w:t xml:space="preserve">5.  </w:t>
+        <w:t xml:space="preserve">________________</w:t>
       </w:r>
       <w:r>
         <w:rPr>
           <w:sz w:val="22"/>
           <w:szCs w:val="22"/>
         </w:rPr>
-        <w:t xml:space="preserve">The distance of a number from zero, always positive, is its ___.</w:t>
-      </w:r>
-    </w:p>
-    <w:p>
-      <w:pPr>
-        <w:spacing w:after="120" w:before="80"/>
+        <w:t xml:space="preserve">.</w:t>
+      </w:r>
+    </w:p>
+    <w:p>
+      <w:pPr>
+        <w:keepLines/>
+        <w:spacing w:after="260" w:before="200"/>
       </w:pPr>
       <w:r>
         <w:rPr>
@@ -1550,46 +1533,201 @@
           <w:sz w:val="22"/>
           <w:szCs w:val="22"/>
         </w:rPr>
-        <w:t xml:space="preserve">6.  </w:t>
+        <w:t xml:space="preserve">3.  </w:t>
       </w:r>
       <w:r>
         <w:rPr>
           <w:sz w:val="22"/>
           <w:szCs w:val="22"/>
         </w:rPr>
-        <w:t xml:space="preserve">Two numbers the same distance from zero but on different sides, like 4 and −4, are ___.</w:t>
-      </w:r>
-    </w:p>
-    <w:p>
-      <w:pPr>
-        <w:spacing w:after="120" w:before="80"/>
-      </w:pPr>
-      <w:r>
-        <w:rPr>
-          <w:b/>
-          <w:bCs/>
-          <w:color w:val="12355B"/>
+        <w:t xml:space="preserve">A number greater than zero is </w:t>
+      </w:r>
+      <w:r>
+        <w:rPr>
           <w:sz w:val="22"/>
           <w:szCs w:val="22"/>
         </w:rPr>
-        <w:t xml:space="preserve">7.  </w:t>
+        <w:t xml:space="preserve">________________</w:t>
       </w:r>
       <w:r>
         <w:rPr>
           <w:sz w:val="22"/>
           <w:szCs w:val="22"/>
         </w:rPr>
-        <w:t xml:space="preserve">Any number that can be written as a fraction is a ___ ___.</w:t>
+        <w:t xml:space="preserve">.</w:t>
+      </w:r>
+    </w:p>
+    <w:p>
+      <w:pPr>
+        <w:keepLines/>
+        <w:spacing w:after="260" w:before="200"/>
+      </w:pPr>
+      <w:r>
+        <w:rPr>
+          <w:b/>
+          <w:bCs/>
+          <w:color w:val="12355B"/>
+          <w:sz w:val="22"/>
+          <w:szCs w:val="22"/>
+        </w:rPr>
+        <w:t xml:space="preserve">4.  </w:t>
+      </w:r>
+      <w:r>
+        <w:rPr>
+          <w:sz w:val="22"/>
+          <w:szCs w:val="22"/>
+        </w:rPr>
+        <w:t xml:space="preserve">A number less than zero is </w:t>
+      </w:r>
+      <w:r>
+        <w:rPr>
+          <w:sz w:val="22"/>
+          <w:szCs w:val="22"/>
+        </w:rPr>
+        <w:t xml:space="preserve">________________</w:t>
+      </w:r>
+      <w:r>
+        <w:rPr>
+          <w:sz w:val="22"/>
+          <w:szCs w:val="22"/>
+        </w:rPr>
+        <w:t xml:space="preserve">.</w:t>
+      </w:r>
+    </w:p>
+    <w:p>
+      <w:pPr>
+        <w:keepLines/>
+        <w:spacing w:after="260" w:before="200"/>
+      </w:pPr>
+      <w:r>
+        <w:rPr>
+          <w:b/>
+          <w:bCs/>
+          <w:color w:val="12355B"/>
+          <w:sz w:val="22"/>
+          <w:szCs w:val="22"/>
+        </w:rPr>
+        <w:t xml:space="preserve">5.  </w:t>
+      </w:r>
+      <w:r>
+        <w:rPr>
+          <w:sz w:val="22"/>
+          <w:szCs w:val="22"/>
+        </w:rPr>
+        <w:t xml:space="preserve">The distance of a number from zero, always positive, is its </w:t>
+      </w:r>
+      <w:r>
+        <w:rPr>
+          <w:sz w:val="22"/>
+          <w:szCs w:val="22"/>
+        </w:rPr>
+        <w:t xml:space="preserve">________________</w:t>
+      </w:r>
+      <w:r>
+        <w:rPr>
+          <w:sz w:val="22"/>
+          <w:szCs w:val="22"/>
+        </w:rPr>
+        <w:t xml:space="preserve">.</w:t>
+      </w:r>
+    </w:p>
+    <w:p>
+      <w:pPr>
+        <w:keepLines/>
+        <w:spacing w:after="260" w:before="200"/>
+      </w:pPr>
+      <w:r>
+        <w:rPr>
+          <w:b/>
+          <w:bCs/>
+          <w:color w:val="12355B"/>
+          <w:sz w:val="22"/>
+          <w:szCs w:val="22"/>
+        </w:rPr>
+        <w:t xml:space="preserve">6.  </w:t>
+      </w:r>
+      <w:r>
+        <w:rPr>
+          <w:sz w:val="22"/>
+          <w:szCs w:val="22"/>
+        </w:rPr>
+        <w:t xml:space="preserve">Two numbers the same distance from zero but on different sides, like 4 and −4, are </w:t>
+      </w:r>
+      <w:r>
+        <w:rPr>
+          <w:sz w:val="22"/>
+          <w:szCs w:val="22"/>
+        </w:rPr>
+        <w:t xml:space="preserve">________________</w:t>
+      </w:r>
+      <w:r>
+        <w:rPr>
+          <w:sz w:val="22"/>
+          <w:szCs w:val="22"/>
+        </w:rPr>
+        <w:t xml:space="preserve">.</w:t>
+      </w:r>
+    </w:p>
+    <w:p>
+      <w:pPr>
+        <w:keepLines/>
+        <w:spacing w:after="260" w:before="200"/>
+      </w:pPr>
+      <w:r>
+        <w:rPr>
+          <w:b/>
+          <w:bCs/>
+          <w:color w:val="12355B"/>
+          <w:sz w:val="22"/>
+          <w:szCs w:val="22"/>
+        </w:rPr>
+        <w:t xml:space="preserve">7.  </w:t>
+      </w:r>
+      <w:r>
+        <w:rPr>
+          <w:sz w:val="22"/>
+          <w:szCs w:val="22"/>
+        </w:rPr>
+        <w:t xml:space="preserve">Any number that can be written as a fraction is a </w:t>
+      </w:r>
+      <w:r>
+        <w:rPr>
+          <w:sz w:val="22"/>
+          <w:szCs w:val="22"/>
+        </w:rPr>
+        <w:t xml:space="preserve">________________</w:t>
+      </w:r>
+      <w:r>
+        <w:rPr>
+          <w:sz w:val="22"/>
+          <w:szCs w:val="22"/>
+        </w:rPr>
+        <w:t xml:space="preserve"> </w:t>
+      </w:r>
+      <w:r>
+        <w:rPr>
+          <w:sz w:val="22"/>
+          <w:szCs w:val="22"/>
+        </w:rPr>
+        <w:t xml:space="preserve">________________</w:t>
+      </w:r>
+      <w:r>
+        <w:rPr>
+          <w:sz w:val="22"/>
+          <w:szCs w:val="22"/>
+        </w:rPr>
+        <w:t xml:space="preserve">.</w:t>
       </w:r>
     </w:p>
     <w:p>
       <w:pPr>
         <w:pStyle w:val="Heading1"/>
-        <w:pageBreakBefore/>
+        <w:keepNext/>
+        <w:keepLines/>
         <w:pBdr>
           <w:bottom w:val="single" w:color="1FA6A2" w:sz="14" w:space="6"/>
         </w:pBdr>
-        <w:spacing w:after="140" w:before="0"/>
+        <w:spacing w:after="140" w:before="300"/>
       </w:pPr>
       <w:r>
         <w:rPr>
@@ -2870,11 +3008,12 @@
     <w:p>
       <w:pPr>
         <w:pStyle w:val="Heading1"/>
-        <w:pageBreakBefore/>
+        <w:keepNext/>
+        <w:keepLines/>
         <w:pBdr>
           <w:bottom w:val="single" w:color="1FA6A2" w:sz="14" w:space="6"/>
         </w:pBdr>
-        <w:spacing w:after="140" w:before="0"/>
+        <w:spacing w:after="140" w:before="300"/>
       </w:pPr>
       <w:r>
         <w:rPr>
@@ -3229,11 +3368,12 @@
     <w:p>
       <w:pPr>
         <w:pStyle w:val="Heading1"/>
-        <w:pageBreakBefore/>
+        <w:keepNext/>
+        <w:keepLines/>
         <w:pBdr>
           <w:bottom w:val="single" w:color="1FA6A2" w:sz="14" w:space="6"/>
         </w:pBdr>
-        <w:spacing w:after="140" w:before="0"/>
+        <w:spacing w:after="140" w:before="300"/>
       </w:pPr>
       <w:r>
         <w:rPr>
@@ -4035,11 +4175,12 @@
     <w:p>
       <w:pPr>
         <w:pStyle w:val="Heading1"/>
-        <w:pageBreakBefore/>
+        <w:keepNext/>
+        <w:keepLines/>
         <w:pBdr>
           <w:bottom w:val="single" w:color="1FA6A2" w:sz="14" w:space="6"/>
         </w:pBdr>
-        <w:spacing w:after="140" w:before="0"/>
+        <w:spacing w:after="140" w:before="300"/>
       </w:pPr>
       <w:r>
         <w:rPr>
@@ -4538,11 +4679,12 @@
     <w:p>
       <w:pPr>
         <w:pStyle w:val="Heading1"/>
-        <w:pageBreakBefore/>
+        <w:keepNext/>
+        <w:keepLines/>
         <w:pBdr>
           <w:bottom w:val="single" w:color="1FA6A2" w:sz="14" w:space="6"/>
         </w:pBdr>
-        <w:spacing w:after="140" w:before="0"/>
+        <w:spacing w:after="140" w:before="300"/>
       </w:pPr>
       <w:r>
         <w:rPr>

--- a/lessons/7-3/downloads/7-3-notes.docx
+++ b/lessons/7-3/downloads/7-3-notes.docx
@@ -1299,7 +1299,7 @@
                 <w:sz w:val="21"/>
                 <w:szCs w:val="21"/>
               </w:rPr>
-              <w:t xml:space="preserve">Any number that can be written as a fraction, including whole numbers, decimals, and negatives.</w:t>
+              <w:t xml:space="preserve">A number that can be written as a fraction of two integers, with a bottom number that is not zero.</w:t>
             </w:r>
           </w:p>
           <w:p>
@@ -1324,7 +1324,7 @@
                 <w:sz w:val="18"/>
                 <w:szCs w:val="18"/>
               </w:rPr>
-              <w:t xml:space="preserve">−2.5, 3/4, and −4 are all rational numbers</w:t>
+              <w:t xml:space="preserve">−1/2, 0 and 5/4 each sit at one exact point.</w:t>
             </w:r>
           </w:p>
         </w:tc>
@@ -1688,21 +1688,7 @@
           <w:sz w:val="22"/>
           <w:szCs w:val="22"/>
         </w:rPr>
-        <w:t xml:space="preserve">Any number that can be written as a fraction is a </w:t>
-      </w:r>
-      <w:r>
-        <w:rPr>
-          <w:sz w:val="22"/>
-          <w:szCs w:val="22"/>
-        </w:rPr>
-        <w:t xml:space="preserve">________________</w:t>
-      </w:r>
-      <w:r>
-        <w:rPr>
-          <w:sz w:val="22"/>
-          <w:szCs w:val="22"/>
-        </w:rPr>
-        <w:t xml:space="preserve"> </w:t>
+        <w:t xml:space="preserve">A number you can write as a fraction of two integers, with a bottom number that is not zero, is a </w:t>
       </w:r>
       <w:r>
         <w:rPr>
@@ -1738,47 +1724,6 @@
           <w:szCs w:val="30"/>
         </w:rPr>
         <w:t xml:space="preserve">Write About the Math</w:t>
-      </w:r>
-    </w:p>
-    <w:p>
-      <w:pPr>
-        <w:spacing w:after="100"/>
-      </w:pPr>
-      <w:r>
-        <w:rPr>
-          <w:i/>
-          <w:iCs/>
-          <w:color w:val="5F6F80"/>
-          <w:sz w:val="19"/>
-          <w:szCs w:val="19"/>
-        </w:rPr>
-        <w:t xml:space="preserve">Use the support level you need. Every level answers the same math question.</w:t>
-      </w:r>
-    </w:p>
-    <w:p>
-      <w:pPr>
-        <w:pStyle w:val="Heading2"/>
-        <w:spacing w:after="80" w:before="180"/>
-      </w:pPr>
-      <w:r>
-        <w:rPr>
-          <w:b/>
-          <w:bCs/>
-          <w:color w:val="12355B"/>
-          <w:sz w:val="24"/>
-          <w:szCs w:val="24"/>
-        </w:rPr>
-        <w:t xml:space="preserve">1. Understand the Question</w:t>
-      </w:r>
-      <w:r>
-        <w:rPr>
-          <w:i/>
-          <w:iCs/>
-          <w:color w:val="B97A12"/>
-          <w:sz w:val="19"/>
-          <w:szCs w:val="19"/>
-        </w:rPr>
-        <w:t xml:space="preserve">   compare</w:t>
       </w:r>
     </w:p>
     <w:tbl>
@@ -1819,344 +1764,6 @@
               </w:rPr>
               <w:t xml:space="preserve">How does absolute value help the rescue team compare the submarine and helicopter positions?</w:t>
             </w:r>
-          </w:p>
-          <w:p>
-            <w:pPr>
-              <w:spacing w:after="0"/>
-            </w:pPr>
-            <w:r>
-              <w:rPr>
-                <w:b/>
-                <w:bCs/>
-                <w:color w:val="12355B"/>
-                <w:sz w:val="20"/>
-                <w:szCs w:val="20"/>
-              </w:rPr>
-              <w:t xml:space="preserve">Your job:  </w:t>
-            </w:r>
-            <w:r>
-              <w:rPr>
-                <w:sz w:val="20"/>
-                <w:szCs w:val="20"/>
-              </w:rPr>
-              <w:t xml:space="preserve">Answer the question. Use math evidence. Explain how the evidence proves your answer.</w:t>
-            </w:r>
-            <w:r>
-              <w:rPr>
-                <w:i/>
-                <w:iCs/>
-                <w:color w:val="5F6F80"/>
-                <w:sz w:val="18"/>
-                <w:szCs w:val="18"/>
-              </w:rPr>
-              <w:br/>
-              <w:t xml:space="preserve">Responde la pregunta. Usa evidencia matemática. Explica cómo la evidencia demuestra tu respuesta.</w:t>
-            </w:r>
-          </w:p>
-        </w:tc>
-      </w:tr>
-    </w:tbl>
-    <w:p>
-      <w:pPr>
-        <w:pStyle w:val="Heading2"/>
-        <w:spacing w:after="80" w:before="180"/>
-      </w:pPr>
-      <w:r>
-        <w:rPr>
-          <w:b/>
-          <w:bCs/>
-          <w:color w:val="12355B"/>
-          <w:sz w:val="24"/>
-          <w:szCs w:val="24"/>
-        </w:rPr>
-        <w:t xml:space="preserve">2. Plan Your Math Words</w:t>
-      </w:r>
-      <w:r>
-        <w:rPr>
-          <w:i/>
-          <w:iCs/>
-          <w:color w:val="1FA6A2"/>
-          <w:sz w:val="19"/>
-          <w:szCs w:val="19"/>
-        </w:rPr>
-        <w:t xml:space="preserve">   check at least two</w:t>
-      </w:r>
-    </w:p>
-    <w:p>
-      <w:pPr>
-        <w:spacing w:after="60"/>
-      </w:pPr>
-      <w:r>
-        <w:rPr>
-          <w:b/>
-          <w:bCs/>
-          <w:color w:val="1FA6A2"/>
-          <w:sz w:val="22"/>
-          <w:szCs w:val="22"/>
-        </w:rPr>
-        <w:t xml:space="preserve">☐  </w:t>
-      </w:r>
-      <w:r>
-        <w:rPr>
-          <w:b/>
-          <w:bCs/>
-          <w:color w:val="12355B"/>
-          <w:sz w:val="20"/>
-          <w:szCs w:val="20"/>
-        </w:rPr>
-        <w:t xml:space="preserve">Integers and Absolute Value — </w:t>
-      </w:r>
-      <w:r>
-        <w:rPr>
-          <w:sz w:val="20"/>
-          <w:szCs w:val="20"/>
-        </w:rPr>
-        <w:t xml:space="preserve">Integers are whole numbers and their opposites; absolute value is their distance from zero.</w:t>
-      </w:r>
-      <w:r>
-        <w:rPr>
-          <w:i/>
-          <w:iCs/>
-          <w:color w:val="5F6F80"/>
-          <w:sz w:val="18"/>
-          <w:szCs w:val="18"/>
-        </w:rPr>
-        <w:br/>
-        <w:t xml:space="preserve">Enteros y valor absoluto — Los enteros son números enteros y sus opuestos; el valor absoluto es su distancia desde cero.</w:t>
-      </w:r>
-    </w:p>
-    <w:p>
-      <w:pPr>
-        <w:spacing w:after="60"/>
-      </w:pPr>
-      <w:r>
-        <w:rPr>
-          <w:b/>
-          <w:bCs/>
-          <w:color w:val="1FA6A2"/>
-          <w:sz w:val="22"/>
-          <w:szCs w:val="22"/>
-        </w:rPr>
-        <w:t xml:space="preserve">☐  </w:t>
-      </w:r>
-      <w:r>
-        <w:rPr>
-          <w:b/>
-          <w:bCs/>
-          <w:color w:val="12355B"/>
-          <w:sz w:val="20"/>
-          <w:szCs w:val="20"/>
-        </w:rPr>
-        <w:t xml:space="preserve">Integer — </w:t>
-      </w:r>
-      <w:r>
-        <w:rPr>
-          <w:sz w:val="20"/>
-          <w:szCs w:val="20"/>
-        </w:rPr>
-        <w:t xml:space="preserve">Whole numbers and their opposites, like -2, -1, 0, 1, 2.</w:t>
-      </w:r>
-      <w:r>
-        <w:rPr>
-          <w:i/>
-          <w:iCs/>
-          <w:color w:val="5F6F80"/>
-          <w:sz w:val="18"/>
-          <w:szCs w:val="18"/>
-        </w:rPr>
-        <w:br/>
-        <w:t xml:space="preserve">Número entero — Un número entero que puede ser positivo, negativo o cero.</w:t>
-      </w:r>
-    </w:p>
-    <w:p>
-      <w:pPr>
-        <w:spacing w:after="60"/>
-      </w:pPr>
-      <w:r>
-        <w:rPr>
-          <w:b/>
-          <w:bCs/>
-          <w:color w:val="1FA6A2"/>
-          <w:sz w:val="22"/>
-          <w:szCs w:val="22"/>
-        </w:rPr>
-        <w:t xml:space="preserve">☐  </w:t>
-      </w:r>
-      <w:r>
-        <w:rPr>
-          <w:b/>
-          <w:bCs/>
-          <w:color w:val="12355B"/>
-          <w:sz w:val="20"/>
-          <w:szCs w:val="20"/>
-        </w:rPr>
-        <w:t xml:space="preserve">Positive — </w:t>
-      </w:r>
-      <w:r>
-        <w:rPr>
-          <w:sz w:val="20"/>
-          <w:szCs w:val="20"/>
-        </w:rPr>
-        <w:t xml:space="preserve">A number bigger than zero, to the right of zero on a number line.</w:t>
-      </w:r>
-      <w:r>
-        <w:rPr>
-          <w:i/>
-          <w:iCs/>
-          <w:color w:val="5F6F80"/>
-          <w:sz w:val="18"/>
-          <w:szCs w:val="18"/>
-        </w:rPr>
-        <w:br/>
-        <w:t xml:space="preserve">Positivo — Un número mayor que cero, a la derecha del cero en la recta numérica.</w:t>
-      </w:r>
-    </w:p>
-    <w:p>
-      <w:pPr>
-        <w:spacing w:after="60"/>
-      </w:pPr>
-      <w:r>
-        <w:rPr>
-          <w:b/>
-          <w:bCs/>
-          <w:color w:val="1FA6A2"/>
-          <w:sz w:val="22"/>
-          <w:szCs w:val="22"/>
-        </w:rPr>
-        <w:t xml:space="preserve">☐  </w:t>
-      </w:r>
-      <w:r>
-        <w:rPr>
-          <w:b/>
-          <w:bCs/>
-          <w:color w:val="12355B"/>
-          <w:sz w:val="20"/>
-          <w:szCs w:val="20"/>
-        </w:rPr>
-        <w:t xml:space="preserve">Negative — </w:t>
-      </w:r>
-      <w:r>
-        <w:rPr>
-          <w:sz w:val="20"/>
-          <w:szCs w:val="20"/>
-        </w:rPr>
-        <w:t xml:space="preserve">A number smaller than zero, to the left of zero on a number line.</w:t>
-      </w:r>
-      <w:r>
-        <w:rPr>
-          <w:i/>
-          <w:iCs/>
-          <w:color w:val="5F6F80"/>
-          <w:sz w:val="18"/>
-          <w:szCs w:val="18"/>
-        </w:rPr>
-        <w:br/>
-        <w:t xml:space="preserve">Negativo — Un número menor que cero, a la izquierda del cero en la recta numérica.</w:t>
-      </w:r>
-    </w:p>
-    <w:p>
-      <w:pPr>
-        <w:spacing w:after="60"/>
-      </w:pPr>
-      <w:r>
-        <w:rPr>
-          <w:b/>
-          <w:bCs/>
-          <w:color w:val="1FA6A2"/>
-          <w:sz w:val="22"/>
-          <w:szCs w:val="22"/>
-        </w:rPr>
-        <w:t xml:space="preserve">☐  </w:t>
-      </w:r>
-      <w:r>
-        <w:rPr>
-          <w:b/>
-          <w:bCs/>
-          <w:color w:val="12355B"/>
-          <w:sz w:val="20"/>
-          <w:szCs w:val="20"/>
-        </w:rPr>
-        <w:t xml:space="preserve">Absolute value — </w:t>
-      </w:r>
-      <w:r>
-        <w:rPr>
-          <w:sz w:val="20"/>
-          <w:szCs w:val="20"/>
-        </w:rPr>
-        <w:t xml:space="preserve">How far a number is from zero. It is never negative.</w:t>
-      </w:r>
-      <w:r>
-        <w:rPr>
-          <w:i/>
-          <w:iCs/>
-          <w:color w:val="5F6F80"/>
-          <w:sz w:val="18"/>
-          <w:szCs w:val="18"/>
-        </w:rPr>
-        <w:br/>
-        <w:t xml:space="preserve">Valor absoluto — Qué tan lejos está un número de cero. Nunca es negativo.</w:t>
-      </w:r>
-    </w:p>
-    <w:tbl>
-      <w:tblPr>
-        <w:tblW w:type="pct" w:w="100%"/>
-        <w:tblBorders>
-          <w:top w:val="single" w:color="1FA6A2" w:sz="8"/>
-          <w:left w:val="single" w:color="1FA6A2" w:sz="8"/>
-          <w:bottom w:val="single" w:color="1FA6A2" w:sz="8"/>
-          <w:right w:val="single" w:color="1FA6A2" w:sz="8"/>
-          <w:insideH w:val="single" w:color="auto" w:sz="4"/>
-          <w:insideV w:val="single" w:color="auto" w:sz="4"/>
-        </w:tblBorders>
-      </w:tblPr>
-      <w:tblGrid>
-        <w:gridCol w:w="100"/>
-      </w:tblGrid>
-      <w:tr>
-        <w:tc>
-          <w:tcPr>
-            <w:shd w:fill="F7FFFD" w:color="auto" w:val="clear"/>
-            <w:tcMar>
-              <w:top w:type="dxa" w:w="120"/>
-              <w:left w:type="dxa" w:w="180"/>
-              <w:bottom w:type="dxa" w:w="120"/>
-              <w:right w:type="dxa" w:w="180"/>
-            </w:tcMar>
-          </w:tcPr>
-          <w:p>
-            <w:pPr>
-              <w:spacing w:after="50"/>
-            </w:pPr>
-            <w:r>
-              <w:rPr>
-                <w:b/>
-                <w:bCs/>
-                <w:color w:val="1FA6A2"/>
-                <w:sz w:val="20"/>
-                <w:szCs w:val="20"/>
-              </w:rPr>
-              <w:t xml:space="preserve">Say it first:  </w:t>
-            </w:r>
-            <w:r>
-              <w:rPr>
-                <w:sz w:val="20"/>
-                <w:szCs w:val="20"/>
-              </w:rPr>
-              <w:t xml:space="preserve">Say your idea to a partner or quietly to yourself before you write.</w:t>
-            </w:r>
-          </w:p>
-          <w:p>
-            <w:pPr>
-              <w:spacing w:after="60"/>
-            </w:pPr>
-            <w:r>
-              <w:rPr>
-                <w:color w:val="1A2733"/>
-                <w:sz w:val="21"/>
-                <w:szCs w:val="21"/>
-              </w:rPr>
-              <w:t xml:space="preserve">The submarine is at ___ meters, and its absolute value is ___ because ___. The helicopter is at ___ meters, and its absolute value is ___. Absolute value helps the rescue team because ___.</w:t>
-            </w:r>
             <w:r>
               <w:rPr>
                 <w:i/>
@@ -2166,7 +1773,7 @@
                 <w:szCs w:val="19"/>
               </w:rPr>
               <w:br/>
-              <w:t xml:space="preserve">Di tu respuesta primero: Mi respuesta es ___ porque ___.</w:t>
+              <w:t xml:space="preserve">¿Cómo ayuda el valor absoluto al equipo de rescate a comparar las posiciones del submarino y del helicóptero?</w:t>
             </w:r>
           </w:p>
         </w:tc>
@@ -2174,28 +1781,192 @@
     </w:tbl>
     <w:p>
       <w:pPr>
-        <w:pStyle w:val="Heading2"/>
-        <w:spacing w:after="80" w:before="180"/>
-      </w:pPr>
-      <w:r>
-        <w:rPr>
-          <w:b/>
-          <w:bCs/>
-          <w:color w:val="12355B"/>
-          <w:sz w:val="24"/>
-          <w:szCs w:val="24"/>
-        </w:rPr>
-        <w:t xml:space="preserve">3. Build Your Explanation</w:t>
-      </w:r>
+        <w:spacing w:after="100"/>
+      </w:pPr>
       <w:r>
         <w:rPr>
           <w:i/>
           <w:iCs/>
-          <w:color w:val="B97A12"/>
+          <w:color w:val="5F6F80"/>
           <w:sz w:val="19"/>
           <w:szCs w:val="19"/>
         </w:rPr>
-        <w:t xml:space="preserve">   choose your support</w:t>
+        <w:t xml:space="preserve">Say your answer to a partner first. Then write it, using at least two of these words:</w:t>
+      </w:r>
+    </w:p>
+    <w:p>
+      <w:pPr>
+        <w:spacing w:after="40"/>
+      </w:pPr>
+      <w:r>
+        <w:rPr>
+          <w:b/>
+          <w:bCs/>
+          <w:color w:val="1FA6A2"/>
+          <w:sz w:val="22"/>
+          <w:szCs w:val="22"/>
+        </w:rPr>
+        <w:t xml:space="preserve">☐  </w:t>
+      </w:r>
+      <w:r>
+        <w:rPr>
+          <w:b/>
+          <w:bCs/>
+          <w:color w:val="12355B"/>
+          <w:sz w:val="20"/>
+          <w:szCs w:val="20"/>
+        </w:rPr>
+        <w:t xml:space="preserve">Integer</w:t>
+      </w:r>
+      <w:r>
+        <w:rPr>
+          <w:i/>
+          <w:iCs/>
+          <w:color w:val="5F6F80"/>
+          <w:sz w:val="18"/>
+          <w:szCs w:val="18"/>
+        </w:rPr>
+        <w:t xml:space="preserve">  ·  Número entero</w:t>
+      </w:r>
+    </w:p>
+    <w:p>
+      <w:pPr>
+        <w:spacing w:after="40"/>
+      </w:pPr>
+      <w:r>
+        <w:rPr>
+          <w:b/>
+          <w:bCs/>
+          <w:color w:val="1FA6A2"/>
+          <w:sz w:val="22"/>
+          <w:szCs w:val="22"/>
+        </w:rPr>
+        <w:t xml:space="preserve">☐  </w:t>
+      </w:r>
+      <w:r>
+        <w:rPr>
+          <w:b/>
+          <w:bCs/>
+          <w:color w:val="12355B"/>
+          <w:sz w:val="20"/>
+          <w:szCs w:val="20"/>
+        </w:rPr>
+        <w:t xml:space="preserve">Positive</w:t>
+      </w:r>
+      <w:r>
+        <w:rPr>
+          <w:i/>
+          <w:iCs/>
+          <w:color w:val="5F6F80"/>
+          <w:sz w:val="18"/>
+          <w:szCs w:val="18"/>
+        </w:rPr>
+        <w:t xml:space="preserve">  ·  Positivo</w:t>
+      </w:r>
+    </w:p>
+    <w:p>
+      <w:pPr>
+        <w:spacing w:after="40"/>
+      </w:pPr>
+      <w:r>
+        <w:rPr>
+          <w:b/>
+          <w:bCs/>
+          <w:color w:val="1FA6A2"/>
+          <w:sz w:val="22"/>
+          <w:szCs w:val="22"/>
+        </w:rPr>
+        <w:t xml:space="preserve">☐  </w:t>
+      </w:r>
+      <w:r>
+        <w:rPr>
+          <w:b/>
+          <w:bCs/>
+          <w:color w:val="12355B"/>
+          <w:sz w:val="20"/>
+          <w:szCs w:val="20"/>
+        </w:rPr>
+        <w:t xml:space="preserve">Negative</w:t>
+      </w:r>
+      <w:r>
+        <w:rPr>
+          <w:i/>
+          <w:iCs/>
+          <w:color w:val="5F6F80"/>
+          <w:sz w:val="18"/>
+          <w:szCs w:val="18"/>
+        </w:rPr>
+        <w:t xml:space="preserve">  ·  Negativo</w:t>
+      </w:r>
+    </w:p>
+    <w:p>
+      <w:pPr>
+        <w:spacing w:after="40"/>
+      </w:pPr>
+      <w:r>
+        <w:rPr>
+          <w:b/>
+          <w:bCs/>
+          <w:color w:val="1FA6A2"/>
+          <w:sz w:val="22"/>
+          <w:szCs w:val="22"/>
+        </w:rPr>
+        <w:t xml:space="preserve">☐  </w:t>
+      </w:r>
+      <w:r>
+        <w:rPr>
+          <w:b/>
+          <w:bCs/>
+          <w:color w:val="12355B"/>
+          <w:sz w:val="20"/>
+          <w:szCs w:val="20"/>
+        </w:rPr>
+        <w:t xml:space="preserve">Absolute value</w:t>
+      </w:r>
+      <w:r>
+        <w:rPr>
+          <w:i/>
+          <w:iCs/>
+          <w:color w:val="5F6F80"/>
+          <w:sz w:val="18"/>
+          <w:szCs w:val="18"/>
+        </w:rPr>
+        <w:t xml:space="preserve">  ·  Valor absoluto</w:t>
+      </w:r>
+    </w:p>
+    <w:p>
+      <w:pPr>
+        <w:spacing w:after="40"/>
+      </w:pPr>
+      <w:r>
+        <w:rPr>
+          <w:b/>
+          <w:bCs/>
+          <w:color w:val="1FA6A2"/>
+          <w:sz w:val="22"/>
+          <w:szCs w:val="22"/>
+        </w:rPr>
+        <w:t xml:space="preserve">☐  </w:t>
+      </w:r>
+      <w:r>
+        <w:rPr>
+          <w:b/>
+          <w:bCs/>
+          <w:color w:val="12355B"/>
+          <w:sz w:val="20"/>
+          <w:szCs w:val="20"/>
+        </w:rPr>
+        <w:t xml:space="preserve">Opposite</w:t>
+      </w:r>
+      <w:r>
+        <w:rPr>
+          <w:i/>
+          <w:iCs/>
+          <w:color w:val="5F6F80"/>
+          <w:sz w:val="18"/>
+          <w:szCs w:val="18"/>
+        </w:rPr>
+        <w:t xml:space="preserve">  ·  Opuesto</w:t>
       </w:r>
     </w:p>
     <w:tbl>
@@ -2226,21 +1997,6 @@
           </w:tcPr>
           <w:p>
             <w:pPr>
-              <w:spacing w:after="50"/>
-            </w:pPr>
-            <w:r>
-              <w:rPr>
-                <w:i/>
-                <w:iCs/>
-                <w:color w:val="5F6F80"/>
-                <w:sz w:val="19"/>
-                <w:szCs w:val="19"/>
-              </w:rPr>
-              <w:t xml:space="preserve">This model shows the parts of an explanation. It does not answer your writing question.</w:t>
-            </w:r>
-          </w:p>
-          <w:p>
-            <w:pPr>
               <w:spacing w:after="80"/>
             </w:pPr>
             <w:r>
@@ -2251,58 +2007,14 @@
                 <w:sz w:val="19"/>
                 <w:szCs w:val="19"/>
               </w:rPr>
-              <w:t xml:space="preserve">Claim:  </w:t>
+              <w:t xml:space="preserve">Model:  </w:t>
             </w:r>
             <w:r>
               <w:rPr>
                 <w:sz w:val="19"/>
                 <w:szCs w:val="19"/>
               </w:rPr>
-              <w:t xml:space="preserve">-5 and 5 are the same distance from zero because ___.</w:t>
-            </w:r>
-          </w:p>
-          <w:p>
-            <w:pPr>
-              <w:spacing w:after="80"/>
-            </w:pPr>
-            <w:r>
-              <w:rPr>
-                <w:b/>
-                <w:bCs/>
-                <w:color w:val="12355B"/>
-                <w:sz w:val="19"/>
-                <w:szCs w:val="19"/>
-              </w:rPr>
-              <w:t xml:space="preserve">Evidence:  </w:t>
-            </w:r>
-            <w:r>
-              <w:rPr>
-                <w:sz w:val="19"/>
-                <w:szCs w:val="19"/>
-              </w:rPr>
-              <w:t xml:space="preserve">Student says both are 5 units from zero (same absolute value) but are opposites because of their signs.</w:t>
-            </w:r>
-          </w:p>
-          <w:p>
-            <w:pPr>
-              <w:spacing w:after="80"/>
-            </w:pPr>
-            <w:r>
-              <w:rPr>
-                <w:b/>
-                <w:bCs/>
-                <w:color w:val="12355B"/>
-                <w:sz w:val="19"/>
-                <w:szCs w:val="19"/>
-              </w:rPr>
-              <w:t xml:space="preserve">Reasoning:  </w:t>
-            </w:r>
-            <w:r>
-              <w:rPr>
-                <w:sz w:val="19"/>
-                <w:szCs w:val="19"/>
-              </w:rPr>
-              <w:t xml:space="preserve">This evidence connects the definition of absolute value to the mathematical claim.</w:t>
+              <w:t xml:space="preserve">-5 and 5 are the same distance from zero because ___. — Student says both are 5 units from zero (same absolute value) but are opposites because of their signs.</w:t>
             </w:r>
           </w:p>
         </w:tc>
@@ -2381,7 +2093,7 @@
           <w:sz w:val="21"/>
           <w:szCs w:val="21"/>
         </w:rPr>
-        <w:t xml:space="preserve">My answer is ___.</w:t>
+        <w:t xml:space="preserve">My answer is ___ because ___.</w:t>
       </w:r>
       <w:r>
         <w:rPr>
@@ -2392,7 +2104,7 @@
           <w:szCs w:val="19"/>
         </w:rPr>
         <w:br/>
-        <w:t xml:space="preserve">Mi respuesta es ___.</w:t>
+        <w:t xml:space="preserve">Mi respuesta es ___ porque ___.</w:t>
       </w:r>
     </w:p>
     <w:tbl>
@@ -2532,7 +2244,7 @@
           <w:sz w:val="21"/>
           <w:szCs w:val="21"/>
         </w:rPr>
-        <w:t xml:space="preserve">I know because ___.</w:t>
+        <w:t xml:space="preserve">My evidence is ___, so ___.</w:t>
       </w:r>
       <w:r>
         <w:rPr>
@@ -2543,31 +2255,7 @@
           <w:szCs w:val="19"/>
         </w:rPr>
         <w:br/>
-        <w:t xml:space="preserve">Lo sé porque ___.</w:t>
-      </w:r>
-    </w:p>
-    <w:p>
-      <w:pPr>
-        <w:spacing w:after="60"/>
-      </w:pPr>
-      <w:r>
-        <w:rPr>
-          <w:color w:val="1A2733"/>
-          <w:sz w:val="21"/>
-          <w:szCs w:val="21"/>
-        </w:rPr>
-        <w:t xml:space="preserve">So ___.</w:t>
-      </w:r>
-      <w:r>
-        <w:rPr>
-          <w:i/>
-          <w:iCs/>
-          <w:color w:val="5F6F80"/>
-          <w:sz w:val="19"/>
-          <w:szCs w:val="19"/>
-        </w:rPr>
-        <w:br/>
-        <w:t xml:space="preserve">Entonces ___.</w:t>
+        <w:t xml:space="preserve">Mi evidencia es ___, entonces ___.</w:t>
       </w:r>
     </w:p>
     <w:tbl>
@@ -2673,78 +2361,6 @@
         <w:t xml:space="preserve">Escribe una afirmación, da evidencia matemática y explica tu razonamiento.</w:t>
       </w:r>
     </w:p>
-    <w:p>
-      <w:pPr>
-        <w:spacing w:after="60"/>
-      </w:pPr>
-      <w:r>
-        <w:rPr>
-          <w:color w:val="1A2733"/>
-          <w:sz w:val="21"/>
-          <w:szCs w:val="21"/>
-        </w:rPr>
-        <w:t xml:space="preserve">My claim is ___.</w:t>
-      </w:r>
-      <w:r>
-        <w:rPr>
-          <w:i/>
-          <w:iCs/>
-          <w:color w:val="5F6F80"/>
-          <w:sz w:val="19"/>
-          <w:szCs w:val="19"/>
-        </w:rPr>
-        <w:br/>
-        <w:t xml:space="preserve">Mi afirmación es ___.</w:t>
-      </w:r>
-    </w:p>
-    <w:p>
-      <w:pPr>
-        <w:spacing w:after="60"/>
-      </w:pPr>
-      <w:r>
-        <w:rPr>
-          <w:color w:val="1A2733"/>
-          <w:sz w:val="21"/>
-          <w:szCs w:val="21"/>
-        </w:rPr>
-        <w:t xml:space="preserve">My math evidence is ___.</w:t>
-      </w:r>
-      <w:r>
-        <w:rPr>
-          <w:i/>
-          <w:iCs/>
-          <w:color w:val="5F6F80"/>
-          <w:sz w:val="19"/>
-          <w:szCs w:val="19"/>
-        </w:rPr>
-        <w:br/>
-        <w:t xml:space="preserve">Mi evidencia matemática es ___.</w:t>
-      </w:r>
-    </w:p>
-    <w:p>
-      <w:pPr>
-        <w:spacing w:after="60"/>
-      </w:pPr>
-      <w:r>
-        <w:rPr>
-          <w:color w:val="1A2733"/>
-          <w:sz w:val="21"/>
-          <w:szCs w:val="21"/>
-        </w:rPr>
-        <w:t xml:space="preserve">This proves ___ because ___.</w:t>
-      </w:r>
-      <w:r>
-        <w:rPr>
-          <w:i/>
-          <w:iCs/>
-          <w:color w:val="5F6F80"/>
-          <w:sz w:val="19"/>
-          <w:szCs w:val="19"/>
-        </w:rPr>
-        <w:br/>
-        <w:t xml:space="preserve">Esto demuestra ___ porque ___.</w:t>
-      </w:r>
-    </w:p>
     <w:tbl>
       <w:tblPr>
         <w:tblW w:type="pct" w:w="100%"/>
@@ -2827,7 +2443,7 @@
           <w:sz w:val="24"/>
           <w:szCs w:val="24"/>
         </w:rPr>
-        <w:t xml:space="preserve">4. Check Your Explanation</w:t>
+        <w:t xml:space="preserve">Check Your Explanation</w:t>
       </w:r>
       <w:r>
         <w:rPr>
@@ -2837,7 +2453,7 @@
           <w:sz w:val="19"/>
           <w:szCs w:val="19"/>
         </w:rPr>
-        <w:t xml:space="preserve">   five quick checks</w:t>
+        <w:t xml:space="preserve">   three quick checks</w:t>
       </w:r>
     </w:p>
     <w:p>
@@ -2861,17 +2477,6 @@
         </w:rPr>
         <w:t xml:space="preserve">I answered the question.</w:t>
       </w:r>
-      <w:r>
-        <w:rPr>
-          <w:i/>
-          <w:iCs/>
-          <w:color w:val="5F6F80"/>
-          <w:sz w:val="18"/>
-          <w:szCs w:val="18"/>
-        </w:rPr>
-        <w:br/>
-        <w:t xml:space="preserve">Respondí la pregunta.</w:t>
-      </w:r>
     </w:p>
     <w:p>
       <w:pPr>
@@ -2892,18 +2497,7 @@
           <w:sz w:val="20"/>
           <w:szCs w:val="20"/>
         </w:rPr>
-        <w:t xml:space="preserve">I used math evidence: numbers, an equation, a model, or a comparison.</w:t>
-      </w:r>
-      <w:r>
-        <w:rPr>
-          <w:i/>
-          <w:iCs/>
-          <w:color w:val="5F6F80"/>
-          <w:sz w:val="18"/>
-          <w:szCs w:val="18"/>
-        </w:rPr>
-        <w:br/>
-        <w:t xml:space="preserve">Usé evidencia matemática: números, una ecuación, un modelo o una comparación.</w:t>
+        <w:t xml:space="preserve">I used math evidence: numbers, an equation, or a model.</w:t>
       </w:r>
     </w:p>
     <w:p>
@@ -2925,84 +2519,7 @@
           <w:sz w:val="20"/>
           <w:szCs w:val="20"/>
         </w:rPr>
-        <w:t xml:space="preserve">I explained how the evidence proves my answer.</w:t>
-      </w:r>
-      <w:r>
-        <w:rPr>
-          <w:i/>
-          <w:iCs/>
-          <w:color w:val="5F6F80"/>
-          <w:sz w:val="18"/>
-          <w:szCs w:val="18"/>
-        </w:rPr>
-        <w:br/>
-        <w:t xml:space="preserve">Expliqué cómo la evidencia demuestra mi respuesta.</w:t>
-      </w:r>
-    </w:p>
-    <w:p>
-      <w:pPr>
-        <w:spacing w:after="80"/>
-      </w:pPr>
-      <w:r>
-        <w:rPr>
-          <w:b/>
-          <w:bCs/>
-          <w:color w:val="1FA6A2"/>
-          <w:sz w:val="22"/>
-          <w:szCs w:val="22"/>
-        </w:rPr>
-        <w:t xml:space="preserve">☐  </w:t>
-      </w:r>
-      <w:r>
-        <w:rPr>
-          <w:sz w:val="20"/>
-          <w:szCs w:val="20"/>
-        </w:rPr>
         <w:t xml:space="preserve">I used at least two math words.</w:t>
-      </w:r>
-      <w:r>
-        <w:rPr>
-          <w:i/>
-          <w:iCs/>
-          <w:color w:val="5F6F80"/>
-          <w:sz w:val="18"/>
-          <w:szCs w:val="18"/>
-        </w:rPr>
-        <w:br/>
-        <w:t xml:space="preserve">Usé por lo menos dos palabras matemáticas.</w:t>
-      </w:r>
-    </w:p>
-    <w:p>
-      <w:pPr>
-        <w:spacing w:after="80"/>
-      </w:pPr>
-      <w:r>
-        <w:rPr>
-          <w:b/>
-          <w:bCs/>
-          <w:color w:val="1FA6A2"/>
-          <w:sz w:val="22"/>
-          <w:szCs w:val="22"/>
-        </w:rPr>
-        <w:t xml:space="preserve">☐  </w:t>
-      </w:r>
-      <w:r>
-        <w:rPr>
-          <w:sz w:val="20"/>
-          <w:szCs w:val="20"/>
-        </w:rPr>
-        <w:t xml:space="preserve">I reread complete sentences and punctuation.</w:t>
-      </w:r>
-      <w:r>
-        <w:rPr>
-          <w:i/>
-          <w:iCs/>
-          <w:color w:val="5F6F80"/>
-          <w:sz w:val="18"/>
-          <w:szCs w:val="18"/>
-        </w:rPr>
-        <w:br/>
-        <w:t xml:space="preserve">Volví a leer mis oraciones completas y la puntuación.</w:t>
       </w:r>
     </w:p>
     <w:p>
@@ -3090,7 +2607,7 @@
                 <w:sz w:val="22"/>
                 <w:szCs w:val="22"/>
               </w:rPr>
-              <w:t xml:space="preserve">Treasure Map Elevation</w:t>
+              <w:t xml:space="preserve">Beaker Temperatures</w:t>
             </w:r>
           </w:p>
           <w:p>
@@ -3102,7 +2619,7 @@
                 <w:sz w:val="21"/>
                 <w:szCs w:val="21"/>
               </w:rPr>
-              <w:t xml:space="preserve">Captain Vega's treasure map has clues hidden at different elevations! Some treasures are buried underground (below sea level) and some are on mountaintops (above sea level). Sea level is marked as 0. A treasure chest is at -4 (4 meters below sea level) and a lookout tower is at +6 (6 meters above sea level). How far is each from sea level?</w:t>
+              <w:t xml:space="preserve">Claire is performing a science experiment with two liquids. The temperatures of the two liquids in Celsius are shown. She needs to use the beaker with the temperature that is closer to 0°C. Which beaker should Claire use?</w:t>
             </w:r>
           </w:p>
         </w:tc>
@@ -4522,6 +4039,136 @@
     </w:tbl>
     <w:p>
       <w:pPr>
+        <w:keepNext/>
+        <w:spacing w:after="60" w:before="160"/>
+      </w:pPr>
+      <w:r>
+        <w:rPr>
+          <w:b/>
+          <w:bCs/>
+          <w:color w:val="12355B"/>
+          <w:sz w:val="22"/>
+          <w:szCs w:val="22"/>
+        </w:rPr>
+        <w:t xml:space="preserve">3.  </w:t>
+      </w:r>
+      <w:r>
+        <w:rPr>
+          <w:b/>
+          <w:bCs/>
+          <w:sz w:val="21"/>
+          <w:szCs w:val="21"/>
+        </w:rPr>
+        <w:t xml:space="preserve">What is |−3/4|?</w:t>
+      </w:r>
+    </w:p>
+    <w:p>
+      <w:pPr>
+        <w:spacing w:after="40"/>
+        <w:ind w:left="420"/>
+      </w:pPr>
+      <w:r>
+        <w:rPr>
+          <w:sz w:val="20"/>
+          <w:szCs w:val="20"/>
+        </w:rPr>
+        <w:t xml:space="preserve">A)  3/4</w:t>
+      </w:r>
+    </w:p>
+    <w:p>
+      <w:pPr>
+        <w:spacing w:after="40"/>
+        <w:ind w:left="420"/>
+      </w:pPr>
+      <w:r>
+        <w:rPr>
+          <w:sz w:val="20"/>
+          <w:szCs w:val="20"/>
+        </w:rPr>
+        <w:t xml:space="preserve">B)  −3/4</w:t>
+      </w:r>
+    </w:p>
+    <w:p>
+      <w:pPr>
+        <w:spacing w:after="40"/>
+        <w:ind w:left="420"/>
+      </w:pPr>
+      <w:r>
+        <w:rPr>
+          <w:sz w:val="20"/>
+          <w:szCs w:val="20"/>
+        </w:rPr>
+        <w:t xml:space="preserve">C)  4/3</w:t>
+      </w:r>
+    </w:p>
+    <w:p>
+      <w:pPr>
+        <w:spacing w:after="40"/>
+        <w:ind w:left="420"/>
+      </w:pPr>
+      <w:r>
+        <w:rPr>
+          <w:sz w:val="20"/>
+          <w:szCs w:val="20"/>
+        </w:rPr>
+        <w:t xml:space="preserve">D)  0</w:t>
+      </w:r>
+    </w:p>
+    <w:p>
+      <w:pPr>
+        <w:spacing w:after="20"/>
+      </w:pPr>
+      <w:r>
+        <w:t xml:space="preserve"/>
+      </w:r>
+    </w:p>
+    <w:tbl>
+      <w:tblPr>
+        <w:tblW w:type="pct" w:w="100%"/>
+        <w:tblBorders>
+          <w:top w:val="single" w:color="C7D2DD" w:sz="6"/>
+          <w:left w:val="single" w:color="C7D2DD" w:sz="6"/>
+          <w:bottom w:val="single" w:color="C7D2DD" w:sz="6"/>
+          <w:right w:val="single" w:color="C7D2DD" w:sz="6"/>
+          <w:insideH w:val="single" w:color="auto" w:sz="4"/>
+          <w:insideV w:val="single" w:color="auto" w:sz="4"/>
+        </w:tblBorders>
+      </w:tblPr>
+      <w:tblGrid>
+        <w:gridCol w:w="100"/>
+      </w:tblGrid>
+      <w:tr>
+        <w:tc>
+          <w:tcPr>
+            <w:shd w:fill="FBF3E2" w:color="auto" w:val="clear"/>
+            <w:tcMar>
+              <w:top w:type="dxa" w:w="60"/>
+              <w:left w:type="dxa" w:w="120"/>
+              <w:bottom w:type="dxa" w:w="60"/>
+              <w:right w:type="dxa" w:w="120"/>
+            </w:tcMar>
+          </w:tcPr>
+          <w:p>
+            <w:pPr>
+              <w:spacing w:after="0" w:line="320"/>
+            </w:pPr>
+            <w:r>
+              <w:t xml:space="preserve"/>
+            </w:r>
+          </w:p>
+          <w:p>
+            <w:pPr>
+              <w:spacing w:after="0" w:line="320"/>
+            </w:pPr>
+            <w:r>
+              <w:t xml:space="preserve"/>
+            </w:r>
+          </w:p>
+        </w:tc>
+      </w:tr>
+    </w:tbl>
+    <w:p>
+      <w:pPr>
         <w:pStyle w:val="Heading2"/>
         <w:spacing w:after="80" w:before="180"/>
       </w:pPr>
@@ -4559,7 +4206,7 @@
           <w:sz w:val="22"/>
           <w:szCs w:val="22"/>
         </w:rPr>
-        <w:t xml:space="preserve">3.  </w:t>
+        <w:t xml:space="preserve">4.  </w:t>
       </w:r>
       <w:r>
         <w:rPr>
@@ -4621,6 +4268,136 @@
           <w:szCs w:val="20"/>
         </w:rPr>
         <w:t xml:space="preserve">D)  |-4| = 0 because negatives cancel out</w:t>
+      </w:r>
+    </w:p>
+    <w:p>
+      <w:pPr>
+        <w:spacing w:after="20"/>
+      </w:pPr>
+      <w:r>
+        <w:t xml:space="preserve"/>
+      </w:r>
+    </w:p>
+    <w:tbl>
+      <w:tblPr>
+        <w:tblW w:type="pct" w:w="100%"/>
+        <w:tblBorders>
+          <w:top w:val="single" w:color="C7D2DD" w:sz="6"/>
+          <w:left w:val="single" w:color="C7D2DD" w:sz="6"/>
+          <w:bottom w:val="single" w:color="C7D2DD" w:sz="6"/>
+          <w:right w:val="single" w:color="C7D2DD" w:sz="6"/>
+          <w:insideH w:val="single" w:color="auto" w:sz="4"/>
+          <w:insideV w:val="single" w:color="auto" w:sz="4"/>
+        </w:tblBorders>
+      </w:tblPr>
+      <w:tblGrid>
+        <w:gridCol w:w="100"/>
+      </w:tblGrid>
+      <w:tr>
+        <w:tc>
+          <w:tcPr>
+            <w:shd w:fill="FBF3E2" w:color="auto" w:val="clear"/>
+            <w:tcMar>
+              <w:top w:type="dxa" w:w="60"/>
+              <w:left w:type="dxa" w:w="120"/>
+              <w:bottom w:type="dxa" w:w="60"/>
+              <w:right w:type="dxa" w:w="120"/>
+            </w:tcMar>
+          </w:tcPr>
+          <w:p>
+            <w:pPr>
+              <w:spacing w:after="0" w:line="320"/>
+            </w:pPr>
+            <w:r>
+              <w:t xml:space="preserve"/>
+            </w:r>
+          </w:p>
+          <w:p>
+            <w:pPr>
+              <w:spacing w:after="0" w:line="320"/>
+            </w:pPr>
+            <w:r>
+              <w:t xml:space="preserve"/>
+            </w:r>
+          </w:p>
+        </w:tc>
+      </w:tr>
+    </w:tbl>
+    <w:p>
+      <w:pPr>
+        <w:keepNext/>
+        <w:spacing w:after="60" w:before="160"/>
+      </w:pPr>
+      <w:r>
+        <w:rPr>
+          <w:b/>
+          <w:bCs/>
+          <w:color w:val="12355B"/>
+          <w:sz w:val="22"/>
+          <w:szCs w:val="22"/>
+        </w:rPr>
+        <w:t xml:space="preserve">5.  </w:t>
+      </w:r>
+      <w:r>
+        <w:rPr>
+          <w:b/>
+          <w:bCs/>
+          <w:sz w:val="21"/>
+          <w:szCs w:val="21"/>
+        </w:rPr>
+        <w:t xml:space="preserve">Which number has the LEAST absolute value: −1.5, 0.75, −1/4, or 2?</w:t>
+      </w:r>
+    </w:p>
+    <w:p>
+      <w:pPr>
+        <w:spacing w:after="40"/>
+        <w:ind w:left="420"/>
+      </w:pPr>
+      <w:r>
+        <w:rPr>
+          <w:sz w:val="20"/>
+          <w:szCs w:val="20"/>
+        </w:rPr>
+        <w:t xml:space="preserve">A)  −1/4</w:t>
+      </w:r>
+    </w:p>
+    <w:p>
+      <w:pPr>
+        <w:spacing w:after="40"/>
+        <w:ind w:left="420"/>
+      </w:pPr>
+      <w:r>
+        <w:rPr>
+          <w:sz w:val="20"/>
+          <w:szCs w:val="20"/>
+        </w:rPr>
+        <w:t xml:space="preserve">B)  0.75</w:t>
+      </w:r>
+    </w:p>
+    <w:p>
+      <w:pPr>
+        <w:spacing w:after="40"/>
+        <w:ind w:left="420"/>
+      </w:pPr>
+      <w:r>
+        <w:rPr>
+          <w:sz w:val="20"/>
+          <w:szCs w:val="20"/>
+        </w:rPr>
+        <w:t xml:space="preserve">C)  −1.5</w:t>
+      </w:r>
+    </w:p>
+    <w:p>
+      <w:pPr>
+        <w:spacing w:after="40"/>
+        <w:ind w:left="420"/>
+      </w:pPr>
+      <w:r>
+        <w:rPr>
+          <w:sz w:val="20"/>
+          <w:szCs w:val="20"/>
+        </w:rPr>
+        <w:t xml:space="preserve">D)  2</w:t>
       </w:r>
     </w:p>
     <w:p>
